--- a/doc/冰箱小精灵_本科物联网竞赛完整方案书_V1.1.docx
+++ b/doc/冰箱小精灵_本科物联网竞赛完整方案书_V1.1.docx
@@ -36,7 +36,7 @@
         <w:rPr>
           <w:rFonts w:ascii="Noto Serif CJK SC" w:hAnsi="Noto Serif CJK SC" w:eastAsia="Noto Serif CJK SC"/>
         </w:rPr>
-        <w:t>——基于 ESP32-S3-DevKitC-1 N8R8、720×720 QSPI/SPI 屏、ESP32-CAM 与本地库存位置管理的 AIoT 厨房助手</w:t>
+        <w:t>——基于 ESP32-S3-DevKitC-1 N8R8、720×720 QSPI/SPI 屏、OV3660 摄像头与本地库存位置管理的 AIoT 厨房助手</w:t>
       </w:r>
     </w:p>
     <w:p/>
@@ -231,15 +231,15 @@
                 <w:b w:val="0"/>
                 <w:sz w:val="18"/>
               </w:rPr>
-            </w:r>
-            <w:r>
-              <w:rPr>
-                <w:rFonts w:ascii="Noto Serif CJK SC" w:hAnsi="Noto Serif CJK SC" w:eastAsia="Noto Serif CJK SC" w:cs="Noto Serif CJK SC"/>
-                <w:b w:val="0"/>
-                <w:sz w:val="18"/>
-              </w:rPr>
               <w:t>硬件平台</w:t>
             </w:r>
+            <w:r>
+              <w:rPr>
+                <w:rFonts w:ascii="Noto Serif CJK SC" w:hAnsi="Noto Serif CJK SC" w:eastAsia="Noto Serif CJK SC" w:cs="Noto Serif CJK SC"/>
+                <w:b w:val="0"/>
+                <w:sz w:val="18"/>
+              </w:rPr>
+            </w:r>
           </w:p>
         </w:tc>
         <w:tc>
@@ -254,14 +254,14 @@
                 <w:b w:val="0"/>
                 <w:sz w:val="18"/>
               </w:rPr>
-            </w:r>
-            <w:r>
-              <w:rPr>
-                <w:rFonts w:ascii="Noto Serif CJK SC" w:hAnsi="Noto Serif CJK SC" w:eastAsia="Noto Serif CJK SC"/>
-                <w:b w:val="0"/>
-                <w:sz w:val="18"/>
-              </w:rPr>
-              <w:t>ESP32-S3-DevKitC-1 N8R8、4 寸 720×720 QSPI/SPI 屏、ESP32-CAM（带 TF 卡）</w:t>
+              <w:t>ESP32-S3-DevKitC-1 N8R8、4 寸 720×720 QSPI/SPI 屏、OV3660 摄像头、24GHz/25GHz 人体存在毫米波雷达</w:t>
+            </w:r>
+            <w:r>
+              <w:rPr>
+                <w:rFonts w:ascii="Noto Serif CJK SC" w:hAnsi="Noto Serif CJK SC" w:eastAsia="Noto Serif CJK SC"/>
+                <w:b w:val="0"/>
+                <w:sz w:val="18"/>
+              </w:rPr>
             </w:r>
           </w:p>
         </w:tc>
@@ -336,15 +336,15 @@
                 <w:b w:val="0"/>
                 <w:sz w:val="18"/>
               </w:rPr>
-            </w:r>
-            <w:r>
-              <w:rPr>
-                <w:rFonts w:ascii="Noto Serif CJK SC" w:hAnsi="Noto Serif CJK SC" w:eastAsia="Noto Serif CJK SC" w:cs="Noto Serif CJK SC"/>
-                <w:b w:val="0"/>
-                <w:sz w:val="18"/>
-              </w:rPr>
               <w:t>文档版本</w:t>
             </w:r>
+            <w:r>
+              <w:rPr>
+                <w:rFonts w:ascii="Noto Serif CJK SC" w:hAnsi="Noto Serif CJK SC" w:eastAsia="Noto Serif CJK SC" w:cs="Noto Serif CJK SC"/>
+                <w:b w:val="0"/>
+                <w:sz w:val="18"/>
+              </w:rPr>
+            </w:r>
           </w:p>
         </w:tc>
         <w:tc>
@@ -359,14 +359,14 @@
                 <w:b w:val="0"/>
                 <w:sz w:val="18"/>
               </w:rPr>
-            </w:r>
-            <w:r>
-              <w:rPr>
-                <w:rFonts w:ascii="Noto Serif CJK SC" w:hAnsi="Noto Serif CJK SC" w:eastAsia="Noto Serif CJK SC"/>
-                <w:b w:val="0"/>
-                <w:sz w:val="18"/>
-              </w:rPr>
-              <w:t>V1.1 本地存储与位置管理增强版</w:t>
+              <w:t>V1.1 OV3660 与毫米波雷达方案修订版</w:t>
+            </w:r>
+            <w:r>
+              <w:rPr>
+                <w:rFonts w:ascii="Noto Serif CJK SC" w:hAnsi="Noto Serif CJK SC" w:eastAsia="Noto Serif CJK SC"/>
+                <w:b w:val="0"/>
+                <w:sz w:val="18"/>
+              </w:rPr>
             </w:r>
           </w:p>
         </w:tc>
@@ -413,7 +413,7 @@
         <w:rPr>
           <w:rFonts w:ascii="Noto Serif CJK SC" w:hAnsi="Noto Serif CJK SC" w:eastAsia="Noto Serif CJK SC"/>
         </w:rPr>
-        <w:t>“冰箱小精灵”是一款面向普通家庭冰箱的低成本后装式智能冰箱贴。方案以 ESP32-S3-DevKitC-1 N8R8 为主控，外接 4 寸 720×720 QSPI/SPI 方形屏、麦克风、光照传感器、六轴 IMU、PIR 人体感应模块，并将带 TF 卡槽的 ESP32-CAM 作为独立拍照与本地媒体缓存子设备。系统通过“端侧多传感器融合 + 本地库存位置管理 + 云端多模态大模型 + 移动端管理”的方式，实现食材拍照/语音登记、库存本地与云端双存储、存储位置记录、临期提醒、开门瞬间主动推荐、菜谱生成、购物清单、语音定时器和 OTA 运维等功能。</w:t>
+        <w:t>“冰箱小精灵”是一款面向普通家庭冰箱的低成本后装式智能冰箱贴。方案以 ESP32-S3-DevKitC-1 N8R8 为主控，外接 4 寸 720×720 QSPI/SPI 方形屏、OV3660 摄像头、麦克风、光照传感器、六轴 IMU 和 24GHz/25GHz 人体存在毫米波雷达模块。系统通过“端侧多传感器融合 + 本地库存位置管理 + 云端多模态大模型 + 移动端管理”的方式，实现食材拍照/语音登记、库存本地与云端双存储、存储位置记录、临期提醒、开门瞬间主动推荐、菜谱生成、购物清单、语音定时器和 OTA 运维等功能。</w:t>
       </w:r>
     </w:p>
     <w:p>
@@ -421,7 +421,7 @@
         <w:rPr>
           <w:rFonts w:ascii="Noto Serif CJK SC" w:hAnsi="Noto Serif CJK SC" w:eastAsia="Noto Serif CJK SC"/>
         </w:rPr>
-        <w:t>本方案重点解决四类工程矛盾：第一，ESP32-S3 同时承担高分辨率屏显、网络、语音和传感任务时的内存与实时性矛盾，因此采用 LVGL 局部刷新、行缓冲、事件队列和摄像头子设备分担；第二，主控板仅有板载 Flash 且不带 TF 卡，因此把结构化库存、提醒和位置数据放在主控 LittleFS/NVS，把大体积 JPEG 图片、上传队列和识别备份放在 ESP32-CAM 的 TF 卡；第三，普通冰箱门体开合难以用单一传感器稳定判断，因此采用光照突变、IMU 姿态变化、PIR 接近信息和时间上下文的状态机融合；第四，端侧无法运行大型多模态模型，因此使用云端 AI 网关/模型服务完成视觉识别和复杂语义推理，端侧保留离线库存、离线提醒与本地缓存能力。</w:t>
+        <w:t>本方案重点解决四类工程矛盾：第一，ESP32-S3 同时承担高分辨率屏显、摄像头采集、网络、语音和传感任务时的内存与实时性矛盾，因此采用 LVGL 局部刷新、行缓冲、事件队列、低分辨率起步和 PSRAM 水位监控；第二，首版不新增 TF/SD 卡，因此结构化库存、提醒、位置数据和拍照任务状态放在主控 LittleFS/NVS，大体积图片只在拍照上传链路中短时存在，不承诺离线长期保存原图；第三，普通冰箱门体开合难以用单一传感器稳定判断，因此采用光照突变、IMU 姿态变化、毫米波雷达人存在上下文和时间上下文的状态机融合；第四，端侧无法运行大型多模态模型，因此使用云端 AI 网关/模型服务完成视觉识别和复杂语义推理，端侧保留离线库存、离线提醒与本地缓存能力。</w:t>
       </w:r>
     </w:p>
     <w:p>
@@ -443,7 +443,7 @@
         <w:rPr>
           <w:rFonts w:ascii="Noto Serif CJK SC" w:hAnsi="Noto Serif CJK SC" w:eastAsia="Noto Serif CJK SC"/>
         </w:rPr>
-        <w:t>关键词：ESP32-S3；ESP32-CAM；TF 卡；本地库存；存储位置管理；智能冰箱贴；多模态大模型；传感器融合；LVGL；MQTT；智慧厨房</w:t>
+        <w:t>关键词：ESP32-S3；OV3660；24GHz/25GHz 毫米波雷达；本地库存；存储位置管理；智能冰箱贴；多模态大模型；传感器融合；LVGL；MQTT；智慧厨房</w:t>
       </w:r>
     </w:p>
     <w:p>
@@ -1307,15 +1307,15 @@
                 <w:b w:val="0"/>
                 <w:sz w:val="18"/>
               </w:rPr>
-            </w:r>
-            <w:r>
-              <w:rPr>
-                <w:rFonts w:ascii="Noto Serif CJK SC" w:hAnsi="Noto Serif CJK SC" w:eastAsia="Noto Serif CJK SC" w:cs="Noto Serif CJK SC"/>
-                <w:b w:val="0"/>
-                <w:sz w:val="18"/>
-              </w:rPr>
               <w:t>数据存储</w:t>
             </w:r>
+            <w:r>
+              <w:rPr>
+                <w:rFonts w:ascii="Noto Serif CJK SC" w:hAnsi="Noto Serif CJK SC" w:eastAsia="Noto Serif CJK SC" w:cs="Noto Serif CJK SC"/>
+                <w:b w:val="0"/>
+                <w:sz w:val="18"/>
+              </w:rPr>
+            </w:r>
           </w:p>
         </w:tc>
         <w:tc>
@@ -1330,14 +1330,14 @@
                 <w:b w:val="0"/>
                 <w:sz w:val="18"/>
               </w:rPr>
-            </w:r>
-            <w:r>
-              <w:rPr>
-                <w:rFonts w:ascii="Noto Serif CJK SC" w:hAnsi="Noto Serif CJK SC" w:eastAsia="Noto Serif CJK SC"/>
-                <w:b w:val="0"/>
-                <w:sz w:val="18"/>
-              </w:rPr>
-              <w:t>端侧本地保存库存、存储位置和提醒；ESP32-CAM 的 TF 卡保存图片缓存；云端保存完整库存、事件、图片索引和 AI 任务</w:t>
+              <w:t>端侧本地保存库存、存储位置、提醒和拍照任务状态；首版不新增 TF/SD 卡；云端保存完整库存、事件、图片对象和 AI 任务</w:t>
+            </w:r>
+            <w:r>
+              <w:rPr>
+                <w:rFonts w:ascii="Noto Serif CJK SC" w:hAnsi="Noto Serif CJK SC" w:eastAsia="Noto Serif CJK SC"/>
+                <w:b w:val="0"/>
+                <w:sz w:val="18"/>
+              </w:rPr>
             </w:r>
           </w:p>
         </w:tc>
@@ -1353,14 +1353,14 @@
                 <w:b w:val="0"/>
                 <w:sz w:val="18"/>
               </w:rPr>
-            </w:r>
-            <w:r>
-              <w:rPr>
-                <w:rFonts w:ascii="Noto Serif CJK SC" w:hAnsi="Noto Serif CJK SC" w:eastAsia="Noto Serif CJK SC"/>
-                <w:b w:val="0"/>
-                <w:sz w:val="18"/>
-              </w:rPr>
-              <w:t>断网后仍可显示本地库存、位置和临期提醒；恢复后同步，拍照图片可由 TF 卡补传</w:t>
+              <w:t>断网后仍可显示本地库存、位置和临期提醒；拍照在离线时提示失败或稍后重试，不承诺保存图片原图</w:t>
+            </w:r>
+            <w:r>
+              <w:rPr>
+                <w:rFonts w:ascii="Noto Serif CJK SC" w:hAnsi="Noto Serif CJK SC" w:eastAsia="Noto Serif CJK SC"/>
+                <w:b w:val="0"/>
+                <w:sz w:val="18"/>
+              </w:rPr>
             </w:r>
           </w:p>
         </w:tc>
@@ -1612,14 +1612,15 @@
             <w:pPr>
               <w:spacing w:after="0" w:line="264" w:lineRule="auto"/>
             </w:pPr>
-            <w:r/>
+            <w:r>
+              <w:t>买菜回家</w:t>
+            </w:r>
             <w:r>
               <w:rPr>
                 <w:rFonts w:ascii="Noto Serif CJK SC" w:hAnsi="Noto Serif CJK SC" w:eastAsia="Noto Serif CJK SC" w:cs="Noto Serif CJK SC"/>
                 <w:b w:val="0"/>
                 <w:sz w:val="17"/>
               </w:rPr>
-              <w:t>买菜回家</w:t>
             </w:r>
           </w:p>
         </w:tc>
@@ -1632,14 +1633,15 @@
             <w:pPr>
               <w:spacing w:after="0" w:line="264" w:lineRule="auto"/>
             </w:pPr>
-            <w:r/>
+            <w:r>
+              <w:t>用户把食材放在摄像头前或打开拍照登记页</w:t>
+            </w:r>
             <w:r>
               <w:rPr>
                 <w:rFonts w:ascii="Noto Serif CJK SC" w:hAnsi="Noto Serif CJK SC" w:eastAsia="Noto Serif CJK SC" w:cs="Noto Serif CJK SC"/>
                 <w:b w:val="0"/>
                 <w:sz w:val="17"/>
               </w:rPr>
-              <w:t>用户把食材放在摄像头前或打开拍照登记页</w:t>
             </w:r>
           </w:p>
         </w:tc>
@@ -1652,14 +1654,15 @@
             <w:pPr>
               <w:spacing w:after="0" w:line="264" w:lineRule="auto"/>
             </w:pPr>
-            <w:r/>
+            <w:r>
+              <w:t>主控调用 OV3660 拍照并上传，LLM 识别品类和数量，用户确认后入库</w:t>
+            </w:r>
             <w:r>
               <w:rPr>
                 <w:rFonts w:ascii="Noto Serif CJK SC" w:hAnsi="Noto Serif CJK SC" w:eastAsia="Noto Serif CJK SC" w:cs="Noto Serif CJK SC"/>
                 <w:b w:val="0"/>
                 <w:sz w:val="17"/>
               </w:rPr>
-              <w:t>ESP32-CAM 拍照上传，LLM 识别品类和数量，用户确认后入库</w:t>
             </w:r>
           </w:p>
         </w:tc>
@@ -1672,14 +1675,15 @@
             <w:pPr>
               <w:spacing w:after="0" w:line="264" w:lineRule="auto"/>
             </w:pPr>
-            <w:r/>
+            <w:r>
+              <w:t>降低手动录入成本</w:t>
+            </w:r>
             <w:r>
               <w:rPr>
                 <w:rFonts w:ascii="Noto Serif CJK SC" w:hAnsi="Noto Serif CJK SC" w:eastAsia="Noto Serif CJK SC" w:cs="Noto Serif CJK SC"/>
                 <w:b w:val="0"/>
                 <w:sz w:val="17"/>
               </w:rPr>
-              <w:t>降低手动录入成本</w:t>
             </w:r>
           </w:p>
         </w:tc>
@@ -1940,14 +1944,15 @@
             <w:pPr>
               <w:spacing w:after="0" w:line="264" w:lineRule="auto"/>
             </w:pPr>
-            <w:r/>
+            <w:r>
+              <w:t>夜间无人</w:t>
+            </w:r>
             <w:r>
               <w:rPr>
                 <w:rFonts w:ascii="Noto Serif CJK SC" w:hAnsi="Noto Serif CJK SC" w:eastAsia="Noto Serif CJK SC" w:cs="Noto Serif CJK SC"/>
                 <w:b w:val="0"/>
                 <w:sz w:val="17"/>
               </w:rPr>
-              <w:t>夜间无人</w:t>
             </w:r>
           </w:p>
         </w:tc>
@@ -1960,14 +1965,15 @@
             <w:pPr>
               <w:spacing w:after="0" w:line="264" w:lineRule="auto"/>
             </w:pPr>
-            <w:r/>
+            <w:r>
+              <w:t>光照低、毫米波雷达无人、无门体变化</w:t>
+            </w:r>
             <w:r>
               <w:rPr>
                 <w:rFonts w:ascii="Noto Serif CJK SC" w:hAnsi="Noto Serif CJK SC" w:eastAsia="Noto Serif CJK SC" w:cs="Noto Serif CJK SC"/>
                 <w:b w:val="0"/>
                 <w:sz w:val="17"/>
               </w:rPr>
-              <w:t>光照低、PIR 无触发、无门体变化</w:t>
             </w:r>
           </w:p>
         </w:tc>
@@ -1980,14 +1986,15 @@
             <w:pPr>
               <w:spacing w:after="0" w:line="264" w:lineRule="auto"/>
             </w:pPr>
-            <w:r/>
+            <w:r>
+              <w:t>熄屏、低频巡检、允许 OTA</w:t>
+            </w:r>
             <w:r>
               <w:rPr>
                 <w:rFonts w:ascii="Noto Serif CJK SC" w:hAnsi="Noto Serif CJK SC" w:eastAsia="Noto Serif CJK SC" w:cs="Noto Serif CJK SC"/>
                 <w:b w:val="0"/>
                 <w:sz w:val="17"/>
               </w:rPr>
-              <w:t>熄屏、低频巡检、允许 OTA</w:t>
             </w:r>
           </w:p>
         </w:tc>
@@ -2000,14 +2007,15 @@
             <w:pPr>
               <w:spacing w:after="0" w:line="264" w:lineRule="auto"/>
             </w:pPr>
-            <w:r/>
+            <w:r>
+              <w:t>降低功耗与打扰</w:t>
+            </w:r>
             <w:r>
               <w:rPr>
                 <w:rFonts w:ascii="Noto Serif CJK SC" w:hAnsi="Noto Serif CJK SC" w:eastAsia="Noto Serif CJK SC" w:cs="Noto Serif CJK SC"/>
                 <w:b w:val="0"/>
                 <w:sz w:val="17"/>
               </w:rPr>
-              <w:t>降低功耗与打扰</w:t>
             </w:r>
           </w:p>
         </w:tc>
@@ -2247,7 +2255,7 @@
         <w:rPr>
           <w:rFonts w:ascii="Noto Serif CJK SC" w:hAnsi="Noto Serif CJK SC" w:eastAsia="Noto Serif CJK SC"/>
         </w:rPr>
-        <w:t>系统由主设备、摄像头子设备、云端服务和移动端四部分组成。主设备负责显示、传感器融合、语音唤醒/命令、网络连接、本地结构化库存和存储位置缓存；摄像头子设备负责图像采集、TF 卡本地图片缓存与上传；云端负责设备接入、全量数据存储、AI 调用和业务规则；移动端负责配网、确认识别结果、查看库存、选择存储位置和管理偏好。</w:t>
+        <w:t>系统由主设备、云端服务和移动端三部分组成。主设备负责显示、OV3660 图像采集、传感器融合、语音唤醒/命令、网络连接、本地结构化库存和存储位置缓存；云端负责设备接入、全量数据存储、AI 调用和业务规则；移动端负责配网、确认识别结果、查看库存、选择存储位置和管理偏好。</w:t>
       </w:r>
     </w:p>
     <w:p>
@@ -2466,15 +2474,15 @@
                 <w:b w:val="0"/>
                 <w:sz w:val="18"/>
               </w:rPr>
-            </w:r>
-            <w:r>
-              <w:rPr>
-                <w:rFonts w:ascii="Noto Serif CJK SC" w:hAnsi="Noto Serif CJK SC" w:eastAsia="Noto Serif CJK SC" w:cs="Noto Serif CJK SC"/>
-                <w:b w:val="0"/>
-                <w:sz w:val="18"/>
-              </w:rPr>
               <w:t>感知层</w:t>
             </w:r>
+            <w:r>
+              <w:rPr>
+                <w:rFonts w:ascii="Noto Serif CJK SC" w:hAnsi="Noto Serif CJK SC" w:eastAsia="Noto Serif CJK SC" w:cs="Noto Serif CJK SC"/>
+                <w:b w:val="0"/>
+                <w:sz w:val="18"/>
+              </w:rPr>
+            </w:r>
           </w:p>
         </w:tc>
         <w:tc>
@@ -2492,14 +2500,14 @@
                 <w:b w:val="0"/>
                 <w:sz w:val="18"/>
               </w:rPr>
-            </w:r>
-            <w:r>
-              <w:rPr>
-                <w:rFonts w:ascii="Noto Serif CJK SC" w:hAnsi="Noto Serif CJK SC" w:eastAsia="Noto Serif CJK SC" w:cs="Noto Serif CJK SC"/>
-                <w:b w:val="0"/>
-                <w:sz w:val="18"/>
-              </w:rPr>
-              <w:t>PIR、光照、IMU、麦克风、摄像头</w:t>
+              <w:t>毫米波雷达、光照、IMU、麦克风、摄像头</w:t>
+            </w:r>
+            <w:r>
+              <w:rPr>
+                <w:rFonts w:ascii="Noto Serif CJK SC" w:hAnsi="Noto Serif CJK SC" w:eastAsia="Noto Serif CJK SC" w:cs="Noto Serif CJK SC"/>
+                <w:b w:val="0"/>
+                <w:sz w:val="18"/>
+              </w:rPr>
             </w:r>
           </w:p>
         </w:tc>
@@ -2518,14 +2526,14 @@
                 <w:b w:val="0"/>
                 <w:sz w:val="18"/>
               </w:rPr>
-            </w:r>
-            <w:r>
-              <w:rPr>
-                <w:rFonts w:ascii="Noto Serif CJK SC" w:hAnsi="Noto Serif CJK SC" w:eastAsia="Noto Serif CJK SC" w:cs="Noto Serif CJK SC"/>
-                <w:b w:val="0"/>
-                <w:sz w:val="18"/>
-              </w:rPr>
-              <w:t>PIR+BH1750/ADC 光敏+MPU6050/ICM-42688+I2S 麦克风+ESP32-CAM</w:t>
+              <w:t>HLK-LD2410C/LD2410B 或同类 24GHz/25GHz 模块 + BH1750/ADC 光敏 + MPU6050/ICM-42688 + I2S 麦克风 + OV3660</w:t>
+            </w:r>
+            <w:r>
+              <w:rPr>
+                <w:rFonts w:ascii="Noto Serif CJK SC" w:hAnsi="Noto Serif CJK SC" w:eastAsia="Noto Serif CJK SC" w:cs="Noto Serif CJK SC"/>
+                <w:b w:val="0"/>
+                <w:sz w:val="18"/>
+              </w:rPr>
             </w:r>
           </w:p>
         </w:tc>
@@ -2544,14 +2552,14 @@
                 <w:b w:val="0"/>
                 <w:sz w:val="18"/>
               </w:rPr>
-            </w:r>
-            <w:r>
-              <w:rPr>
-                <w:rFonts w:ascii="Noto Serif CJK SC" w:hAnsi="Noto Serif CJK SC" w:eastAsia="Noto Serif CJK SC" w:cs="Noto Serif CJK SC"/>
-                <w:b w:val="0"/>
-                <w:sz w:val="18"/>
-              </w:rPr>
-              <w:t>覆盖靠近、开门、语音、拍照四类输入</w:t>
+              <w:t>覆盖靠近、有人保持、开门、语音、拍照四类输入</w:t>
+            </w:r>
+            <w:r>
+              <w:rPr>
+                <w:rFonts w:ascii="Noto Serif CJK SC" w:hAnsi="Noto Serif CJK SC" w:eastAsia="Noto Serif CJK SC" w:cs="Noto Serif CJK SC"/>
+                <w:b w:val="0"/>
+                <w:sz w:val="18"/>
+              </w:rPr>
             </w:r>
           </w:p>
         </w:tc>
@@ -2784,15 +2792,15 @@
                 <w:b w:val="0"/>
                 <w:sz w:val="18"/>
               </w:rPr>
-            </w:r>
-            <w:r>
-              <w:rPr>
-                <w:rFonts w:ascii="Noto Serif CJK SC" w:hAnsi="Noto Serif CJK SC" w:eastAsia="Noto Serif CJK SC" w:cs="Noto Serif CJK SC"/>
-                <w:b w:val="0"/>
-                <w:sz w:val="18"/>
-              </w:rPr>
               <w:t>数据层</w:t>
             </w:r>
+            <w:r>
+              <w:rPr>
+                <w:rFonts w:ascii="Noto Serif CJK SC" w:hAnsi="Noto Serif CJK SC" w:eastAsia="Noto Serif CJK SC" w:cs="Noto Serif CJK SC"/>
+                <w:b w:val="0"/>
+                <w:sz w:val="18"/>
+              </w:rPr>
+            </w:r>
           </w:p>
         </w:tc>
         <w:tc>
@@ -2807,14 +2815,14 @@
                 <w:b w:val="0"/>
                 <w:sz w:val="18"/>
               </w:rPr>
-            </w:r>
-            <w:r>
-              <w:rPr>
-                <w:rFonts w:ascii="Noto Serif CJK SC" w:hAnsi="Noto Serif CJK SC" w:eastAsia="Noto Serif CJK SC"/>
-                <w:b w:val="0"/>
-                <w:sz w:val="18"/>
-              </w:rPr>
-              <w:t>NVS、LittleFS、ESP32-CAM TF 卡、云端 SQL、对象存储</w:t>
+              <w:t>NVS、LittleFS、云端 SQL、对象存储</w:t>
+            </w:r>
+            <w:r>
+              <w:rPr>
+                <w:rFonts w:ascii="Noto Serif CJK SC" w:hAnsi="Noto Serif CJK SC" w:eastAsia="Noto Serif CJK SC"/>
+                <w:b w:val="0"/>
+                <w:sz w:val="18"/>
+              </w:rPr>
             </w:r>
           </w:p>
         </w:tc>
@@ -2830,14 +2838,14 @@
                 <w:b w:val="0"/>
                 <w:sz w:val="18"/>
               </w:rPr>
-            </w:r>
-            <w:r>
-              <w:rPr>
-                <w:rFonts w:ascii="Noto Serif CJK SC" w:hAnsi="Noto Serif CJK SC" w:eastAsia="Noto Serif CJK SC"/>
-                <w:b w:val="0"/>
-                <w:sz w:val="18"/>
-              </w:rPr>
-              <w:t>主控存结构化库存、位置和提醒；摄像头 TF 卡存图片与上传队列；云端保存全量数据</w:t>
+              <w:t>主控存结构化库存、位置、提醒和拍照任务元数据；云端保存全量数据和图片对象</w:t>
+            </w:r>
+            <w:r>
+              <w:rPr>
+                <w:rFonts w:ascii="Noto Serif CJK SC" w:hAnsi="Noto Serif CJK SC" w:eastAsia="Noto Serif CJK SC"/>
+                <w:b w:val="0"/>
+                <w:sz w:val="18"/>
+              </w:rPr>
             </w:r>
           </w:p>
         </w:tc>
@@ -2853,14 +2861,14 @@
                 <w:b w:val="0"/>
                 <w:sz w:val="18"/>
               </w:rPr>
-            </w:r>
-            <w:r>
-              <w:rPr>
-                <w:rFonts w:ascii="Noto Serif CJK SC" w:hAnsi="Noto Serif CJK SC" w:eastAsia="Noto Serif CJK SC"/>
-                <w:b w:val="0"/>
-                <w:sz w:val="18"/>
-              </w:rPr>
-              <w:t>兼顾离线可用、大文件缓存和数据一致性</w:t>
+              <w:t>兼顾离线可用和数据一致性；首版不依赖本地图片长期缓存</w:t>
+            </w:r>
+            <w:r>
+              <w:rPr>
+                <w:rFonts w:ascii="Noto Serif CJK SC" w:hAnsi="Noto Serif CJK SC" w:eastAsia="Noto Serif CJK SC"/>
+                <w:b w:val="0"/>
+                <w:sz w:val="18"/>
+              </w:rPr>
             </w:r>
           </w:p>
         </w:tc>
@@ -3102,7 +3110,7 @@
         <w:rPr>
           <w:rFonts w:ascii="Noto Serif CJK SC" w:hAnsi="Noto Serif CJK SC" w:eastAsia="Noto Serif CJK SC"/>
         </w:rPr>
-        <w:t>本方案采用“端侧负责确定性、云端负责智能性”的分工。端侧必须本地完成的功能包括门开合判断、临期缓存展示、离线库存摘要、食材存储位置显示、屏幕状态与基础定时器；摄像头子设备必须本地完成图片落盘、上传队列和失败重试；云端完成的功能包括图像识别、复杂语义理解、菜谱生成、营养分析和跨设备同步。这样既避免了 ESP32-S3 运行大型模型的不可行性，也保证了厨房交互的即时性和断网可用性。</w:t>
+        <w:t>本方案采用“端侧负责确定性、云端负责智能性”的分工。端侧必须本地完成的功能包括门开合判断、临期缓存展示、离线库存摘要、食材存储位置显示、屏幕状态与基础定时器；主控摄像头组件必须本地完成图片落盘、上传队列和失败重试；云端完成的功能包括图像识别、复杂语义理解、菜谱生成、营养分析和跨设备同步。这样既避免了 ESP32-S3 运行大型模型的不可行性，也保证了厨房交互的即时性和断网可用性。</w:t>
       </w:r>
     </w:p>
     <w:p>
@@ -3731,7 +3739,7 @@
           <w:rFonts w:ascii="Noto Sans CJK SC" w:hAnsi="Noto Sans CJK SC" w:eastAsia="Noto Sans CJK SC"/>
           <w:b/>
         </w:rPr>
-        <w:t>4.3 摄像头子设备与 TF 卡媒体缓存</w:t>
+        <w:t>4.3 OV3660 摄像头与主控拍照链路</w:t>
       </w:r>
     </w:p>
     <w:p>
@@ -3745,7 +3753,7 @@
           <w:b w:val="0"/>
           <w:sz w:val="21"/>
         </w:rPr>
-        <w:t>摄像头采用 ESP32-CAM，建议作为独立 Wi-Fi 子设备，而不是直接接入主控排线。原因是主控已经承担 720×720 屏幕、语音、传感器和 MQTT 任务，若再接并口摄像头会造成 GPIO、PSRAM 和实时性压力。ESP32-CAM 负责 OV2640 图像采集、JPEG 压缩、补光、上传和状态上报；主设备通过 MQTT 发布 capture 命令即可。</w:t>
+        <w:t>摄像头采用 OV3660，直接接入 ESP32-S3 主控。主控负责摄像头初始化、曝光/白平衡预热、JPEG/帧缓冲管理、HTTPS 上传和状态上报。由于屏幕、语音、传感器、Wi-Fi 与摄像头会共同占用 GPIO、PSRAM 和实时调度资源，摄像头引脚不在方案书中写死，需结合实物模组、屏幕 QSPI、I2S、I2C 和启动绑带脚统一复核。</w:t>
       </w:r>
     </w:p>
     <w:p>
@@ -3759,7 +3767,7 @@
           <w:b w:val="0"/>
           <w:sz w:val="21"/>
         </w:rPr>
-        <w:t>物理安装建议采用“外置可调角度小夹具”：摄像头放在冰箱外侧上沿或门侧，用户登记时把食材放到视野中拍照。若将摄像头长期放入冰箱内部，需要解决金属腔体 Wi-Fi 衰减、冷凝水、低温、食品卫生和供电走线问题，首版 Demo 不建议这样做。</w:t>
+        <w:t>物理安装建议采用“主机外壳内置摄像头窗口 + 可调角度结构”：摄像头朝向冰箱前方或登记区域，用户登记时把食材放到视野中拍照。若将摄像头长期放入冰箱内部，需要解决低温、冷凝水、食品卫生和供电走线问题，首版 Demo 不建议这样做。</w:t>
       </w:r>
     </w:p>
     <w:p>
@@ -3768,7 +3776,7 @@
         <w:rPr>
           <w:rFonts w:ascii="Noto Serif CJK SC" w:hAnsi="Noto Serif CJK SC" w:eastAsia="Noto Serif CJK SC"/>
         </w:rPr>
-        <w:t>本次硬件条件中，ESP32-CAM 支持 microSD/TF 卡，而主控 ESP32-S3-DevKitC-1 N8R8 不带 TF 卡槽。因此，系统不把 TF 卡设计为主控的直接扩展盘，而是把 ESP32-CAM 定义为“摄像头 + 本地媒体缓存子节点”。主控通过 MQTT/HTTP 下发 capture 命令，ESP32-CAM 拍照后先写入 TF 卡，再上传云端或在断网时进入待上传队列。</w:t>
+        <w:t>本次方案默认不新增 TF/SD 卡。主控通过 HTTPS 申请上传 URL 后直接上传图片，或经后端 API 转存对象存储；断网时只保存 capture_job 状态、错误码、时间戳和用户提示，不承诺保存图片原图。</w:t>
       </w:r>
     </w:p>
     <w:p>
@@ -3777,7 +3785,7 @@
         <w:rPr>
           <w:rFonts w:ascii="Noto Serif CJK SC" w:hAnsi="Noto Serif CJK SC" w:eastAsia="Noto Serif CJK SC"/>
         </w:rPr>
-        <w:t>这种分工可以避免两个主机同时访问同一张 TF 卡造成总线冲突，也能减少主控 Flash 写入压力。主控只保存图片索引、识别状态和最终库存结果；图片本体、拍照元数据和上传重试状态由 ESP32-CAM 的 TF 卡保存。</w:t>
+        <w:t>这种设计减少了额外主板和外部存储依赖，但要求主控严格控制拍照分辨率、JPEG 质量、帧缓冲生命周期和 PSRAM 水位。主控本地只保存 image_id、上传状态、识别状态和最终库存结果。</w:t>
       </w:r>
     </w:p>
     <w:p>
@@ -3788,7 +3796,7 @@
         <w:rPr>
           <w:rFonts w:ascii="Noto Serif CJK SC" w:hAnsi="Noto Serif CJK SC" w:eastAsia="Noto Serif CJK SC"/>
         </w:rPr>
-        <w:t>表 4-1 ESP32-CAM TF 卡使用设计</w:t>
+        <w:t>表 4-1 OV3660 拍照任务状态设计</w:t>
       </w:r>
     </w:p>
     <w:tbl>
@@ -3820,6 +3828,7 @@
                 <w:b/>
                 <w:sz w:val="18"/>
               </w:rPr>
+              <w:t>存储内容</w:t>
             </w:r>
             <w:r>
               <w:rPr>
@@ -3827,7 +3836,6 @@
                 <w:b/>
                 <w:sz w:val="18"/>
               </w:rPr>
-              <w:t>存储内容</w:t>
             </w:r>
           </w:p>
         </w:tc>
@@ -3846,6 +3854,7 @@
                 <w:b/>
                 <w:sz w:val="18"/>
               </w:rPr>
+              <w:t>路径/文件</w:t>
             </w:r>
             <w:r>
               <w:rPr>
@@ -3853,7 +3862,6 @@
                 <w:b/>
                 <w:sz w:val="18"/>
               </w:rPr>
-              <w:t>路径/文件</w:t>
             </w:r>
           </w:p>
         </w:tc>
@@ -3872,6 +3880,7 @@
                 <w:b/>
                 <w:sz w:val="18"/>
               </w:rPr>
+              <w:t>保留策略</w:t>
             </w:r>
             <w:r>
               <w:rPr>
@@ -3879,7 +3888,6 @@
                 <w:b/>
                 <w:sz w:val="18"/>
               </w:rPr>
-              <w:t>保留策略</w:t>
             </w:r>
           </w:p>
         </w:tc>
@@ -3898,6 +3906,7 @@
                 <w:b/>
                 <w:sz w:val="18"/>
               </w:rPr>
+              <w:t>用途</w:t>
             </w:r>
             <w:r>
               <w:rPr>
@@ -3905,7 +3914,6 @@
                 <w:b/>
                 <w:sz w:val="18"/>
               </w:rPr>
-              <w:t>用途</w:t>
             </w:r>
           </w:p>
         </w:tc>
@@ -3923,14 +3931,14 @@
                 <w:b w:val="0"/>
                 <w:sz w:val="18"/>
               </w:rPr>
-            </w:r>
-            <w:r>
-              <w:rPr>
-                <w:rFonts w:ascii="Noto Serif CJK SC" w:hAnsi="Noto Serif CJK SC" w:eastAsia="Noto Serif CJK SC"/>
-                <w:b w:val="0"/>
-                <w:sz w:val="18"/>
-              </w:rPr>
-              <w:t>JPEG 原图</w:t>
+              <w:t>拍照任务状态</w:t>
+            </w:r>
+            <w:r>
+              <w:rPr>
+                <w:rFonts w:ascii="Noto Serif CJK SC" w:hAnsi="Noto Serif CJK SC" w:eastAsia="Noto Serif CJK SC"/>
+                <w:b w:val="0"/>
+                <w:sz w:val="18"/>
+              </w:rPr>
             </w:r>
           </w:p>
         </w:tc>
@@ -3946,14 +3954,14 @@
                 <w:b w:val="0"/>
                 <w:sz w:val="18"/>
               </w:rPr>
-            </w:r>
-            <w:r>
-              <w:rPr>
-                <w:rFonts w:ascii="Noto Serif CJK SC" w:hAnsi="Noto Serif CJK SC" w:eastAsia="Noto Serif CJK SC"/>
-                <w:b w:val="0"/>
-                <w:sz w:val="18"/>
-              </w:rPr>
-              <w:t>/fridge_cam/images/{image_id}.jpg</w:t>
+              <w:t>cache/capture_jobs.jsonl</w:t>
+            </w:r>
+            <w:r>
+              <w:rPr>
+                <w:rFonts w:ascii="Noto Serif CJK SC" w:hAnsi="Noto Serif CJK SC" w:eastAsia="Noto Serif CJK SC"/>
+                <w:b w:val="0"/>
+                <w:sz w:val="18"/>
+              </w:rPr>
             </w:r>
           </w:p>
         </w:tc>
@@ -3969,14 +3977,14 @@
                 <w:b w:val="0"/>
                 <w:sz w:val="18"/>
               </w:rPr>
-            </w:r>
-            <w:r>
-              <w:rPr>
-                <w:rFonts w:ascii="Noto Serif CJK SC" w:hAnsi="Noto Serif CJK SC" w:eastAsia="Noto Serif CJK SC"/>
-                <w:b w:val="0"/>
-                <w:sz w:val="18"/>
-              </w:rPr>
-              <w:t>默认保留 50~200 张或 7 天，循环覆盖</w:t>
+              <w:t>仅保留最近任务状态和错误码，成功同步后可清理</w:t>
+            </w:r>
+            <w:r>
+              <w:rPr>
+                <w:rFonts w:ascii="Noto Serif CJK SC" w:hAnsi="Noto Serif CJK SC" w:eastAsia="Noto Serif CJK SC"/>
+                <w:b w:val="0"/>
+                <w:sz w:val="18"/>
+              </w:rPr>
             </w:r>
           </w:p>
         </w:tc>
@@ -3992,14 +4000,14 @@
                 <w:b w:val="0"/>
                 <w:sz w:val="18"/>
               </w:rPr>
-            </w:r>
-            <w:r>
-              <w:rPr>
-                <w:rFonts w:ascii="Noto Serif CJK SC" w:hAnsi="Noto Serif CJK SC" w:eastAsia="Noto Serif CJK SC"/>
-                <w:b w:val="0"/>
-                <w:sz w:val="18"/>
-              </w:rPr>
-              <w:t>云端识别失败或断网后补传</w:t>
+              <w:t>记录 request_id、image_id、status、retry_count、created_at</w:t>
+            </w:r>
+            <w:r>
+              <w:rPr>
+                <w:rFonts w:ascii="Noto Serif CJK SC" w:hAnsi="Noto Serif CJK SC" w:eastAsia="Noto Serif CJK SC"/>
+                <w:b w:val="0"/>
+                <w:sz w:val="18"/>
+              </w:rPr>
             </w:r>
           </w:p>
         </w:tc>
@@ -4017,15 +4025,15 @@
                 <w:b w:val="0"/>
                 <w:sz w:val="18"/>
               </w:rPr>
-            </w:r>
-            <w:r>
-              <w:rPr>
-                <w:rFonts w:ascii="Noto Serif CJK SC" w:hAnsi="Noto Serif CJK SC" w:eastAsia="Noto Serif CJK SC"/>
-                <w:b w:val="0"/>
-                <w:sz w:val="18"/>
-              </w:rPr>
               <w:t>图片元数据</w:t>
             </w:r>
+            <w:r>
+              <w:rPr>
+                <w:rFonts w:ascii="Noto Serif CJK SC" w:hAnsi="Noto Serif CJK SC" w:eastAsia="Noto Serif CJK SC"/>
+                <w:b w:val="0"/>
+                <w:sz w:val="18"/>
+              </w:rPr>
+            </w:r>
           </w:p>
         </w:tc>
         <w:tc>
@@ -4040,14 +4048,14 @@
                 <w:b w:val="0"/>
                 <w:sz w:val="18"/>
               </w:rPr>
-            </w:r>
-            <w:r>
-              <w:rPr>
-                <w:rFonts w:ascii="Noto Serif CJK SC" w:hAnsi="Noto Serif CJK SC" w:eastAsia="Noto Serif CJK SC"/>
-                <w:b w:val="0"/>
-                <w:sz w:val="18"/>
-              </w:rPr>
-              <w:t>/fridge_cam/meta/{image_id}.json</w:t>
+              <w:t>capture_job 内 metadata 字段</w:t>
+            </w:r>
+            <w:r>
+              <w:rPr>
+                <w:rFonts w:ascii="Noto Serif CJK SC" w:hAnsi="Noto Serif CJK SC" w:eastAsia="Noto Serif CJK SC"/>
+                <w:b w:val="0"/>
+                <w:sz w:val="18"/>
+              </w:rPr>
             </w:r>
           </w:p>
         </w:tc>
@@ -4063,14 +4071,14 @@
                 <w:b w:val="0"/>
                 <w:sz w:val="18"/>
               </w:rPr>
-            </w:r>
-            <w:r>
-              <w:rPr>
-                <w:rFonts w:ascii="Noto Serif CJK SC" w:hAnsi="Noto Serif CJK SC" w:eastAsia="Noto Serif CJK SC"/>
-                <w:b w:val="0"/>
-                <w:sz w:val="18"/>
-              </w:rPr>
-              <w:t>与 JPEG 同步删除</w:t>
+              <w:t>不保存原图，只保存必要元数据</w:t>
+            </w:r>
+            <w:r>
+              <w:rPr>
+                <w:rFonts w:ascii="Noto Serif CJK SC" w:hAnsi="Noto Serif CJK SC" w:eastAsia="Noto Serif CJK SC"/>
+                <w:b w:val="0"/>
+                <w:sz w:val="18"/>
+              </w:rPr>
             </w:r>
           </w:p>
         </w:tc>
@@ -4086,14 +4094,14 @@
                 <w:b w:val="0"/>
                 <w:sz w:val="18"/>
               </w:rPr>
-            </w:r>
-            <w:r>
-              <w:rPr>
-                <w:rFonts w:ascii="Noto Serif CJK SC" w:hAnsi="Noto Serif CJK SC" w:eastAsia="Noto Serif CJK SC"/>
-                <w:b w:val="0"/>
-                <w:sz w:val="18"/>
-              </w:rPr>
-              <w:t>记录拍摄时间、分辨率、sha256、曝光和任务类型</w:t>
+              <w:t>记录分辨率、sha256、任务类型和上传结果</w:t>
+            </w:r>
+            <w:r>
+              <w:rPr>
+                <w:rFonts w:ascii="Noto Serif CJK SC" w:hAnsi="Noto Serif CJK SC" w:eastAsia="Noto Serif CJK SC"/>
+                <w:b w:val="0"/>
+                <w:sz w:val="18"/>
+              </w:rPr>
             </w:r>
           </w:p>
         </w:tc>
@@ -4111,14 +4119,14 @@
                 <w:b w:val="0"/>
                 <w:sz w:val="18"/>
               </w:rPr>
-            </w:r>
-            <w:r>
-              <w:rPr>
-                <w:rFonts w:ascii="Noto Serif CJK SC" w:hAnsi="Noto Serif CJK SC" w:eastAsia="Noto Serif CJK SC"/>
-                <w:b w:val="0"/>
-                <w:sz w:val="18"/>
-              </w:rPr>
-              <w:t>上传队列</w:t>
+              <w:t>上传状态</w:t>
+            </w:r>
+            <w:r>
+              <w:rPr>
+                <w:rFonts w:ascii="Noto Serif CJK SC" w:hAnsi="Noto Serif CJK SC" w:eastAsia="Noto Serif CJK SC"/>
+                <w:b w:val="0"/>
+                <w:sz w:val="18"/>
+              </w:rPr>
             </w:r>
           </w:p>
         </w:tc>
@@ -4134,14 +4142,14 @@
                 <w:b w:val="0"/>
                 <w:sz w:val="18"/>
               </w:rPr>
-            </w:r>
-            <w:r>
-              <w:rPr>
-                <w:rFonts w:ascii="Noto Serif CJK SC" w:hAnsi="Noto Serif CJK SC" w:eastAsia="Noto Serif CJK SC"/>
-                <w:b w:val="0"/>
-                <w:sz w:val="18"/>
-              </w:rPr>
-              <w:t>/fridge_cam/queue/upload_queue.jsonl</w:t>
+              <w:t>cache/capture_upload_state.json</w:t>
+            </w:r>
+            <w:r>
+              <w:rPr>
+                <w:rFonts w:ascii="Noto Serif CJK SC" w:hAnsi="Noto Serif CJK SC" w:eastAsia="Noto Serif CJK SC"/>
+                <w:b w:val="0"/>
+                <w:sz w:val="18"/>
+              </w:rPr>
             </w:r>
           </w:p>
         </w:tc>
@@ -4157,14 +4165,14 @@
                 <w:b w:val="0"/>
                 <w:sz w:val="18"/>
               </w:rPr>
-            </w:r>
-            <w:r>
-              <w:rPr>
-                <w:rFonts w:ascii="Noto Serif CJK SC" w:hAnsi="Noto Serif CJK SC" w:eastAsia="Noto Serif CJK SC"/>
-                <w:b w:val="0"/>
-                <w:sz w:val="18"/>
-              </w:rPr>
-              <w:t>上传成功后标记 done，失败保留 retry_count</w:t>
+              <w:t>失败时保留最后一次错误；成功后覆盖</w:t>
+            </w:r>
+            <w:r>
+              <w:rPr>
+                <w:rFonts w:ascii="Noto Serif CJK SC" w:hAnsi="Noto Serif CJK SC" w:eastAsia="Noto Serif CJK SC"/>
+                <w:b w:val="0"/>
+                <w:sz w:val="18"/>
+              </w:rPr>
             </w:r>
           </w:p>
         </w:tc>
@@ -4180,14 +4188,14 @@
                 <w:b w:val="0"/>
                 <w:sz w:val="18"/>
               </w:rPr>
-            </w:r>
-            <w:r>
-              <w:rPr>
-                <w:rFonts w:ascii="Noto Serif CJK SC" w:hAnsi="Noto Serif CJK SC" w:eastAsia="Noto Serif CJK SC"/>
-                <w:b w:val="0"/>
-                <w:sz w:val="18"/>
-              </w:rPr>
-              <w:t>断网恢复后按顺序补传</w:t>
+              <w:t>断网或 HTTPS 失败时给 UI 和日志使用</w:t>
+            </w:r>
+            <w:r>
+              <w:rPr>
+                <w:rFonts w:ascii="Noto Serif CJK SC" w:hAnsi="Noto Serif CJK SC" w:eastAsia="Noto Serif CJK SC"/>
+                <w:b w:val="0"/>
+                <w:sz w:val="18"/>
+              </w:rPr>
             </w:r>
           </w:p>
         </w:tc>
@@ -4205,14 +4213,14 @@
                 <w:b w:val="0"/>
                 <w:sz w:val="18"/>
               </w:rPr>
-            </w:r>
-            <w:r>
-              <w:rPr>
-                <w:rFonts w:ascii="Noto Serif CJK SC" w:hAnsi="Noto Serif CJK SC" w:eastAsia="Noto Serif CJK SC"/>
-                <w:b w:val="0"/>
-                <w:sz w:val="18"/>
-              </w:rPr>
-              <w:t>识别结果备份</w:t>
+              <w:t>识别结果索引</w:t>
+            </w:r>
+            <w:r>
+              <w:rPr>
+                <w:rFonts w:ascii="Noto Serif CJK SC" w:hAnsi="Noto Serif CJK SC" w:eastAsia="Noto Serif CJK SC"/>
+                <w:b w:val="0"/>
+                <w:sz w:val="18"/>
+              </w:rPr>
             </w:r>
           </w:p>
         </w:tc>
@@ -4228,14 +4236,14 @@
                 <w:b w:val="0"/>
                 <w:sz w:val="18"/>
               </w:rPr>
-            </w:r>
-            <w:r>
-              <w:rPr>
-                <w:rFonts w:ascii="Noto Serif CJK SC" w:hAnsi="Noto Serif CJK SC" w:eastAsia="Noto Serif CJK SC"/>
-                <w:b w:val="0"/>
-                <w:sz w:val="18"/>
-              </w:rPr>
-              <w:t>/fridge_cam/result/{image_id}.json</w:t>
+              <w:t>cache/ai_result_index.json</w:t>
+            </w:r>
+            <w:r>
+              <w:rPr>
+                <w:rFonts w:ascii="Noto Serif CJK SC" w:hAnsi="Noto Serif CJK SC" w:eastAsia="Noto Serif CJK SC"/>
+                <w:b w:val="0"/>
+                <w:sz w:val="18"/>
+              </w:rPr>
             </w:r>
           </w:p>
         </w:tc>
@@ -4251,14 +4259,14 @@
                 <w:b w:val="0"/>
                 <w:sz w:val="18"/>
               </w:rPr>
-            </w:r>
-            <w:r>
-              <w:rPr>
-                <w:rFonts w:ascii="Noto Serif CJK SC" w:hAnsi="Noto Serif CJK SC" w:eastAsia="Noto Serif CJK SC"/>
-                <w:b w:val="0"/>
-                <w:sz w:val="18"/>
-              </w:rPr>
-              <w:t>可选保留最近结果</w:t>
+              <w:t>可选保留最近结果索引</w:t>
+            </w:r>
+            <w:r>
+              <w:rPr>
+                <w:rFonts w:ascii="Noto Serif CJK SC" w:hAnsi="Noto Serif CJK SC" w:eastAsia="Noto Serif CJK SC"/>
+                <w:b w:val="0"/>
+                <w:sz w:val="18"/>
+              </w:rPr>
             </w:r>
           </w:p>
         </w:tc>
@@ -4274,14 +4282,14 @@
                 <w:b w:val="0"/>
                 <w:sz w:val="18"/>
               </w:rPr>
-            </w:r>
-            <w:r>
-              <w:rPr>
-                <w:rFonts w:ascii="Noto Serif CJK SC" w:hAnsi="Noto Serif CJK SC" w:eastAsia="Noto Serif CJK SC"/>
-                <w:b w:val="0"/>
-                <w:sz w:val="18"/>
-              </w:rPr>
               <w:t>便于演示复盘和故障定位</w:t>
+            </w:r>
+            <w:r>
+              <w:rPr>
+                <w:rFonts w:ascii="Noto Serif CJK SC" w:hAnsi="Noto Serif CJK SC" w:eastAsia="Noto Serif CJK SC"/>
+                <w:b w:val="0"/>
+                <w:sz w:val="18"/>
+              </w:rPr>
             </w:r>
           </w:p>
         </w:tc>
@@ -4299,15 +4307,15 @@
                 <w:b w:val="0"/>
                 <w:sz w:val="18"/>
               </w:rPr>
-            </w:r>
-            <w:r>
-              <w:rPr>
-                <w:rFonts w:ascii="Noto Serif CJK SC" w:hAnsi="Noto Serif CJK SC" w:eastAsia="Noto Serif CJK SC"/>
-                <w:b w:val="0"/>
-                <w:sz w:val="18"/>
-              </w:rPr>
               <w:t>摄像头日志</w:t>
             </w:r>
+            <w:r>
+              <w:rPr>
+                <w:rFonts w:ascii="Noto Serif CJK SC" w:hAnsi="Noto Serif CJK SC" w:eastAsia="Noto Serif CJK SC"/>
+                <w:b w:val="0"/>
+                <w:sz w:val="18"/>
+              </w:rPr>
+            </w:r>
           </w:p>
         </w:tc>
         <w:tc>
@@ -4322,14 +4330,14 @@
                 <w:b w:val="0"/>
                 <w:sz w:val="18"/>
               </w:rPr>
-            </w:r>
-            <w:r>
-              <w:rPr>
-                <w:rFonts w:ascii="Noto Serif CJK SC" w:hAnsi="Noto Serif CJK SC" w:eastAsia="Noto Serif CJK SC"/>
-                <w:b w:val="0"/>
-                <w:sz w:val="18"/>
-              </w:rPr>
-              <w:t>/fridge_cam/log/cam_YYYYMMDD.log</w:t>
+              <w:t>cache/camera_log.jsonl</w:t>
+            </w:r>
+            <w:r>
+              <w:rPr>
+                <w:rFonts w:ascii="Noto Serif CJK SC" w:hAnsi="Noto Serif CJK SC" w:eastAsia="Noto Serif CJK SC"/>
+                <w:b w:val="0"/>
+                <w:sz w:val="18"/>
+              </w:rPr>
             </w:r>
           </w:p>
         </w:tc>
@@ -4345,15 +4353,15 @@
                 <w:b w:val="0"/>
                 <w:sz w:val="18"/>
               </w:rPr>
-            </w:r>
-            <w:r>
-              <w:rPr>
-                <w:rFonts w:ascii="Noto Serif CJK SC" w:hAnsi="Noto Serif CJK SC" w:eastAsia="Noto Serif CJK SC"/>
-                <w:b w:val="0"/>
-                <w:sz w:val="18"/>
-              </w:rPr>
               <w:t>限制大小，滚动删除</w:t>
             </w:r>
+            <w:r>
+              <w:rPr>
+                <w:rFonts w:ascii="Noto Serif CJK SC" w:hAnsi="Noto Serif CJK SC" w:eastAsia="Noto Serif CJK SC"/>
+                <w:b w:val="0"/>
+                <w:sz w:val="18"/>
+              </w:rPr>
+            </w:r>
           </w:p>
         </w:tc>
         <w:tc>
@@ -4368,14 +4376,14 @@
                 <w:b w:val="0"/>
                 <w:sz w:val="18"/>
               </w:rPr>
-            </w:r>
-            <w:r>
-              <w:rPr>
-                <w:rFonts w:ascii="Noto Serif CJK SC" w:hAnsi="Noto Serif CJK SC" w:eastAsia="Noto Serif CJK SC"/>
-                <w:b w:val="0"/>
-                <w:sz w:val="18"/>
-              </w:rPr>
-              <w:t>记录拍照、挂载、上传和错误信息</w:t>
+              <w:t>记录初始化、采集、上传和错误信息</w:t>
+            </w:r>
+            <w:r>
+              <w:rPr>
+                <w:rFonts w:ascii="Noto Serif CJK SC" w:hAnsi="Noto Serif CJK SC" w:eastAsia="Noto Serif CJK SC"/>
+                <w:b w:val="0"/>
+                <w:sz w:val="18"/>
+              </w:rPr>
             </w:r>
           </w:p>
         </w:tc>
@@ -4678,14 +4686,15 @@
             <w:pPr>
               <w:spacing w:after="0" w:line="264" w:lineRule="auto"/>
             </w:pPr>
-            <w:r/>
+            <w:r>
+              <w:t>人体存在</w:t>
+            </w:r>
             <w:r>
               <w:rPr>
                 <w:rFonts w:ascii="Noto Serif CJK SC" w:hAnsi="Noto Serif CJK SC" w:eastAsia="Noto Serif CJK SC" w:cs="Noto Serif CJK SC"/>
                 <w:b w:val="0"/>
                 <w:sz w:val="16"/>
               </w:rPr>
-              <w:t>人体感应</w:t>
             </w:r>
           </w:p>
         </w:tc>
@@ -4698,14 +4707,15 @@
             <w:pPr>
               <w:spacing w:after="0" w:line="264" w:lineRule="auto"/>
             </w:pPr>
-            <w:r/>
+            <w:r>
+              <w:t>HLK-LD2410C/LD2410B 或同类 24GHz/25GHz UART/GPIO 模块</w:t>
+            </w:r>
             <w:r>
               <w:rPr>
                 <w:rFonts w:ascii="Noto Serif CJK SC" w:hAnsi="Noto Serif CJK SC" w:eastAsia="Noto Serif CJK SC" w:cs="Noto Serif CJK SC"/>
                 <w:b w:val="0"/>
                 <w:sz w:val="16"/>
               </w:rPr>
-              <w:t>PIR 数字输出</w:t>
             </w:r>
           </w:p>
         </w:tc>
@@ -4718,14 +4728,15 @@
             <w:pPr>
               <w:spacing w:after="0" w:line="264" w:lineRule="auto"/>
             </w:pPr>
-            <w:r/>
+            <w:r>
+              <w:t>判断有人靠近、静态停留和夜间无人，唤醒屏幕</w:t>
+            </w:r>
             <w:r>
               <w:rPr>
                 <w:rFonts w:ascii="Noto Serif CJK SC" w:hAnsi="Noto Serif CJK SC" w:eastAsia="Noto Serif CJK SC" w:cs="Noto Serif CJK SC"/>
                 <w:b w:val="0"/>
                 <w:sz w:val="16"/>
               </w:rPr>
-              <w:t>判断有人靠近，唤醒屏幕</w:t>
             </w:r>
           </w:p>
         </w:tc>
@@ -4738,14 +4749,15 @@
             <w:pPr>
               <w:spacing w:after="0" w:line="264" w:lineRule="auto"/>
             </w:pPr>
-            <w:r/>
+            <w:r>
+              <w:t>优先 UART 调参；GPIO 只作快速有人/无人输入；正面避免金属遮挡</w:t>
+            </w:r>
             <w:r>
               <w:rPr>
                 <w:rFonts w:ascii="Noto Serif CJK SC" w:hAnsi="Noto Serif CJK SC" w:eastAsia="Noto Serif CJK SC" w:cs="Noto Serif CJK SC"/>
                 <w:b w:val="0"/>
                 <w:sz w:val="16"/>
               </w:rPr>
-              <w:t>PIR 对静止人体不敏感，可选毫米波模块升级</w:t>
             </w:r>
           </w:p>
         </w:tc>
@@ -6133,14 +6145,15 @@
             <w:pPr>
               <w:spacing w:after="0" w:line="264" w:lineRule="auto"/>
             </w:pPr>
-            <w:r/>
+            <w:r>
+              <w:t>RADAR_UART/GPIO</w:t>
+            </w:r>
             <w:r>
               <w:rPr>
                 <w:rFonts w:ascii="Noto Serif CJK SC" w:hAnsi="Noto Serif CJK SC" w:eastAsia="Noto Serif CJK SC" w:cs="Noto Serif CJK SC"/>
                 <w:b w:val="0"/>
                 <w:sz w:val="16"/>
               </w:rPr>
-              <w:t>PIR_OUT</w:t>
             </w:r>
           </w:p>
         </w:tc>
@@ -6153,14 +6166,15 @@
             <w:pPr>
               <w:spacing w:after="0" w:line="264" w:lineRule="auto"/>
             </w:pPr>
-            <w:r/>
+            <w:r>
+              <w:t>待实物确认</w:t>
+            </w:r>
             <w:r>
               <w:rPr>
                 <w:rFonts w:ascii="Noto Serif CJK SC" w:hAnsi="Noto Serif CJK SC" w:eastAsia="Noto Serif CJK SC" w:cs="Noto Serif CJK SC"/>
                 <w:b w:val="0"/>
                 <w:sz w:val="16"/>
               </w:rPr>
-              <w:t>GPIO1</w:t>
             </w:r>
           </w:p>
         </w:tc>
@@ -6173,14 +6187,15 @@
             <w:pPr>
               <w:spacing w:after="0" w:line="264" w:lineRule="auto"/>
             </w:pPr>
-            <w:r/>
+            <w:r>
+              <w:t>UART/GPIO</w:t>
+            </w:r>
             <w:r>
               <w:rPr>
                 <w:rFonts w:ascii="Noto Serif CJK SC" w:hAnsi="Noto Serif CJK SC" w:eastAsia="Noto Serif CJK SC" w:cs="Noto Serif CJK SC"/>
                 <w:b w:val="0"/>
                 <w:sz w:val="16"/>
               </w:rPr>
-              <w:t>GPIO/RTC</w:t>
             </w:r>
           </w:p>
         </w:tc>
@@ -6193,14 +6208,15 @@
             <w:pPr>
               <w:spacing w:after="0" w:line="264" w:lineRule="auto"/>
             </w:pPr>
-            <w:r/>
+            <w:r>
+              <w:t>毫米波雷达接口，必须确认 3.3V 逻辑，不得直接接 5V 输出</w:t>
+            </w:r>
             <w:r>
               <w:rPr>
                 <w:rFonts w:ascii="Noto Serif CJK SC" w:hAnsi="Noto Serif CJK SC" w:eastAsia="Noto Serif CJK SC" w:cs="Noto Serif CJK SC"/>
                 <w:b w:val="0"/>
                 <w:sz w:val="16"/>
               </w:rPr>
-              <w:t>靠近唤醒输入</w:t>
             </w:r>
           </w:p>
         </w:tc>
@@ -6215,14 +6231,15 @@
             <w:pPr>
               <w:spacing w:after="0" w:line="264" w:lineRule="auto"/>
             </w:pPr>
-            <w:r/>
+            <w:r>
+              <w:t>CAMERA_DVP/XCLK</w:t>
+            </w:r>
             <w:r>
               <w:rPr>
                 <w:rFonts w:ascii="Noto Serif CJK SC" w:hAnsi="Noto Serif CJK SC" w:eastAsia="Noto Serif CJK SC" w:cs="Noto Serif CJK SC"/>
                 <w:b w:val="0"/>
                 <w:sz w:val="16"/>
               </w:rPr>
-              <w:t>MIC_BCLK</w:t>
             </w:r>
           </w:p>
         </w:tc>
@@ -6235,14 +6252,15 @@
             <w:pPr>
               <w:spacing w:after="0" w:line="264" w:lineRule="auto"/>
             </w:pPr>
-            <w:r/>
+            <w:r>
+              <w:t>待实物确认</w:t>
+            </w:r>
             <w:r>
               <w:rPr>
                 <w:rFonts w:ascii="Noto Serif CJK SC" w:hAnsi="Noto Serif CJK SC" w:eastAsia="Noto Serif CJK SC" w:cs="Noto Serif CJK SC"/>
                 <w:b w:val="0"/>
                 <w:sz w:val="16"/>
               </w:rPr>
-              <w:t>GPIO40</w:t>
             </w:r>
           </w:p>
         </w:tc>
@@ -6255,14 +6273,15 @@
             <w:pPr>
               <w:spacing w:after="0" w:line="264" w:lineRule="auto"/>
             </w:pPr>
-            <w:r/>
+            <w:r>
+              <w:t>DVP/SCCB</w:t>
+            </w:r>
             <w:r>
               <w:rPr>
                 <w:rFonts w:ascii="Noto Serif CJK SC" w:hAnsi="Noto Serif CJK SC" w:eastAsia="Noto Serif CJK SC" w:cs="Noto Serif CJK SC"/>
                 <w:b w:val="0"/>
                 <w:sz w:val="16"/>
               </w:rPr>
-              <w:t>I2S</w:t>
             </w:r>
           </w:p>
         </w:tc>
@@ -6275,14 +6294,15 @@
             <w:pPr>
               <w:spacing w:after="0" w:line="264" w:lineRule="auto"/>
             </w:pPr>
-            <w:r/>
+            <w:r>
+              <w:t>OV3660 数据线、时钟、同步和控制脚，需与屏幕/I2S/I2C 统一复核</w:t>
+            </w:r>
             <w:r>
               <w:rPr>
                 <w:rFonts w:ascii="Noto Serif CJK SC" w:hAnsi="Noto Serif CJK SC" w:eastAsia="Noto Serif CJK SC" w:cs="Noto Serif CJK SC"/>
                 <w:b w:val="0"/>
                 <w:sz w:val="16"/>
               </w:rPr>
-              <w:t>数字麦克风位时钟</w:t>
             </w:r>
           </w:p>
         </w:tc>
@@ -6297,14 +6317,15 @@
             <w:pPr>
               <w:spacing w:after="0" w:line="264" w:lineRule="auto"/>
             </w:pPr>
-            <w:r/>
+            <w:r>
+              <w:t>MIC_BCLK</w:t>
+            </w:r>
             <w:r>
               <w:rPr>
                 <w:rFonts w:ascii="Noto Serif CJK SC" w:hAnsi="Noto Serif CJK SC" w:eastAsia="Noto Serif CJK SC" w:cs="Noto Serif CJK SC"/>
                 <w:b w:val="0"/>
                 <w:sz w:val="16"/>
               </w:rPr>
-              <w:t>MIC_WS</w:t>
             </w:r>
           </w:p>
         </w:tc>
@@ -6317,14 +6338,15 @@
             <w:pPr>
               <w:spacing w:after="0" w:line="264" w:lineRule="auto"/>
             </w:pPr>
-            <w:r/>
+            <w:r>
+              <w:t>GPIO40</w:t>
+            </w:r>
             <w:r>
               <w:rPr>
                 <w:rFonts w:ascii="Noto Serif CJK SC" w:hAnsi="Noto Serif CJK SC" w:eastAsia="Noto Serif CJK SC" w:cs="Noto Serif CJK SC"/>
                 <w:b w:val="0"/>
                 <w:sz w:val="16"/>
               </w:rPr>
-              <w:t>GPIO41</w:t>
             </w:r>
           </w:p>
         </w:tc>
@@ -6337,14 +6359,15 @@
             <w:pPr>
               <w:spacing w:after="0" w:line="264" w:lineRule="auto"/>
             </w:pPr>
-            <w:r/>
+            <w:r>
+              <w:t>I2S</w:t>
+            </w:r>
             <w:r>
               <w:rPr>
                 <w:rFonts w:ascii="Noto Serif CJK SC" w:hAnsi="Noto Serif CJK SC" w:eastAsia="Noto Serif CJK SC" w:cs="Noto Serif CJK SC"/>
                 <w:b w:val="0"/>
                 <w:sz w:val="16"/>
               </w:rPr>
-              <w:t>I2S</w:t>
             </w:r>
           </w:p>
         </w:tc>
@@ -6357,14 +6380,15 @@
             <w:pPr>
               <w:spacing w:after="0" w:line="264" w:lineRule="auto"/>
             </w:pPr>
-            <w:r/>
+            <w:r>
+              <w:t>数字麦克风位时钟，需避开摄像头引脚</w:t>
+            </w:r>
             <w:r>
               <w:rPr>
                 <w:rFonts w:ascii="Noto Serif CJK SC" w:hAnsi="Noto Serif CJK SC" w:eastAsia="Noto Serif CJK SC" w:cs="Noto Serif CJK SC"/>
                 <w:b w:val="0"/>
                 <w:sz w:val="16"/>
               </w:rPr>
-              <w:t>左右声道选择</w:t>
             </w:r>
           </w:p>
         </w:tc>
@@ -6379,14 +6403,15 @@
             <w:pPr>
               <w:spacing w:after="0" w:line="264" w:lineRule="auto"/>
             </w:pPr>
-            <w:r/>
+            <w:r>
+              <w:t>MIC_WS</w:t>
+            </w:r>
             <w:r>
               <w:rPr>
                 <w:rFonts w:ascii="Noto Serif CJK SC" w:hAnsi="Noto Serif CJK SC" w:eastAsia="Noto Serif CJK SC" w:cs="Noto Serif CJK SC"/>
                 <w:b w:val="0"/>
                 <w:sz w:val="16"/>
               </w:rPr>
-              <w:t>MIC_DIN</w:t>
             </w:r>
           </w:p>
         </w:tc>
@@ -6399,14 +6424,15 @@
             <w:pPr>
               <w:spacing w:after="0" w:line="264" w:lineRule="auto"/>
             </w:pPr>
-            <w:r/>
+            <w:r>
+              <w:t>GPIO41</w:t>
+            </w:r>
             <w:r>
               <w:rPr>
                 <w:rFonts w:ascii="Noto Serif CJK SC" w:hAnsi="Noto Serif CJK SC" w:eastAsia="Noto Serif CJK SC" w:cs="Noto Serif CJK SC"/>
                 <w:b w:val="0"/>
                 <w:sz w:val="16"/>
               </w:rPr>
-              <w:t>GPIO42</w:t>
             </w:r>
           </w:p>
         </w:tc>
@@ -6419,14 +6445,15 @@
             <w:pPr>
               <w:spacing w:after="0" w:line="264" w:lineRule="auto"/>
             </w:pPr>
-            <w:r/>
+            <w:r>
+              <w:t>I2S</w:t>
+            </w:r>
             <w:r>
               <w:rPr>
                 <w:rFonts w:ascii="Noto Serif CJK SC" w:hAnsi="Noto Serif CJK SC" w:eastAsia="Noto Serif CJK SC" w:cs="Noto Serif CJK SC"/>
                 <w:b w:val="0"/>
                 <w:sz w:val="16"/>
               </w:rPr>
-              <w:t>I2S</w:t>
             </w:r>
           </w:p>
         </w:tc>
@@ -6439,14 +6466,15 @@
             <w:pPr>
               <w:spacing w:after="0" w:line="264" w:lineRule="auto"/>
             </w:pPr>
-            <w:r/>
+            <w:r>
+              <w:t>左右声道选择，需避开摄像头引脚</w:t>
+            </w:r>
             <w:r>
               <w:rPr>
                 <w:rFonts w:ascii="Noto Serif CJK SC" w:hAnsi="Noto Serif CJK SC" w:eastAsia="Noto Serif CJK SC" w:cs="Noto Serif CJK SC"/>
                 <w:b w:val="0"/>
                 <w:sz w:val="16"/>
               </w:rPr>
-              <w:t>麦克风数据输入</w:t>
             </w:r>
           </w:p>
         </w:tc>
@@ -6461,14 +6489,15 @@
             <w:pPr>
               <w:spacing w:after="0" w:line="264" w:lineRule="auto"/>
             </w:pPr>
-            <w:r/>
+            <w:r>
+              <w:t>MIC_DIN</w:t>
+            </w:r>
             <w:r>
               <w:rPr>
                 <w:rFonts w:ascii="Noto Serif CJK SC" w:hAnsi="Noto Serif CJK SC" w:eastAsia="Noto Serif CJK SC" w:cs="Noto Serif CJK SC"/>
                 <w:b w:val="0"/>
                 <w:sz w:val="16"/>
               </w:rPr>
-              <w:t>BUZZER</w:t>
             </w:r>
           </w:p>
         </w:tc>
@@ -6481,14 +6510,15 @@
             <w:pPr>
               <w:spacing w:after="0" w:line="264" w:lineRule="auto"/>
             </w:pPr>
-            <w:r/>
+            <w:r>
+              <w:t>GPIO42</w:t>
+            </w:r>
             <w:r>
               <w:rPr>
                 <w:rFonts w:ascii="Noto Serif CJK SC" w:hAnsi="Noto Serif CJK SC" w:eastAsia="Noto Serif CJK SC" w:cs="Noto Serif CJK SC"/>
                 <w:b w:val="0"/>
                 <w:sz w:val="16"/>
               </w:rPr>
-              <w:t>GPIO47</w:t>
             </w:r>
           </w:p>
         </w:tc>
@@ -6501,14 +6531,15 @@
             <w:pPr>
               <w:spacing w:after="0" w:line="264" w:lineRule="auto"/>
             </w:pPr>
-            <w:r/>
+            <w:r>
+              <w:t>I2S</w:t>
+            </w:r>
             <w:r>
               <w:rPr>
                 <w:rFonts w:ascii="Noto Serif CJK SC" w:hAnsi="Noto Serif CJK SC" w:eastAsia="Noto Serif CJK SC" w:cs="Noto Serif CJK SC"/>
                 <w:b w:val="0"/>
                 <w:sz w:val="16"/>
               </w:rPr>
-              <w:t>LEDC/PWM</w:t>
             </w:r>
           </w:p>
         </w:tc>
@@ -6521,14 +6552,15 @@
             <w:pPr>
               <w:spacing w:after="0" w:line="264" w:lineRule="auto"/>
             </w:pPr>
-            <w:r/>
+            <w:r>
+              <w:t>麦克风数据输入，需避开摄像头引脚</w:t>
+            </w:r>
             <w:r>
               <w:rPr>
                 <w:rFonts w:ascii="Noto Serif CJK SC" w:hAnsi="Noto Serif CJK SC" w:eastAsia="Noto Serif CJK SC" w:cs="Noto Serif CJK SC"/>
                 <w:b w:val="0"/>
                 <w:sz w:val="16"/>
               </w:rPr>
-              <w:t>蜂鸣器或提醒音</w:t>
             </w:r>
           </w:p>
         </w:tc>
@@ -6543,14 +6575,15 @@
             <w:pPr>
               <w:spacing w:after="0" w:line="264" w:lineRule="auto"/>
             </w:pPr>
-            <w:r/>
+            <w:r>
+              <w:t>BUZZER</w:t>
+            </w:r>
             <w:r>
               <w:rPr>
                 <w:rFonts w:ascii="Noto Serif CJK SC" w:hAnsi="Noto Serif CJK SC" w:eastAsia="Noto Serif CJK SC" w:cs="Noto Serif CJK SC"/>
                 <w:b w:val="0"/>
                 <w:sz w:val="16"/>
               </w:rPr>
-              <w:t>触摸INT</w:t>
             </w:r>
           </w:p>
         </w:tc>
@@ -6563,14 +6596,15 @@
             <w:pPr>
               <w:spacing w:after="0" w:line="264" w:lineRule="auto"/>
             </w:pPr>
-            <w:r/>
+            <w:r>
+              <w:t>GPIO47</w:t>
+            </w:r>
             <w:r>
               <w:rPr>
                 <w:rFonts w:ascii="Noto Serif CJK SC" w:hAnsi="Noto Serif CJK SC" w:eastAsia="Noto Serif CJK SC" w:cs="Noto Serif CJK SC"/>
                 <w:b w:val="0"/>
                 <w:sz w:val="16"/>
               </w:rPr>
-              <w:t>GPIO15</w:t>
             </w:r>
           </w:p>
         </w:tc>
@@ -6583,14 +6617,15 @@
             <w:pPr>
               <w:spacing w:after="0" w:line="264" w:lineRule="auto"/>
             </w:pPr>
-            <w:r/>
+            <w:r>
+              <w:t>LEDC/PWM</w:t>
+            </w:r>
             <w:r>
               <w:rPr>
                 <w:rFonts w:ascii="Noto Serif CJK SC" w:hAnsi="Noto Serif CJK SC" w:eastAsia="Noto Serif CJK SC" w:cs="Noto Serif CJK SC"/>
                 <w:b w:val="0"/>
                 <w:sz w:val="16"/>
               </w:rPr>
-              <w:t>GPIO中断</w:t>
             </w:r>
           </w:p>
         </w:tc>
@@ -6603,14 +6638,15 @@
             <w:pPr>
               <w:spacing w:after="0" w:line="264" w:lineRule="auto"/>
             </w:pPr>
-            <w:r/>
+            <w:r>
+              <w:t>蜂鸣器或提醒音</w:t>
+            </w:r>
             <w:r>
               <w:rPr>
                 <w:rFonts w:ascii="Noto Serif CJK SC" w:hAnsi="Noto Serif CJK SC" w:eastAsia="Noto Serif CJK SC" w:cs="Noto Serif CJK SC"/>
                 <w:b w:val="0"/>
                 <w:sz w:val="16"/>
               </w:rPr>
-              <w:t>若屏幕带触摸</w:t>
             </w:r>
           </w:p>
         </w:tc>
@@ -6625,14 +6661,15 @@
             <w:pPr>
               <w:spacing w:after="0" w:line="264" w:lineRule="auto"/>
             </w:pPr>
-            <w:r/>
+            <w:r>
+              <w:t>调试串口</w:t>
+            </w:r>
             <w:r>
               <w:rPr>
                 <w:rFonts w:ascii="Noto Serif CJK SC" w:hAnsi="Noto Serif CJK SC" w:eastAsia="Noto Serif CJK SC" w:cs="Noto Serif CJK SC"/>
                 <w:b w:val="0"/>
                 <w:sz w:val="16"/>
               </w:rPr>
-              <w:t>调试串口</w:t>
             </w:r>
           </w:p>
         </w:tc>
@@ -6645,14 +6682,15 @@
             <w:pPr>
               <w:spacing w:after="0" w:line="264" w:lineRule="auto"/>
             </w:pPr>
-            <w:r/>
+            <w:r>
+              <w:t>GPIO43/44</w:t>
+            </w:r>
             <w:r>
               <w:rPr>
                 <w:rFonts w:ascii="Noto Serif CJK SC" w:hAnsi="Noto Serif CJK SC" w:eastAsia="Noto Serif CJK SC" w:cs="Noto Serif CJK SC"/>
                 <w:b w:val="0"/>
                 <w:sz w:val="16"/>
               </w:rPr>
-              <w:t>GPIO43/44</w:t>
             </w:r>
           </w:p>
         </w:tc>
@@ -6665,14 +6703,15 @@
             <w:pPr>
               <w:spacing w:after="0" w:line="264" w:lineRule="auto"/>
             </w:pPr>
-            <w:r/>
+            <w:r>
+              <w:t>UART0</w:t>
+            </w:r>
             <w:r>
               <w:rPr>
                 <w:rFonts w:ascii="Noto Serif CJK SC" w:hAnsi="Noto Serif CJK SC" w:eastAsia="Noto Serif CJK SC" w:cs="Noto Serif CJK SC"/>
                 <w:b w:val="0"/>
                 <w:sz w:val="16"/>
               </w:rPr>
-              <w:t>UART0</w:t>
             </w:r>
           </w:p>
         </w:tc>
@@ -6685,14 +6724,15 @@
             <w:pPr>
               <w:spacing w:after="0" w:line="264" w:lineRule="auto"/>
             </w:pPr>
-            <w:r/>
+            <w:r>
+              <w:t>保留 USB-UART 下载调试</w:t>
+            </w:r>
             <w:r>
               <w:rPr>
                 <w:rFonts w:ascii="Noto Serif CJK SC" w:hAnsi="Noto Serif CJK SC" w:eastAsia="Noto Serif CJK SC" w:cs="Noto Serif CJK SC"/>
                 <w:b w:val="0"/>
                 <w:sz w:val="16"/>
               </w:rPr>
-              <w:t>保留 USB-UART 下载调试</w:t>
             </w:r>
           </w:p>
         </w:tc>
@@ -6728,7 +6768,7 @@
           <w:b w:val="0"/>
           <w:sz w:val="21"/>
         </w:rPr>
-        <w:t>竞赛 Demo 建议使用 5 V/2 A USB 电源供电，确保屏幕背光、Wi-Fi 峰值、ESP32-CAM 补光和传感器同时工作时不会掉电。若加入锂电池，需要 3.7 V 锂电池、充电管理、升压/降压电源路径和电量采样；但 DevKitC-1 开发板本身含 LDO、电源灯和 USB 转串口芯片，深睡功耗不代表最终产品功耗，因此电池续航不建议作为初赛关键卖点。</w:t>
+        <w:t>竞赛 Demo 建议使用 5 V/2 A USB 电源供电，确保屏幕背光、Wi-Fi 峰值、OV3660 摄像头、毫米波雷达、麦克风和传感器同时工作时不会掉电。若加入锂电池，需要 3.7 V 锂电池、充电管理、升压/降压电源路径和电量采样；但 DevKitC-1 开发板本身含 LDO、电源灯和 USB 转串口芯片，深睡功耗不代表最终产品功耗，因此电池续航不建议作为初赛关键卖点。</w:t>
       </w:r>
     </w:p>
     <w:p>
@@ -6742,7 +6782,7 @@
           <w:b w:val="0"/>
           <w:sz w:val="21"/>
         </w:rPr>
-        <w:t>结构上采用 3D 打印外壳 + 磁吸背板。天线区域需离冰箱金属面至少 5~8 mm，可用塑料垫高柱或外壳凸台，避免 Wi-Fi 信号显著衰减。屏幕正面保留麦克风声孔和 PIR 透镜窗口；背面磁铁不得压住模组天线。ESP32-CAM 可做成小夹具或独立模块，使用同一家庭 Wi-Fi 与云端通信。</w:t>
+        <w:t>结构上采用 3D 打印外壳 + 磁吸背板。天线区域需离冰箱金属面至少 5~8 mm，可用塑料垫高柱或外壳凸台，避免 Wi-Fi 信号显著衰减。屏幕正面保留麦克风声孔、OV3660 摄像头窗口和毫米波雷达塑料窗口；雷达正面不要被金属遮挡，背面磁铁不得压住模组天线或雷达有效区域。</w:t>
       </w:r>
     </w:p>
     <w:p>
@@ -7195,14 +7235,15 @@
             <w:pPr>
               <w:spacing w:after="0" w:line="264" w:lineRule="auto"/>
             </w:pPr>
-            <w:r/>
+            <w:r>
+              <w:t>esp_http_client</w:t>
+            </w:r>
             <w:r>
               <w:rPr>
                 <w:rFonts w:ascii="Noto Serif CJK SC" w:hAnsi="Noto Serif CJK SC" w:eastAsia="Noto Serif CJK SC" w:cs="Noto Serif CJK SC"/>
                 <w:b w:val="0"/>
                 <w:sz w:val="16"/>
               </w:rPr>
-              <w:t>esp_http_client</w:t>
             </w:r>
           </w:p>
         </w:tc>
@@ -7215,14 +7256,15 @@
             <w:pPr>
               <w:spacing w:after="0" w:line="264" w:lineRule="auto"/>
             </w:pPr>
-            <w:r/>
+            <w:r>
+              <w:t>HTTPS REST、图片上传、OTA 下载</w:t>
+            </w:r>
             <w:r>
               <w:rPr>
                 <w:rFonts w:ascii="Noto Serif CJK SC" w:hAnsi="Noto Serif CJK SC" w:eastAsia="Noto Serif CJK SC" w:cs="Noto Serif CJK SC"/>
                 <w:b w:val="0"/>
                 <w:sz w:val="16"/>
               </w:rPr>
-              <w:t>HTTPS REST、图片任务、OTA 下载</w:t>
             </w:r>
           </w:p>
         </w:tc>
@@ -7235,14 +7277,15 @@
             <w:pPr>
               <w:spacing w:after="0" w:line="264" w:lineRule="auto"/>
             </w:pPr>
-            <w:r/>
+            <w:r>
+              <w:t>证书校验、超时和重试</w:t>
+            </w:r>
             <w:r>
               <w:rPr>
                 <w:rFonts w:ascii="Noto Serif CJK SC" w:hAnsi="Noto Serif CJK SC" w:eastAsia="Noto Serif CJK SC" w:cs="Noto Serif CJK SC"/>
                 <w:b w:val="0"/>
                 <w:sz w:val="16"/>
               </w:rPr>
-              <w:t>证书校验、超时和重试</w:t>
             </w:r>
           </w:p>
         </w:tc>
@@ -7319,14 +7362,15 @@
             <w:pPr>
               <w:spacing w:after="0" w:line="264" w:lineRule="auto"/>
             </w:pPr>
-            <w:r/>
+            <w:r>
+              <w:t>LittleFS/SPIFFS</w:t>
+            </w:r>
             <w:r>
               <w:rPr>
                 <w:rFonts w:ascii="Noto Serif CJK SC" w:hAnsi="Noto Serif CJK SC" w:eastAsia="Noto Serif CJK SC" w:cs="Noto Serif CJK SC"/>
                 <w:b w:val="0"/>
                 <w:sz w:val="16"/>
               </w:rPr>
-              <w:t>LittleFS/SPIFFS</w:t>
             </w:r>
           </w:p>
         </w:tc>
@@ -7339,14 +7383,15 @@
             <w:pPr>
               <w:spacing w:after="0" w:line="264" w:lineRule="auto"/>
             </w:pPr>
-            <w:r/>
+            <w:r>
+              <w:t>UI 资源、库存缓存、事件队列、拍照任务元数据</w:t>
+            </w:r>
             <w:r>
               <w:rPr>
                 <w:rFonts w:ascii="Noto Serif CJK SC" w:hAnsi="Noto Serif CJK SC" w:eastAsia="Noto Serif CJK SC" w:cs="Noto Serif CJK SC"/>
                 <w:b w:val="0"/>
                 <w:sz w:val="16"/>
               </w:rPr>
-              <w:t>UI 资源、库存缓存、事件队列</w:t>
             </w:r>
           </w:p>
         </w:tc>
@@ -7359,14 +7404,15 @@
             <w:pPr>
               <w:spacing w:after="0" w:line="264" w:lineRule="auto"/>
             </w:pPr>
-            <w:r/>
+            <w:r>
+              <w:t>断电安全写入、循环日志；不保存图片原图</w:t>
+            </w:r>
             <w:r>
               <w:rPr>
                 <w:rFonts w:ascii="Noto Serif CJK SC" w:hAnsi="Noto Serif CJK SC" w:eastAsia="Noto Serif CJK SC" w:cs="Noto Serif CJK SC"/>
                 <w:b w:val="0"/>
                 <w:sz w:val="16"/>
               </w:rPr>
-              <w:t>断电安全写入、循环日志</w:t>
             </w:r>
           </w:p>
         </w:tc>
@@ -7381,14 +7427,15 @@
             <w:pPr>
               <w:spacing w:after="0" w:line="264" w:lineRule="auto"/>
             </w:pPr>
-            <w:r/>
+            <w:r>
+              <w:t>esp_camera/camera 组件</w:t>
+            </w:r>
             <w:r>
               <w:rPr>
                 <w:rFonts w:ascii="Noto Serif CJK SC" w:hAnsi="Noto Serif CJK SC" w:eastAsia="Noto Serif CJK SC" w:cs="Noto Serif CJK SC"/>
                 <w:b w:val="0"/>
                 <w:sz w:val="16"/>
               </w:rPr>
-              <w:t>ESP-SR</w:t>
             </w:r>
           </w:p>
         </w:tc>
@@ -7401,14 +7448,15 @@
             <w:pPr>
               <w:spacing w:after="0" w:line="264" w:lineRule="auto"/>
             </w:pPr>
-            <w:r/>
+            <w:r>
+              <w:t>OV3660 初始化、帧缓冲、JPEG 采集</w:t>
+            </w:r>
             <w:r>
               <w:rPr>
                 <w:rFonts w:ascii="Noto Serif CJK SC" w:hAnsi="Noto Serif CJK SC" w:eastAsia="Noto Serif CJK SC" w:cs="Noto Serif CJK SC"/>
                 <w:b w:val="0"/>
                 <w:sz w:val="16"/>
               </w:rPr>
-              <w:t>唤醒词与命令词识别</w:t>
             </w:r>
           </w:p>
         </w:tc>
@@ -7421,14 +7469,15 @@
             <w:pPr>
               <w:spacing w:after="0" w:line="264" w:lineRule="auto"/>
             </w:pPr>
-            <w:r/>
+            <w:r>
+              <w:t>低分辨率起步，监控 heap/PSRAM</w:t>
+            </w:r>
             <w:r>
               <w:rPr>
                 <w:rFonts w:ascii="Noto Serif CJK SC" w:hAnsi="Noto Serif CJK SC" w:eastAsia="Noto Serif CJK SC" w:cs="Noto Serif CJK SC"/>
                 <w:b w:val="0"/>
                 <w:sz w:val="16"/>
               </w:rPr>
-              <w:t>首版可只做命令词，复杂语义走云端</w:t>
             </w:r>
           </w:p>
         </w:tc>
@@ -7654,14 +7703,15 @@
             <w:pPr>
               <w:spacing w:after="0" w:line="264" w:lineRule="auto"/>
             </w:pPr>
-            <w:r/>
+            <w:r>
+              <w:t>sensor_task</w:t>
+            </w:r>
             <w:r>
               <w:rPr>
                 <w:rFonts w:ascii="Noto Serif CJK SC" w:hAnsi="Noto Serif CJK SC" w:eastAsia="Noto Serif CJK SC" w:cs="Noto Serif CJK SC"/>
                 <w:b w:val="0"/>
                 <w:sz w:val="16"/>
               </w:rPr>
-              <w:t>sensor_task</w:t>
             </w:r>
           </w:p>
         </w:tc>
@@ -7674,14 +7724,15 @@
             <w:pPr>
               <w:spacing w:after="0" w:line="264" w:lineRule="auto"/>
             </w:pPr>
-            <w:r/>
+            <w:r>
+              <w:t>中高</w:t>
+            </w:r>
             <w:r>
               <w:rPr>
                 <w:rFonts w:ascii="Noto Serif CJK SC" w:hAnsi="Noto Serif CJK SC" w:eastAsia="Noto Serif CJK SC" w:cs="Noto Serif CJK SC"/>
                 <w:b w:val="0"/>
                 <w:sz w:val="16"/>
               </w:rPr>
-              <w:t>中高</w:t>
             </w:r>
           </w:p>
         </w:tc>
@@ -7694,14 +7745,15 @@
             <w:pPr>
               <w:spacing w:after="0" w:line="264" w:lineRule="auto"/>
             </w:pPr>
-            <w:r/>
+            <w:r>
+              <w:t>20~50 Hz</w:t>
+            </w:r>
             <w:r>
               <w:rPr>
                 <w:rFonts w:ascii="Noto Serif CJK SC" w:hAnsi="Noto Serif CJK SC" w:eastAsia="Noto Serif CJK SC" w:cs="Noto Serif CJK SC"/>
                 <w:b w:val="0"/>
                 <w:sz w:val="16"/>
               </w:rPr>
-              <w:t>20~50 Hz</w:t>
             </w:r>
           </w:p>
         </w:tc>
@@ -7714,14 +7766,15 @@
             <w:pPr>
               <w:spacing w:after="0" w:line="264" w:lineRule="auto"/>
             </w:pPr>
-            <w:r/>
+            <w:r>
+              <w:t>读取光照、IMU、毫米波雷达，滤波并发布事件</w:t>
+            </w:r>
             <w:r>
               <w:rPr>
                 <w:rFonts w:ascii="Noto Serif CJK SC" w:hAnsi="Noto Serif CJK SC" w:eastAsia="Noto Serif CJK SC" w:cs="Noto Serif CJK SC"/>
                 <w:b w:val="0"/>
                 <w:sz w:val="16"/>
               </w:rPr>
-              <w:t>读取光照、IMU、PIR，滤波并发布事件</w:t>
             </w:r>
           </w:p>
         </w:tc>
@@ -8064,14 +8117,15 @@
             <w:pPr>
               <w:spacing w:after="0" w:line="264" w:lineRule="auto"/>
             </w:pPr>
-            <w:r/>
+            <w:r>
+              <w:t>camera_task</w:t>
+            </w:r>
             <w:r>
               <w:rPr>
                 <w:rFonts w:ascii="Noto Serif CJK SC" w:hAnsi="Noto Serif CJK SC" w:eastAsia="Noto Serif CJK SC" w:cs="Noto Serif CJK SC"/>
                 <w:b w:val="0"/>
                 <w:sz w:val="16"/>
               </w:rPr>
-              <w:t>ai_task</w:t>
             </w:r>
           </w:p>
         </w:tc>
@@ -8084,14 +8138,15 @@
             <w:pPr>
               <w:spacing w:after="0" w:line="264" w:lineRule="auto"/>
             </w:pPr>
-            <w:r/>
+            <w:r>
+              <w:t>中</w:t>
+            </w:r>
             <w:r>
               <w:rPr>
                 <w:rFonts w:ascii="Noto Serif CJK SC" w:hAnsi="Noto Serif CJK SC" w:eastAsia="Noto Serif CJK SC" w:cs="Noto Serif CJK SC"/>
                 <w:b w:val="0"/>
                 <w:sz w:val="16"/>
               </w:rPr>
-              <w:t>中</w:t>
             </w:r>
           </w:p>
         </w:tc>
@@ -8104,14 +8159,15 @@
             <w:pPr>
               <w:spacing w:after="0" w:line="264" w:lineRule="auto"/>
             </w:pPr>
-            <w:r/>
+            <w:r>
+              <w:t>拍照命令/任务队列</w:t>
+            </w:r>
             <w:r>
               <w:rPr>
                 <w:rFonts w:ascii="Noto Serif CJK SC" w:hAnsi="Noto Serif CJK SC" w:eastAsia="Noto Serif CJK SC" w:cs="Noto Serif CJK SC"/>
                 <w:b w:val="0"/>
                 <w:sz w:val="16"/>
               </w:rPr>
-              <w:t>任务队列</w:t>
             </w:r>
           </w:p>
         </w:tc>
@@ -8124,14 +8180,15 @@
             <w:pPr>
               <w:spacing w:after="0" w:line="264" w:lineRule="auto"/>
             </w:pPr>
-            <w:r/>
+            <w:r>
+              <w:t>OV3660 预热、采集、JPEG/帧缓冲管理和上传状态</w:t>
+            </w:r>
             <w:r>
               <w:rPr>
                 <w:rFonts w:ascii="Noto Serif CJK SC" w:hAnsi="Noto Serif CJK SC" w:eastAsia="Noto Serif CJK SC" w:cs="Noto Serif CJK SC"/>
                 <w:b w:val="0"/>
                 <w:sz w:val="16"/>
               </w:rPr>
-              <w:t>向云端提交 AI 任务、解析 JSON 结果</w:t>
             </w:r>
           </w:p>
         </w:tc>
@@ -8406,7 +8463,7 @@
         <w:rPr>
           <w:rFonts w:ascii="Noto Serif CJK SC" w:hAnsi="Noto Serif CJK SC" w:eastAsia="Noto Serif CJK SC"/>
         </w:rPr>
-        <w:t>ESP32-CAM 固件建议独立工程维护，包含 camera_init、capture_jpeg、sdcard_manager、wifi_manager、mqtt_client、https_uploader 和 led_control 模块。拍照前先进行 1~2 帧预热，固定图像尺寸为 VGA/SVGA 或 UXGA JPEG 低压缩率，优先保证食材可识别而不是追求高帧率。由于本次购买的 ESP32-CAM 支持 TF 卡扩展，摄像头端在拍照后先将 JPEG、metadata.json 和 upload_queue.jsonl 写入 TF 卡，再执行 HTTPS 上传；上传失败时图片不丢失，网络恢复后按队列补传。主控 ESP32-S3 不直接保存大图，只保存 image_id、识别状态和库存结果。</w:t>
+        <w:t>摄像头固件作为主控工程中的 camera 组件维护，包含 ov3660_init、capture_jpeg、frame_buffer_manager、https_uploader、capture_job 和 camera_diagnostics 等模块。拍照前先进行 1~2 帧预热，首版从 VGA/SVGA 等较低分辨率起步，优先保证食材可识别和系统稳定，而不是追求高帧率或最高分辨率。拍照后主控立即上传 JPEG，并只在本地保存 capture_job 元数据、image_id、错误码、识别状态和库存结果。</w:t>
       </w:r>
     </w:p>
     <w:p>
@@ -8451,6 +8508,7 @@
                 <w:b/>
                 <w:sz w:val="18"/>
               </w:rPr>
+              <w:t>参数</w:t>
             </w:r>
             <w:r>
               <w:rPr>
@@ -8458,7 +8516,6 @@
                 <w:b/>
                 <w:sz w:val="18"/>
               </w:rPr>
-              <w:t>参数</w:t>
             </w:r>
           </w:p>
         </w:tc>
@@ -8477,6 +8534,7 @@
                 <w:b/>
                 <w:sz w:val="18"/>
               </w:rPr>
+              <w:t>建议值</w:t>
             </w:r>
             <w:r>
               <w:rPr>
@@ -8484,7 +8542,6 @@
                 <w:b/>
                 <w:sz w:val="18"/>
               </w:rPr>
-              <w:t>建议值</w:t>
             </w:r>
           </w:p>
         </w:tc>
@@ -8503,6 +8560,7 @@
                 <w:b/>
                 <w:sz w:val="18"/>
               </w:rPr>
+              <w:t>说明</w:t>
             </w:r>
             <w:r>
               <w:rPr>
@@ -8510,7 +8568,6 @@
                 <w:b/>
                 <w:sz w:val="18"/>
               </w:rPr>
-              <w:t>说明</w:t>
             </w:r>
           </w:p>
         </w:tc>
@@ -8531,15 +8588,15 @@
                 <w:b w:val="0"/>
                 <w:sz w:val="18"/>
               </w:rPr>
-            </w:r>
-            <w:r>
-              <w:rPr>
-                <w:rFonts w:ascii="Noto Serif CJK SC" w:hAnsi="Noto Serif CJK SC" w:eastAsia="Noto Serif CJK SC" w:cs="Noto Serif CJK SC"/>
-                <w:b w:val="0"/>
-                <w:sz w:val="18"/>
-              </w:rPr>
               <w:t>分辨率</w:t>
             </w:r>
+            <w:r>
+              <w:rPr>
+                <w:rFonts w:ascii="Noto Serif CJK SC" w:hAnsi="Noto Serif CJK SC" w:eastAsia="Noto Serif CJK SC" w:cs="Noto Serif CJK SC"/>
+                <w:b w:val="0"/>
+                <w:sz w:val="18"/>
+              </w:rPr>
+            </w:r>
           </w:p>
         </w:tc>
         <w:tc>
@@ -8557,14 +8614,14 @@
                 <w:b w:val="0"/>
                 <w:sz w:val="18"/>
               </w:rPr>
-            </w:r>
-            <w:r>
-              <w:rPr>
-                <w:rFonts w:ascii="Noto Serif CJK SC" w:hAnsi="Noto Serif CJK SC" w:eastAsia="Noto Serif CJK SC" w:cs="Noto Serif CJK SC"/>
-                <w:b w:val="0"/>
-                <w:sz w:val="18"/>
-              </w:rPr>
-              <w:t>SVGA 800×600 或 UXGA 1600×1200</w:t>
+              <w:t>VGA/SVGA 起步，稳定后再评估 UXGA</w:t>
+            </w:r>
+            <w:r>
+              <w:rPr>
+                <w:rFonts w:ascii="Noto Serif CJK SC" w:hAnsi="Noto Serif CJK SC" w:eastAsia="Noto Serif CJK SC" w:cs="Noto Serif CJK SC"/>
+                <w:b w:val="0"/>
+                <w:sz w:val="18"/>
+              </w:rPr>
             </w:r>
           </w:p>
         </w:tc>
@@ -8583,14 +8640,14 @@
                 <w:b w:val="0"/>
                 <w:sz w:val="18"/>
               </w:rPr>
-            </w:r>
-            <w:r>
-              <w:rPr>
-                <w:rFonts w:ascii="Noto Serif CJK SC" w:hAnsi="Noto Serif CJK SC" w:eastAsia="Noto Serif CJK SC" w:cs="Noto Serif CJK SC"/>
-                <w:b w:val="0"/>
-                <w:sz w:val="18"/>
-              </w:rPr>
-              <w:t>Demo 识别优先，视网络与内存调整</w:t>
+              <w:t>Demo 识别优先，视网络、PSRAM 和 UI 稳定性调整</w:t>
+            </w:r>
+            <w:r>
+              <w:rPr>
+                <w:rFonts w:ascii="Noto Serif CJK SC" w:hAnsi="Noto Serif CJK SC" w:eastAsia="Noto Serif CJK SC" w:cs="Noto Serif CJK SC"/>
+                <w:b w:val="0"/>
+                <w:sz w:val="18"/>
+              </w:rPr>
             </w:r>
           </w:p>
         </w:tc>
@@ -8851,15 +8908,15 @@
                 <w:b w:val="0"/>
                 <w:sz w:val="18"/>
               </w:rPr>
-            </w:r>
-            <w:r>
-              <w:rPr>
-                <w:rFonts w:ascii="Noto Serif CJK SC" w:hAnsi="Noto Serif CJK SC" w:eastAsia="Noto Serif CJK SC" w:cs="Noto Serif CJK SC"/>
-                <w:b w:val="0"/>
-                <w:sz w:val="18"/>
-              </w:rPr>
               <w:t>上传方式</w:t>
             </w:r>
+            <w:r>
+              <w:rPr>
+                <w:rFonts w:ascii="Noto Serif CJK SC" w:hAnsi="Noto Serif CJK SC" w:eastAsia="Noto Serif CJK SC" w:cs="Noto Serif CJK SC"/>
+                <w:b w:val="0"/>
+                <w:sz w:val="18"/>
+              </w:rPr>
+            </w:r>
           </w:p>
         </w:tc>
         <w:tc>
@@ -8877,14 +8934,14 @@
                 <w:b w:val="0"/>
                 <w:sz w:val="18"/>
               </w:rPr>
-            </w:r>
-            <w:r>
-              <w:rPr>
-                <w:rFonts w:ascii="Noto Serif CJK SC" w:hAnsi="Noto Serif CJK SC" w:eastAsia="Noto Serif CJK SC" w:cs="Noto Serif CJK SC"/>
-                <w:b w:val="0"/>
-                <w:sz w:val="18"/>
-              </w:rPr>
-              <w:t>HTTPS POST 到对象存储或后端 API</w:t>
+              <w:t>主控 HTTPS POST 到对象存储或后端 API</w:t>
+            </w:r>
+            <w:r>
+              <w:rPr>
+                <w:rFonts w:ascii="Noto Serif CJK SC" w:hAnsi="Noto Serif CJK SC" w:eastAsia="Noto Serif CJK SC" w:cs="Noto Serif CJK SC"/>
+                <w:b w:val="0"/>
+                <w:sz w:val="18"/>
+              </w:rPr>
             </w:r>
           </w:p>
         </w:tc>
@@ -8903,14 +8960,14 @@
                 <w:b w:val="0"/>
                 <w:sz w:val="18"/>
               </w:rPr>
-            </w:r>
-            <w:r>
-              <w:rPr>
-                <w:rFonts w:ascii="Noto Serif CJK SC" w:hAnsi="Noto Serif CJK SC" w:eastAsia="Noto Serif CJK SC" w:cs="Noto Serif CJK SC"/>
-                <w:b w:val="0"/>
-                <w:sz w:val="18"/>
-              </w:rPr>
-              <w:t>避免主控转发大图片</w:t>
+              <w:t>首版不走独立摄像头节点</w:t>
+            </w:r>
+            <w:r>
+              <w:rPr>
+                <w:rFonts w:ascii="Noto Serif CJK SC" w:hAnsi="Noto Serif CJK SC" w:eastAsia="Noto Serif CJK SC" w:cs="Noto Serif CJK SC"/>
+                <w:b w:val="0"/>
+                <w:sz w:val="18"/>
+              </w:rPr>
             </w:r>
           </w:p>
         </w:tc>
@@ -8931,15 +8988,15 @@
                 <w:b w:val="0"/>
                 <w:sz w:val="18"/>
               </w:rPr>
-            </w:r>
-            <w:r>
-              <w:rPr>
-                <w:rFonts w:ascii="Noto Serif CJK SC" w:hAnsi="Noto Serif CJK SC" w:eastAsia="Noto Serif CJK SC" w:cs="Noto Serif CJK SC"/>
-                <w:b w:val="0"/>
-                <w:sz w:val="18"/>
-              </w:rPr>
               <w:t>控制方式</w:t>
             </w:r>
+            <w:r>
+              <w:rPr>
+                <w:rFonts w:ascii="Noto Serif CJK SC" w:hAnsi="Noto Serif CJK SC" w:eastAsia="Noto Serif CJK SC" w:cs="Noto Serif CJK SC"/>
+                <w:b w:val="0"/>
+                <w:sz w:val="18"/>
+              </w:rPr>
+            </w:r>
           </w:p>
         </w:tc>
         <w:tc>
@@ -8957,14 +9014,14 @@
                 <w:b w:val="0"/>
                 <w:sz w:val="18"/>
               </w:rPr>
-            </w:r>
-            <w:r>
-              <w:rPr>
-                <w:rFonts w:ascii="Noto Serif CJK SC" w:hAnsi="Noto Serif CJK SC" w:eastAsia="Noto Serif CJK SC" w:cs="Noto Serif CJK SC"/>
-                <w:b w:val="0"/>
-                <w:sz w:val="18"/>
-              </w:rPr>
-              <w:t>MQTT capture 命令 + image_ready 事件</w:t>
+              <w:t>本地 capture_job + MQTT/HTTPS 状态上报</w:t>
+            </w:r>
+            <w:r>
+              <w:rPr>
+                <w:rFonts w:ascii="Noto Serif CJK SC" w:hAnsi="Noto Serif CJK SC" w:eastAsia="Noto Serif CJK SC" w:cs="Noto Serif CJK SC"/>
+                <w:b w:val="0"/>
+                <w:sz w:val="18"/>
+              </w:rPr>
             </w:r>
           </w:p>
         </w:tc>
@@ -8983,14 +9040,14 @@
                 <w:b w:val="0"/>
                 <w:sz w:val="18"/>
               </w:rPr>
-            </w:r>
-            <w:r>
-              <w:rPr>
-                <w:rFonts w:ascii="Noto Serif CJK SC" w:hAnsi="Noto Serif CJK SC" w:eastAsia="Noto Serif CJK SC" w:cs="Noto Serif CJK SC"/>
-                <w:b w:val="0"/>
-                <w:sz w:val="18"/>
-              </w:rPr>
-              <w:t>与主设备解耦</w:t>
+              <w:t>与主控状态机直接联动</w:t>
+            </w:r>
+            <w:r>
+              <w:rPr>
+                <w:rFonts w:ascii="Noto Serif CJK SC" w:hAnsi="Noto Serif CJK SC" w:eastAsia="Noto Serif CJK SC" w:cs="Noto Serif CJK SC"/>
+                <w:b w:val="0"/>
+                <w:sz w:val="18"/>
+              </w:rPr>
             </w:r>
           </w:p>
         </w:tc>
@@ -9008,15 +9065,15 @@
                 <w:b w:val="0"/>
                 <w:sz w:val="18"/>
               </w:rPr>
-            </w:r>
-            <w:r>
-              <w:rPr>
-                <w:rFonts w:ascii="Noto Serif CJK SC" w:hAnsi="Noto Serif CJK SC" w:eastAsia="Noto Serif CJK SC"/>
-                <w:b w:val="0"/>
-                <w:sz w:val="18"/>
-              </w:rPr>
               <w:t>本地缓存</w:t>
             </w:r>
+            <w:r>
+              <w:rPr>
+                <w:rFonts w:ascii="Noto Serif CJK SC" w:hAnsi="Noto Serif CJK SC" w:eastAsia="Noto Serif CJK SC"/>
+                <w:b w:val="0"/>
+                <w:sz w:val="18"/>
+              </w:rPr>
+            </w:r>
           </w:p>
         </w:tc>
         <w:tc>
@@ -9031,14 +9088,14 @@
                 <w:b w:val="0"/>
                 <w:sz w:val="18"/>
               </w:rPr>
-            </w:r>
-            <w:r>
-              <w:rPr>
-                <w:rFonts w:ascii="Noto Serif CJK SC" w:hAnsi="Noto Serif CJK SC" w:eastAsia="Noto Serif CJK SC"/>
-                <w:b w:val="0"/>
-                <w:sz w:val="18"/>
-              </w:rPr>
-              <w:t>TF 卡保存 JPEG、metadata.json、upload_queue.jsonl</w:t>
+              <w:t>仅保存 capture_job 元数据、错误码和上传状态</w:t>
+            </w:r>
+            <w:r>
+              <w:rPr>
+                <w:rFonts w:ascii="Noto Serif CJK SC" w:hAnsi="Noto Serif CJK SC" w:eastAsia="Noto Serif CJK SC"/>
+                <w:b w:val="0"/>
+                <w:sz w:val="18"/>
+              </w:rPr>
             </w:r>
           </w:p>
         </w:tc>
@@ -9054,14 +9111,14 @@
                 <w:b w:val="0"/>
                 <w:sz w:val="18"/>
               </w:rPr>
-            </w:r>
-            <w:r>
-              <w:rPr>
-                <w:rFonts w:ascii="Noto Serif CJK SC" w:hAnsi="Noto Serif CJK SC" w:eastAsia="Noto Serif CJK SC"/>
-                <w:b w:val="0"/>
-                <w:sz w:val="18"/>
-              </w:rPr>
-              <w:t>主控不存大图；断网、上传失败或云端识别失败时可重试</w:t>
+              <w:t>不新增 TF/SD 卡，不承诺离线保存图片原图</w:t>
+            </w:r>
+            <w:r>
+              <w:rPr>
+                <w:rFonts w:ascii="Noto Serif CJK SC" w:hAnsi="Noto Serif CJK SC" w:eastAsia="Noto Serif CJK SC"/>
+                <w:b w:val="0"/>
+                <w:sz w:val="18"/>
+              </w:rPr>
             </w:r>
           </w:p>
         </w:tc>
@@ -9105,7 +9162,7 @@
         <w:rPr>
           <w:rFonts w:ascii="Noto Serif CJK SC" w:hAnsi="Noto Serif CJK SC" w:eastAsia="Noto Serif CJK SC"/>
         </w:rPr>
-        <w:t>首次使用时，主设备与摄像头设备分别进入配网模式。主设备优先使用 BLE Provisioning；ESP32-CAM 若开发复杂度受限，可先使用 SoftAP 配网。配网成功后，两个设备都获得 household_id、device_id、device_secret，并连接同一云端 MQTT Broker。小程序负责把两个 device_id 绑定到同一家庭。摄像头子设备还会初始化 TF 卡目录结构，创建 /fridge_cam/images、/fridge_cam/meta、/fridge_cam/queue 三类目录，用于图片、元数据和待上传任务。</w:t>
+        <w:t>首次使用时，主设备进入配网模式。主设备优先使用 BLE Provisioning 接收 SSID、密码和绑定 token，配网成功后获得 household_id、device_id、device_secret，并连接云端 MQTT Broker。小程序负责把主设备绑定到家庭；OV3660 作为主控外设，不需要单独配网或单独绑定。</w:t>
       </w:r>
     </w:p>
     <w:p>
@@ -9145,14 +9202,15 @@
             <w:pPr>
               <w:spacing w:after="0" w:line="264" w:lineRule="auto"/>
             </w:pPr>
-            <w:r/>
+            <w:r>
+              <w:t>步骤</w:t>
+            </w:r>
             <w:r>
               <w:rPr>
                 <w:rFonts w:ascii="Noto Serif CJK SC" w:hAnsi="Noto Serif CJK SC" w:eastAsia="Noto Serif CJK SC" w:cs="Noto Serif CJK SC"/>
                 <w:b/>
                 <w:sz w:val="17"/>
               </w:rPr>
-              <w:t>步骤</w:t>
             </w:r>
           </w:p>
         </w:tc>
@@ -9165,14 +9223,15 @@
             <w:pPr>
               <w:spacing w:after="0" w:line="264" w:lineRule="auto"/>
             </w:pPr>
-            <w:r/>
+            <w:r>
+              <w:t>主设备</w:t>
+            </w:r>
             <w:r>
               <w:rPr>
                 <w:rFonts w:ascii="Noto Serif CJK SC" w:hAnsi="Noto Serif CJK SC" w:eastAsia="Noto Serif CJK SC" w:cs="Noto Serif CJK SC"/>
                 <w:b/>
                 <w:sz w:val="17"/>
               </w:rPr>
-              <w:t>主设备</w:t>
             </w:r>
           </w:p>
         </w:tc>
@@ -9185,14 +9244,15 @@
             <w:pPr>
               <w:spacing w:after="0" w:line="264" w:lineRule="auto"/>
             </w:pPr>
-            <w:r/>
+            <w:r>
+              <w:t>OV3660 摄像头</w:t>
+            </w:r>
             <w:r>
               <w:rPr>
                 <w:rFonts w:ascii="Noto Serif CJK SC" w:hAnsi="Noto Serif CJK SC" w:eastAsia="Noto Serif CJK SC" w:cs="Noto Serif CJK SC"/>
                 <w:b/>
                 <w:sz w:val="17"/>
               </w:rPr>
-              <w:t>摄像头子设备</w:t>
             </w:r>
           </w:p>
         </w:tc>
@@ -9205,14 +9265,15 @@
             <w:pPr>
               <w:spacing w:after="0" w:line="264" w:lineRule="auto"/>
             </w:pPr>
-            <w:r/>
+            <w:r>
+              <w:t>小程序/云端</w:t>
+            </w:r>
             <w:r>
               <w:rPr>
                 <w:rFonts w:ascii="Noto Serif CJK SC" w:hAnsi="Noto Serif CJK SC" w:eastAsia="Noto Serif CJK SC" w:cs="Noto Serif CJK SC"/>
                 <w:b/>
                 <w:sz w:val="17"/>
               </w:rPr>
-              <w:t>小程序/云端</w:t>
             </w:r>
           </w:p>
         </w:tc>
@@ -9227,14 +9288,15 @@
             <w:pPr>
               <w:spacing w:after="0" w:line="264" w:lineRule="auto"/>
             </w:pPr>
-            <w:r/>
+            <w:r>
+              <w:t>1</w:t>
+            </w:r>
             <w:r>
               <w:rPr>
                 <w:rFonts w:ascii="Noto Serif CJK SC" w:hAnsi="Noto Serif CJK SC" w:eastAsia="Noto Serif CJK SC" w:cs="Noto Serif CJK SC"/>
                 <w:b w:val="0"/>
                 <w:sz w:val="17"/>
               </w:rPr>
-              <w:t>1</w:t>
             </w:r>
           </w:p>
         </w:tc>
@@ -9247,14 +9309,15 @@
             <w:pPr>
               <w:spacing w:after="0" w:line="264" w:lineRule="auto"/>
             </w:pPr>
-            <w:r/>
+            <w:r>
+              <w:t>长按按键进入配网，显示二维码/配网码</w:t>
+            </w:r>
             <w:r>
               <w:rPr>
                 <w:rFonts w:ascii="Noto Serif CJK SC" w:hAnsi="Noto Serif CJK SC" w:eastAsia="Noto Serif CJK SC" w:cs="Noto Serif CJK SC"/>
                 <w:b w:val="0"/>
                 <w:sz w:val="17"/>
               </w:rPr>
-              <w:t>长按按键进入配网，显示二维码/配网码</w:t>
             </w:r>
           </w:p>
         </w:tc>
@@ -9267,14 +9330,15 @@
             <w:pPr>
               <w:spacing w:after="0" w:line="264" w:lineRule="auto"/>
             </w:pPr>
-            <w:r/>
+            <w:r>
+              <w:t>作为主控外设随主控初始化</w:t>
+            </w:r>
             <w:r>
               <w:rPr>
                 <w:rFonts w:ascii="Noto Serif CJK SC" w:hAnsi="Noto Serif CJK SC" w:eastAsia="Noto Serif CJK SC" w:cs="Noto Serif CJK SC"/>
                 <w:b w:val="0"/>
                 <w:sz w:val="17"/>
               </w:rPr>
-              <w:t>上电进入 SoftAP 或等待配网</w:t>
             </w:r>
           </w:p>
         </w:tc>
@@ -9287,14 +9351,15 @@
             <w:pPr>
               <w:spacing w:after="0" w:line="264" w:lineRule="auto"/>
             </w:pPr>
-            <w:r/>
+            <w:r>
+              <w:t>扫描设备二维码，创建家庭</w:t>
+            </w:r>
             <w:r>
               <w:rPr>
                 <w:rFonts w:ascii="Noto Serif CJK SC" w:hAnsi="Noto Serif CJK SC" w:eastAsia="Noto Serif CJK SC" w:cs="Noto Serif CJK SC"/>
                 <w:b w:val="0"/>
                 <w:sz w:val="17"/>
               </w:rPr>
-              <w:t>扫描设备二维码，创建家庭</w:t>
             </w:r>
           </w:p>
         </w:tc>
@@ -9309,14 +9374,15 @@
             <w:pPr>
               <w:spacing w:after="0" w:line="264" w:lineRule="auto"/>
             </w:pPr>
-            <w:r/>
+            <w:r>
+              <w:t>2</w:t>
+            </w:r>
             <w:r>
               <w:rPr>
                 <w:rFonts w:ascii="Noto Serif CJK SC" w:hAnsi="Noto Serif CJK SC" w:eastAsia="Noto Serif CJK SC" w:cs="Noto Serif CJK SC"/>
                 <w:b w:val="0"/>
                 <w:sz w:val="17"/>
               </w:rPr>
-              <w:t>2</w:t>
             </w:r>
           </w:p>
         </w:tc>
@@ -9329,14 +9395,15 @@
             <w:pPr>
               <w:spacing w:after="0" w:line="264" w:lineRule="auto"/>
             </w:pPr>
-            <w:r/>
+            <w:r>
+              <w:t>通过 BLE 接收 SSID、密码、绑定 token</w:t>
+            </w:r>
             <w:r>
               <w:rPr>
                 <w:rFonts w:ascii="Noto Serif CJK SC" w:hAnsi="Noto Serif CJK SC" w:eastAsia="Noto Serif CJK SC" w:cs="Noto Serif CJK SC"/>
                 <w:b w:val="0"/>
                 <w:sz w:val="17"/>
               </w:rPr>
-              <w:t>通过 BLE 接收 SSID、密码、绑定 token</w:t>
             </w:r>
           </w:p>
         </w:tc>
@@ -9349,14 +9416,15 @@
             <w:pPr>
               <w:spacing w:after="0" w:line="264" w:lineRule="auto"/>
             </w:pPr>
-            <w:r/>
+            <w:r>
+              <w:t>无需单独配网</w:t>
+            </w:r>
             <w:r>
               <w:rPr>
                 <w:rFonts w:ascii="Noto Serif CJK SC" w:hAnsi="Noto Serif CJK SC" w:eastAsia="Noto Serif CJK SC" w:cs="Noto Serif CJK SC"/>
                 <w:b w:val="0"/>
                 <w:sz w:val="17"/>
               </w:rPr>
-              <w:t>通过 SoftAP 接收同一 SSID、密码、绑定 token</w:t>
             </w:r>
           </w:p>
         </w:tc>
@@ -9369,14 +9437,15 @@
             <w:pPr>
               <w:spacing w:after="0" w:line="264" w:lineRule="auto"/>
             </w:pPr>
-            <w:r/>
+            <w:r>
+              <w:t>向云端申请 device_secret</w:t>
+            </w:r>
             <w:r>
               <w:rPr>
                 <w:rFonts w:ascii="Noto Serif CJK SC" w:hAnsi="Noto Serif CJK SC" w:eastAsia="Noto Serif CJK SC" w:cs="Noto Serif CJK SC"/>
                 <w:b w:val="0"/>
                 <w:sz w:val="17"/>
               </w:rPr>
-              <w:t>向云端申请 device_secret</w:t>
             </w:r>
           </w:p>
         </w:tc>
@@ -9391,14 +9460,15 @@
             <w:pPr>
               <w:spacing w:after="0" w:line="264" w:lineRule="auto"/>
             </w:pPr>
-            <w:r/>
+            <w:r>
+              <w:t>3</w:t>
+            </w:r>
             <w:r>
               <w:rPr>
                 <w:rFonts w:ascii="Noto Serif CJK SC" w:hAnsi="Noto Serif CJK SC" w:eastAsia="Noto Serif CJK SC" w:cs="Noto Serif CJK SC"/>
                 <w:b w:val="0"/>
                 <w:sz w:val="17"/>
               </w:rPr>
-              <w:t>3</w:t>
             </w:r>
           </w:p>
         </w:tc>
@@ -9411,14 +9481,15 @@
             <w:pPr>
               <w:spacing w:after="0" w:line="264" w:lineRule="auto"/>
             </w:pPr>
-            <w:r/>
+            <w:r>
+              <w:t>连接 Wi-Fi，NTP 校时，连接 MQTTS</w:t>
+            </w:r>
             <w:r>
               <w:rPr>
                 <w:rFonts w:ascii="Noto Serif CJK SC" w:hAnsi="Noto Serif CJK SC" w:eastAsia="Noto Serif CJK SC" w:cs="Noto Serif CJK SC"/>
                 <w:b w:val="0"/>
                 <w:sz w:val="17"/>
               </w:rPr>
-              <w:t>连接 Wi-Fi，NTP 校时，连接 MQTTS</w:t>
             </w:r>
           </w:p>
         </w:tc>
@@ -9431,14 +9502,15 @@
             <w:pPr>
               <w:spacing w:after="0" w:line="264" w:lineRule="auto"/>
             </w:pPr>
-            <w:r/>
+            <w:r>
+              <w:t>主控自检摄像头并上报状态</w:t>
+            </w:r>
             <w:r>
               <w:rPr>
                 <w:rFonts w:ascii="Noto Serif CJK SC" w:hAnsi="Noto Serif CJK SC" w:eastAsia="Noto Serif CJK SC" w:cs="Noto Serif CJK SC"/>
                 <w:b w:val="0"/>
                 <w:sz w:val="17"/>
               </w:rPr>
-              <w:t>连接 Wi-Fi，连接 MQTTS</w:t>
             </w:r>
           </w:p>
         </w:tc>
@@ -9451,14 +9523,15 @@
             <w:pPr>
               <w:spacing w:after="0" w:line="264" w:lineRule="auto"/>
             </w:pPr>
-            <w:r/>
+            <w:r>
+              <w:t>完成设备绑定并写入家庭关系</w:t>
+            </w:r>
             <w:r>
               <w:rPr>
                 <w:rFonts w:ascii="Noto Serif CJK SC" w:hAnsi="Noto Serif CJK SC" w:eastAsia="Noto Serif CJK SC" w:cs="Noto Serif CJK SC"/>
                 <w:b w:val="0"/>
                 <w:sz w:val="17"/>
               </w:rPr>
-              <w:t>完成设备绑定并写入家庭关系</w:t>
             </w:r>
           </w:p>
         </w:tc>
@@ -9473,14 +9546,15 @@
             <w:pPr>
               <w:spacing w:after="0" w:line="264" w:lineRule="auto"/>
             </w:pPr>
-            <w:r/>
+            <w:r>
+              <w:t>4</w:t>
+            </w:r>
             <w:r>
               <w:rPr>
                 <w:rFonts w:ascii="Noto Serif CJK SC" w:hAnsi="Noto Serif CJK SC" w:eastAsia="Noto Serif CJK SC" w:cs="Noto Serif CJK SC"/>
                 <w:b w:val="0"/>
                 <w:sz w:val="17"/>
               </w:rPr>
-              <w:t>4</w:t>
             </w:r>
           </w:p>
         </w:tc>
@@ -9493,14 +9567,15 @@
             <w:pPr>
               <w:spacing w:after="0" w:line="264" w:lineRule="auto"/>
             </w:pPr>
-            <w:r/>
+            <w:r>
+              <w:t>显示“配网成功”与信号强度</w:t>
+            </w:r>
             <w:r>
               <w:rPr>
                 <w:rFonts w:ascii="Noto Serif CJK SC" w:hAnsi="Noto Serif CJK SC" w:eastAsia="Noto Serif CJK SC" w:cs="Noto Serif CJK SC"/>
                 <w:b w:val="0"/>
                 <w:sz w:val="17"/>
               </w:rPr>
-              <w:t>显示“配网成功”与信号强度</w:t>
             </w:r>
           </w:p>
         </w:tc>
@@ -9513,14 +9588,15 @@
             <w:pPr>
               <w:spacing w:after="0" w:line="264" w:lineRule="auto"/>
             </w:pPr>
-            <w:r/>
+            <w:r>
+              <w:t>拍照页显示摄像头自检状态</w:t>
+            </w:r>
             <w:r>
               <w:rPr>
                 <w:rFonts w:ascii="Noto Serif CJK SC" w:hAnsi="Noto Serif CJK SC" w:eastAsia="Noto Serif CJK SC" w:cs="Noto Serif CJK SC"/>
                 <w:b w:val="0"/>
                 <w:sz w:val="17"/>
               </w:rPr>
-              <w:t>发布 online 状态</w:t>
             </w:r>
           </w:p>
         </w:tc>
@@ -9533,14 +9609,15 @@
             <w:pPr>
               <w:spacing w:after="0" w:line="264" w:lineRule="auto"/>
             </w:pPr>
-            <w:r/>
+            <w:r>
+              <w:t>小程序显示主设备在线</w:t>
+            </w:r>
             <w:r>
               <w:rPr>
                 <w:rFonts w:ascii="Noto Serif CJK SC" w:hAnsi="Noto Serif CJK SC" w:eastAsia="Noto Serif CJK SC" w:cs="Noto Serif CJK SC"/>
                 <w:b w:val="0"/>
                 <w:sz w:val="17"/>
               </w:rPr>
-              <w:t>小程序显示主设备与摄像头均在线</w:t>
             </w:r>
           </w:p>
         </w:tc>
@@ -9834,15 +9911,15 @@
                 <w:b w:val="0"/>
                 <w:sz w:val="18"/>
               </w:rPr>
-            </w:r>
-            <w:r>
-              <w:rPr>
-                <w:rFonts w:ascii="Noto Serif CJK SC" w:hAnsi="Noto Serif CJK SC" w:eastAsia="Noto Serif CJK SC" w:cs="Noto Serif CJK SC"/>
-                <w:b w:val="0"/>
-                <w:sz w:val="18"/>
-              </w:rPr>
               <w:t>传感事件</w:t>
             </w:r>
+            <w:r>
+              <w:rPr>
+                <w:rFonts w:ascii="Noto Serif CJK SC" w:hAnsi="Noto Serif CJK SC" w:eastAsia="Noto Serif CJK SC" w:cs="Noto Serif CJK SC"/>
+                <w:b w:val="0"/>
+                <w:sz w:val="18"/>
+              </w:rPr>
+            </w:r>
           </w:p>
         </w:tc>
         <w:tc>
@@ -9860,15 +9937,15 @@
                 <w:b w:val="0"/>
                 <w:sz w:val="18"/>
               </w:rPr>
-            </w:r>
-            <w:r>
-              <w:rPr>
-                <w:rFonts w:ascii="Noto Serif CJK SC" w:hAnsi="Noto Serif CJK SC" w:eastAsia="Noto Serif CJK SC" w:cs="Noto Serif CJK SC"/>
-                <w:b w:val="0"/>
-                <w:sz w:val="18"/>
-              </w:rPr>
               <w:t>fridge/{home_id}/{device_id}/sensor</w:t>
             </w:r>
+            <w:r>
+              <w:rPr>
+                <w:rFonts w:ascii="Noto Serif CJK SC" w:hAnsi="Noto Serif CJK SC" w:eastAsia="Noto Serif CJK SC" w:cs="Noto Serif CJK SC"/>
+                <w:b w:val="0"/>
+                <w:sz w:val="18"/>
+              </w:rPr>
+            </w:r>
           </w:p>
         </w:tc>
         <w:tc>
@@ -9886,14 +9963,14 @@
                 <w:b w:val="0"/>
                 <w:sz w:val="18"/>
               </w:rPr>
-            </w:r>
-            <w:r>
-              <w:rPr>
-                <w:rFonts w:ascii="Noto Serif CJK SC" w:hAnsi="Noto Serif CJK SC" w:eastAsia="Noto Serif CJK SC" w:cs="Noto Serif CJK SC"/>
-                <w:b w:val="0"/>
-                <w:sz w:val="18"/>
-              </w:rPr>
-              <w:t>door_state、lux、angle、pir、timestamp</w:t>
+              <w:t>door_state、lux、angle、presence、distance、timestamp</w:t>
+            </w:r>
+            <w:r>
+              <w:rPr>
+                <w:rFonts w:ascii="Noto Serif CJK SC" w:hAnsi="Noto Serif CJK SC" w:eastAsia="Noto Serif CJK SC" w:cs="Noto Serif CJK SC"/>
+                <w:b w:val="0"/>
+                <w:sz w:val="18"/>
+              </w:rPr>
             </w:r>
           </w:p>
         </w:tc>
@@ -9912,14 +9989,14 @@
                 <w:b w:val="0"/>
                 <w:sz w:val="18"/>
               </w:rPr>
-            </w:r>
-            <w:r>
-              <w:rPr>
-                <w:rFonts w:ascii="Noto Serif CJK SC" w:hAnsi="Noto Serif CJK SC" w:eastAsia="Noto Serif CJK SC" w:cs="Noto Serif CJK SC"/>
-                <w:b w:val="0"/>
-                <w:sz w:val="18"/>
-              </w:rPr>
               <w:t>1</w:t>
+            </w:r>
+            <w:r>
+              <w:rPr>
+                <w:rFonts w:ascii="Noto Serif CJK SC" w:hAnsi="Noto Serif CJK SC" w:eastAsia="Noto Serif CJK SC" w:cs="Noto Serif CJK SC"/>
+                <w:b w:val="0"/>
+                <w:sz w:val="18"/>
+              </w:rPr>
             </w:r>
           </w:p>
         </w:tc>
@@ -10152,14 +10229,14 @@
                 <w:b w:val="0"/>
                 <w:sz w:val="18"/>
               </w:rPr>
-            </w:r>
-            <w:r>
-              <w:rPr>
-                <w:rFonts w:ascii="Noto Serif CJK SC" w:hAnsi="Noto Serif CJK SC" w:eastAsia="Noto Serif CJK SC" w:cs="Noto Serif CJK SC"/>
-                <w:b w:val="0"/>
-                <w:sz w:val="18"/>
-              </w:rPr>
-              <w:t>摄像头结果</w:t>
+              <w:t>拍照任务</w:t>
+            </w:r>
+            <w:r>
+              <w:rPr>
+                <w:rFonts w:ascii="Noto Serif CJK SC" w:hAnsi="Noto Serif CJK SC" w:eastAsia="Noto Serif CJK SC" w:cs="Noto Serif CJK SC"/>
+                <w:b w:val="0"/>
+                <w:sz w:val="18"/>
+              </w:rPr>
             </w:r>
           </w:p>
         </w:tc>
@@ -10178,14 +10255,14 @@
                 <w:b w:val="0"/>
                 <w:sz w:val="18"/>
               </w:rPr>
-            </w:r>
-            <w:r>
-              <w:rPr>
-                <w:rFonts w:ascii="Noto Serif CJK SC" w:hAnsi="Noto Serif CJK SC" w:eastAsia="Noto Serif CJK SC" w:cs="Noto Serif CJK SC"/>
-                <w:b w:val="0"/>
-                <w:sz w:val="18"/>
-              </w:rPr>
-              <w:t>fridge/{home_id}/{cam_id}/image_ready</w:t>
+              <w:t>fridge/{home_id}/{device_id}/capture/status</w:t>
+            </w:r>
+            <w:r>
+              <w:rPr>
+                <w:rFonts w:ascii="Noto Serif CJK SC" w:hAnsi="Noto Serif CJK SC" w:eastAsia="Noto Serif CJK SC" w:cs="Noto Serif CJK SC"/>
+                <w:b w:val="0"/>
+                <w:sz w:val="18"/>
+              </w:rPr>
             </w:r>
           </w:p>
         </w:tc>
@@ -10201,14 +10278,14 @@
                 <w:b w:val="0"/>
                 <w:sz w:val="18"/>
               </w:rPr>
-            </w:r>
-            <w:r>
-              <w:rPr>
-                <w:rFonts w:ascii="Noto Serif CJK SC" w:hAnsi="Noto Serif CJK SC" w:eastAsia="Noto Serif CJK SC"/>
-                <w:b w:val="0"/>
-                <w:sz w:val="18"/>
-              </w:rPr>
-              <w:t>image_id、url、local_sd_path、queued、sha256、capture_meta</w:t>
+              <w:t>request_id、image_id、status、error_code、uploaded、capture_meta</w:t>
+            </w:r>
+            <w:r>
+              <w:rPr>
+                <w:rFonts w:ascii="Noto Serif CJK SC" w:hAnsi="Noto Serif CJK SC" w:eastAsia="Noto Serif CJK SC"/>
+                <w:b w:val="0"/>
+                <w:sz w:val="18"/>
+              </w:rPr>
             </w:r>
           </w:p>
         </w:tc>
@@ -10227,14 +10304,14 @@
                 <w:b w:val="0"/>
                 <w:sz w:val="18"/>
               </w:rPr>
-            </w:r>
-            <w:r>
-              <w:rPr>
-                <w:rFonts w:ascii="Noto Serif CJK SC" w:hAnsi="Noto Serif CJK SC" w:eastAsia="Noto Serif CJK SC" w:cs="Noto Serif CJK SC"/>
-                <w:b w:val="0"/>
-                <w:sz w:val="18"/>
-              </w:rPr>
               <w:t>1</w:t>
+            </w:r>
+            <w:r>
+              <w:rPr>
+                <w:rFonts w:ascii="Noto Serif CJK SC" w:hAnsi="Noto Serif CJK SC" w:eastAsia="Noto Serif CJK SC" w:cs="Noto Serif CJK SC"/>
+                <w:b w:val="0"/>
+                <w:sz w:val="18"/>
+              </w:rPr>
             </w:r>
           </w:p>
         </w:tc>
@@ -10602,7 +10679,7 @@
         <w:rPr>
           <w:rFonts w:ascii="Noto Serif CJK SC" w:hAnsi="Noto Serif CJK SC" w:eastAsia="Noto Serif CJK SC"/>
         </w:rPr>
-        <w:t>端侧存储采用“双本地存储”策略：主控 ESP32-S3 没有 TF 卡，依靠 8 MB Flash 中的 NVS/LittleFS 保存结构化业务数据，包括设备配置、库存快照、存储位置、临期提醒队列、近 7 天传感事件摘要、断网补传队列和 UI 资源；ESP32-CAM 带 TF 卡，负责保存大体积 JPEG 图片、图片元数据、上传队列和识别结果备份。主控不保存全量历史图片和长期菜谱，但必须保存可离线使用的库存数据，保证断网时仍能显示“冰箱里有什么、在哪里、哪些快过期”。</w:t>
+        <w:t>端侧存储采用“主控结构化缓存”策略：主控 ESP32-S3 不新增 TF/SD 卡，依靠 8 MB Flash 中的 NVS/LittleFS 保存结构化业务数据，包括设备配置、库存快照、存储位置、临期提醒队列、近 7 天传感事件摘要、断网补传队列、UI 资源和拍照任务元数据。主控不保存全量历史图片和长期菜谱，也不承诺离线长期保存图片原图，但必须保存可离线使用的库存数据，保证断网时仍能显示“冰箱里有什么、在哪里、哪些快过期”。</w:t>
       </w:r>
     </w:p>
     <w:p>
@@ -11390,15 +11467,15 @@
                 <w:b w:val="0"/>
                 <w:sz w:val="18"/>
               </w:rPr>
-            </w:r>
-            <w:r>
-              <w:rPr>
-                <w:rFonts w:ascii="Noto Serif CJK SC" w:hAnsi="Noto Serif CJK SC" w:eastAsia="Noto Serif CJK SC" w:cs="Noto Serif CJK SC"/>
-                <w:b w:val="0"/>
-                <w:sz w:val="18"/>
-              </w:rPr>
               <w:t>cache</w:t>
             </w:r>
+            <w:r>
+              <w:rPr>
+                <w:rFonts w:ascii="Noto Serif CJK SC" w:hAnsi="Noto Serif CJK SC" w:eastAsia="Noto Serif CJK SC" w:cs="Noto Serif CJK SC"/>
+                <w:b w:val="0"/>
+                <w:sz w:val="18"/>
+              </w:rPr>
+            </w:r>
           </w:p>
         </w:tc>
         <w:tc>
@@ -11416,15 +11493,15 @@
                 <w:b w:val="0"/>
                 <w:sz w:val="18"/>
               </w:rPr>
-            </w:r>
-            <w:r>
-              <w:rPr>
-                <w:rFonts w:ascii="Noto Serif CJK SC" w:hAnsi="Noto Serif CJK SC" w:eastAsia="Noto Serif CJK SC" w:cs="Noto Serif CJK SC"/>
-                <w:b w:val="0"/>
-                <w:sz w:val="18"/>
-              </w:rPr>
               <w:t>data/littlefs</w:t>
             </w:r>
+            <w:r>
+              <w:rPr>
+                <w:rFonts w:ascii="Noto Serif CJK SC" w:hAnsi="Noto Serif CJK SC" w:eastAsia="Noto Serif CJK SC" w:cs="Noto Serif CJK SC"/>
+                <w:b w:val="0"/>
+                <w:sz w:val="18"/>
+              </w:rPr>
+            </w:r>
           </w:p>
         </w:tc>
         <w:tc>
@@ -11442,15 +11519,15 @@
                 <w:b w:val="0"/>
                 <w:sz w:val="18"/>
               </w:rPr>
-            </w:r>
-            <w:r>
-              <w:rPr>
-                <w:rFonts w:ascii="Noto Serif CJK SC" w:hAnsi="Noto Serif CJK SC" w:eastAsia="Noto Serif CJK SC" w:cs="Noto Serif CJK SC"/>
-                <w:b w:val="0"/>
-                <w:sz w:val="18"/>
-              </w:rPr>
               <w:t>约 704 KB</w:t>
             </w:r>
+            <w:r>
+              <w:rPr>
+                <w:rFonts w:ascii="Noto Serif CJK SC" w:hAnsi="Noto Serif CJK SC" w:eastAsia="Noto Serif CJK SC" w:cs="Noto Serif CJK SC"/>
+                <w:b w:val="0"/>
+                <w:sz w:val="18"/>
+              </w:rPr>
+            </w:r>
           </w:p>
         </w:tc>
         <w:tc>
@@ -11465,14 +11542,14 @@
                 <w:b w:val="0"/>
                 <w:sz w:val="18"/>
               </w:rPr>
-            </w:r>
-            <w:r>
-              <w:rPr>
-                <w:rFonts w:ascii="Noto Serif CJK SC" w:hAnsi="Noto Serif CJK SC" w:eastAsia="Noto Serif CJK SC"/>
-                <w:b w:val="0"/>
-                <w:sz w:val="18"/>
-              </w:rPr>
-              <w:t>库存缓存、位置数据、提醒队列、断网事件和少量日志</w:t>
+              <w:t>库存缓存、位置数据、提醒队列、断网事件、拍照任务元数据和少量日志</w:t>
+            </w:r>
+            <w:r>
+              <w:rPr>
+                <w:rFonts w:ascii="Noto Serif CJK SC" w:hAnsi="Noto Serif CJK SC" w:eastAsia="Noto Serif CJK SC"/>
+                <w:b w:val="0"/>
+                <w:sz w:val="18"/>
+              </w:rPr>
             </w:r>
           </w:p>
         </w:tc>
@@ -12338,14 +12415,14 @@
                 <w:b w:val="0"/>
                 <w:sz w:val="18"/>
               </w:rPr>
-            </w:r>
-            <w:r>
-              <w:rPr>
-                <w:rFonts w:ascii="Noto Serif CJK SC" w:hAnsi="Noto Serif CJK SC" w:eastAsia="Noto Serif CJK SC"/>
-                <w:b w:val="0"/>
-                <w:sz w:val="18"/>
-              </w:rPr>
-              <w:t>ESP32-CAM:/fridge_cam/images</w:t>
+              <w:t>cache/capture_jobs.jsonl</w:t>
+            </w:r>
+            <w:r>
+              <w:rPr>
+                <w:rFonts w:ascii="Noto Serif CJK SC" w:hAnsi="Noto Serif CJK SC" w:eastAsia="Noto Serif CJK SC"/>
+                <w:b w:val="0"/>
+                <w:sz w:val="18"/>
+              </w:rPr>
             </w:r>
           </w:p>
         </w:tc>
@@ -12361,14 +12438,14 @@
                 <w:b w:val="0"/>
                 <w:sz w:val="18"/>
               </w:rPr>
-            </w:r>
-            <w:r>
-              <w:rPr>
-                <w:rFonts w:ascii="Noto Serif CJK SC" w:hAnsi="Noto Serif CJK SC" w:eastAsia="Noto Serif CJK SC"/>
-                <w:b w:val="0"/>
-                <w:sz w:val="18"/>
-              </w:rPr>
-              <w:t>TF 卡图片目录：JPEG 原图，按 image_id 命名</w:t>
+              <w:t>拍照任务元数据：request_id、image_id、status、error_code、retry_count</w:t>
+            </w:r>
+            <w:r>
+              <w:rPr>
+                <w:rFonts w:ascii="Noto Serif CJK SC" w:hAnsi="Noto Serif CJK SC" w:eastAsia="Noto Serif CJK SC"/>
+                <w:b w:val="0"/>
+                <w:sz w:val="18"/>
+              </w:rPr>
             </w:r>
           </w:p>
         </w:tc>
@@ -12384,14 +12461,14 @@
                 <w:b w:val="0"/>
                 <w:sz w:val="18"/>
               </w:rPr>
-            </w:r>
-            <w:r>
-              <w:rPr>
-                <w:rFonts w:ascii="Noto Serif CJK SC" w:hAnsi="Noto Serif CJK SC" w:eastAsia="Noto Serif CJK SC"/>
-                <w:b w:val="0"/>
-                <w:sz w:val="18"/>
-              </w:rPr>
-              <w:t>循环覆盖，默认保留最近 50~200 张或 7 天</w:t>
+              <w:t>成功同步后可清理；失败时保留最近记录用于 UI 提示</w:t>
+            </w:r>
+            <w:r>
+              <w:rPr>
+                <w:rFonts w:ascii="Noto Serif CJK SC" w:hAnsi="Noto Serif CJK SC" w:eastAsia="Noto Serif CJK SC"/>
+                <w:b w:val="0"/>
+                <w:sz w:val="18"/>
+              </w:rPr>
             </w:r>
           </w:p>
         </w:tc>
@@ -12409,14 +12486,14 @@
                 <w:b w:val="0"/>
                 <w:sz w:val="18"/>
               </w:rPr>
-            </w:r>
-            <w:r>
-              <w:rPr>
-                <w:rFonts w:ascii="Noto Serif CJK SC" w:hAnsi="Noto Serif CJK SC" w:eastAsia="Noto Serif CJK SC"/>
-                <w:b w:val="0"/>
-                <w:sz w:val="18"/>
-              </w:rPr>
-              <w:t>ESP32-CAM:/fridge_cam/queue/upload_queue.jsonl</w:t>
+              <w:t>cache/camera_log.jsonl</w:t>
+            </w:r>
+            <w:r>
+              <w:rPr>
+                <w:rFonts w:ascii="Noto Serif CJK SC" w:hAnsi="Noto Serif CJK SC" w:eastAsia="Noto Serif CJK SC"/>
+                <w:b w:val="0"/>
+                <w:sz w:val="18"/>
+              </w:rPr>
             </w:r>
           </w:p>
         </w:tc>
@@ -12432,14 +12509,14 @@
                 <w:b w:val="0"/>
                 <w:sz w:val="18"/>
               </w:rPr>
-            </w:r>
-            <w:r>
-              <w:rPr>
-                <w:rFonts w:ascii="Noto Serif CJK SC" w:hAnsi="Noto Serif CJK SC" w:eastAsia="Noto Serif CJK SC"/>
-                <w:b w:val="0"/>
-                <w:sz w:val="18"/>
-              </w:rPr>
-              <w:t>TF 卡上传队列：image_id、sha256、size、status、retry_count</w:t>
+              <w:t>摄像头初始化、采集、上传错误日志，不含图片原图</w:t>
+            </w:r>
+            <w:r>
+              <w:rPr>
+                <w:rFonts w:ascii="Noto Serif CJK SC" w:hAnsi="Noto Serif CJK SC" w:eastAsia="Noto Serif CJK SC"/>
+                <w:b w:val="0"/>
+                <w:sz w:val="18"/>
+              </w:rPr>
             </w:r>
           </w:p>
         </w:tc>
@@ -12455,14 +12532,14 @@
                 <w:b w:val="0"/>
                 <w:sz w:val="18"/>
               </w:rPr>
-            </w:r>
-            <w:r>
-              <w:rPr>
-                <w:rFonts w:ascii="Noto Serif CJK SC" w:hAnsi="Noto Serif CJK SC" w:eastAsia="Noto Serif CJK SC"/>
-                <w:b w:val="0"/>
-                <w:sz w:val="18"/>
-              </w:rPr>
-              <w:t>上传成功后标记 done；失败指数退避重试</w:t>
+              <w:t>限大小滚动删除；用于诊断和答辩复盘</w:t>
+            </w:r>
+            <w:r>
+              <w:rPr>
+                <w:rFonts w:ascii="Noto Serif CJK SC" w:hAnsi="Noto Serif CJK SC" w:eastAsia="Noto Serif CJK SC"/>
+                <w:b w:val="0"/>
+                <w:sz w:val="18"/>
+              </w:rPr>
             </w:r>
           </w:p>
         </w:tc>
@@ -17923,7 +18000,7 @@
           <w:b w:val="0"/>
           <w:sz w:val="21"/>
         </w:rPr>
-        <w:t>门开合识别采用光照突变和 IMU 姿态变化的双条件，并用 PIR/时间段作为上下文。单独使用光照会受厨房灯开关影响，单独使用 IMU 会受用户触碰/震动影响，两者结合可明显降低误判。</w:t>
+        <w:t>门开合识别采用光照突变和 IMU 姿态变化的双条件，并用毫米波雷达人存在/距离事件和时间段作为上下文。单独使用光照会受厨房灯开关影响，单独使用 IMU 会受用户触碰/震动影响；毫米波雷达适合判断有人靠近或停留，但不能单独等同于冰箱门已打开。</w:t>
       </w:r>
     </w:p>
     <w:p>
@@ -18210,14 +18287,15 @@
             <w:pPr>
               <w:spacing w:after="0" w:line="264" w:lineRule="auto"/>
             </w:pPr>
-            <w:r/>
+            <w:r>
+              <w:t>presence_hold</w:t>
+            </w:r>
             <w:r>
               <w:rPr>
                 <w:rFonts w:ascii="Noto Serif CJK SC" w:hAnsi="Noto Serif CJK SC" w:eastAsia="Noto Serif CJK SC" w:cs="Noto Serif CJK SC"/>
                 <w:b w:val="0"/>
                 <w:sz w:val="16"/>
               </w:rPr>
-              <w:t>pir_hold</w:t>
             </w:r>
           </w:p>
         </w:tc>
@@ -18230,14 +18308,15 @@
             <w:pPr>
               <w:spacing w:after="0" w:line="264" w:lineRule="auto"/>
             </w:pPr>
-            <w:r/>
+            <w:r>
+              <w:t>毫米波雷达有人后保持 10~20 s</w:t>
+            </w:r>
             <w:r>
               <w:rPr>
                 <w:rFonts w:ascii="Noto Serif CJK SC" w:hAnsi="Noto Serif CJK SC" w:eastAsia="Noto Serif CJK SC" w:cs="Noto Serif CJK SC"/>
                 <w:b w:val="0"/>
                 <w:sz w:val="16"/>
               </w:rPr>
-              <w:t>PIR 触发后保持 10~20 s</w:t>
             </w:r>
           </w:p>
         </w:tc>
@@ -18250,14 +18329,15 @@
             <w:pPr>
               <w:spacing w:after="0" w:line="264" w:lineRule="auto"/>
             </w:pPr>
-            <w:r/>
+            <w:r>
+              <w:t>有人在冰箱前或短暂停留</w:t>
+            </w:r>
             <w:r>
               <w:rPr>
                 <w:rFonts w:ascii="Noto Serif CJK SC" w:hAnsi="Noto Serif CJK SC" w:eastAsia="Noto Serif CJK SC" w:cs="Noto Serif CJK SC"/>
                 <w:b w:val="0"/>
                 <w:sz w:val="16"/>
               </w:rPr>
-              <w:t>有人在冰箱前</w:t>
             </w:r>
           </w:p>
         </w:tc>
@@ -18334,14 +18414,15 @@
             <w:pPr>
               <w:spacing w:after="0" w:line="264" w:lineRule="auto"/>
             </w:pPr>
-            <w:r/>
+            <w:r>
+              <w:t>night_mode</w:t>
+            </w:r>
             <w:r>
               <w:rPr>
                 <w:rFonts w:ascii="Noto Serif CJK SC" w:hAnsi="Noto Serif CJK SC" w:eastAsia="Noto Serif CJK SC" w:cs="Noto Serif CJK SC"/>
                 <w:b w:val="0"/>
                 <w:sz w:val="16"/>
               </w:rPr>
-              <w:t>night_mode</w:t>
             </w:r>
           </w:p>
         </w:tc>
@@ -18354,14 +18435,15 @@
             <w:pPr>
               <w:spacing w:after="0" w:line="264" w:lineRule="auto"/>
             </w:pPr>
-            <w:r/>
+            <w:r>
+              <w:t>环境 lux 长时间低且毫米波雷达无人</w:t>
+            </w:r>
             <w:r>
               <w:rPr>
                 <w:rFonts w:ascii="Noto Serif CJK SC" w:hAnsi="Noto Serif CJK SC" w:eastAsia="Noto Serif CJK SC" w:cs="Noto Serif CJK SC"/>
                 <w:b w:val="0"/>
                 <w:sz w:val="16"/>
               </w:rPr>
-              <w:t>环境 lux 长时间低且无 PIR</w:t>
             </w:r>
           </w:p>
         </w:tc>
@@ -18374,14 +18456,15 @@
             <w:pPr>
               <w:spacing w:after="0" w:line="264" w:lineRule="auto"/>
             </w:pPr>
-            <w:r/>
+            <w:r>
+              <w:t>自动熄屏与低频巡检</w:t>
+            </w:r>
             <w:r>
               <w:rPr>
                 <w:rFonts w:ascii="Noto Serif CJK SC" w:hAnsi="Noto Serif CJK SC" w:eastAsia="Noto Serif CJK SC" w:cs="Noto Serif CJK SC"/>
                 <w:b w:val="0"/>
                 <w:sz w:val="16"/>
               </w:rPr>
-              <w:t>自动熄屏与低频巡检</w:t>
             </w:r>
           </w:p>
         </w:tc>
@@ -18777,15 +18860,15 @@
                 <w:b w:val="0"/>
                 <w:sz w:val="18"/>
               </w:rPr>
-            </w:r>
-            <w:r>
-              <w:rPr>
-                <w:rFonts w:ascii="Noto Serif CJK SC" w:hAnsi="Noto Serif CJK SC" w:eastAsia="Noto Serif CJK SC" w:cs="Noto Serif CJK SC"/>
-                <w:b w:val="0"/>
-                <w:sz w:val="18"/>
-              </w:rPr>
               <w:t>靠近欢迎页</w:t>
             </w:r>
+            <w:r>
+              <w:rPr>
+                <w:rFonts w:ascii="Noto Serif CJK SC" w:hAnsi="Noto Serif CJK SC" w:eastAsia="Noto Serif CJK SC" w:cs="Noto Serif CJK SC"/>
+                <w:b w:val="0"/>
+                <w:sz w:val="18"/>
+              </w:rPr>
+            </w:r>
           </w:p>
         </w:tc>
         <w:tc>
@@ -18803,15 +18886,15 @@
                 <w:b w:val="0"/>
                 <w:sz w:val="18"/>
               </w:rPr>
-            </w:r>
-            <w:r>
-              <w:rPr>
-                <w:rFonts w:ascii="Noto Serif CJK SC" w:hAnsi="Noto Serif CJK SC" w:eastAsia="Noto Serif CJK SC" w:cs="Noto Serif CJK SC"/>
-                <w:b w:val="0"/>
-                <w:sz w:val="18"/>
-              </w:rPr>
               <w:t>“今天冰箱里有 12 件食材，2 件临期”</w:t>
             </w:r>
+            <w:r>
+              <w:rPr>
+                <w:rFonts w:ascii="Noto Serif CJK SC" w:hAnsi="Noto Serif CJK SC" w:eastAsia="Noto Serif CJK SC" w:cs="Noto Serif CJK SC"/>
+                <w:b w:val="0"/>
+                <w:sz w:val="18"/>
+              </w:rPr>
+            </w:r>
           </w:p>
         </w:tc>
         <w:tc>
@@ -18829,14 +18912,14 @@
                 <w:b w:val="0"/>
                 <w:sz w:val="18"/>
               </w:rPr>
-            </w:r>
-            <w:r>
-              <w:rPr>
-                <w:rFonts w:ascii="Noto Serif CJK SC" w:hAnsi="Noto Serif CJK SC" w:eastAsia="Noto Serif CJK SC" w:cs="Noto Serif CJK SC"/>
-                <w:b w:val="0"/>
-                <w:sz w:val="18"/>
-              </w:rPr>
-              <w:t>PIR 触发</w:t>
+              <w:t>毫米波雷达检测到人靠近或停留</w:t>
+            </w:r>
+            <w:r>
+              <w:rPr>
+                <w:rFonts w:ascii="Noto Serif CJK SC" w:hAnsi="Noto Serif CJK SC" w:eastAsia="Noto Serif CJK SC" w:cs="Noto Serif CJK SC"/>
+                <w:b w:val="0"/>
+                <w:sz w:val="18"/>
+              </w:rPr>
             </w:r>
           </w:p>
         </w:tc>
@@ -18934,15 +19017,15 @@
                 <w:b w:val="0"/>
                 <w:sz w:val="18"/>
               </w:rPr>
-            </w:r>
-            <w:r>
-              <w:rPr>
-                <w:rFonts w:ascii="Noto Serif CJK SC" w:hAnsi="Noto Serif CJK SC" w:eastAsia="Noto Serif CJK SC" w:cs="Noto Serif CJK SC"/>
-                <w:b w:val="0"/>
-                <w:sz w:val="18"/>
-              </w:rPr>
               <w:t>拍照登记页</w:t>
             </w:r>
+            <w:r>
+              <w:rPr>
+                <w:rFonts w:ascii="Noto Serif CJK SC" w:hAnsi="Noto Serif CJK SC" w:eastAsia="Noto Serif CJK SC" w:cs="Noto Serif CJK SC"/>
+                <w:b w:val="0"/>
+                <w:sz w:val="18"/>
+              </w:rPr>
+            </w:r>
           </w:p>
         </w:tc>
         <w:tc>
@@ -18957,14 +19040,14 @@
                 <w:b w:val="0"/>
                 <w:sz w:val="18"/>
               </w:rPr>
-            </w:r>
-            <w:r>
-              <w:rPr>
-                <w:rFonts w:ascii="Noto Serif CJK SC" w:hAnsi="Noto Serif CJK SC" w:eastAsia="Noto Serif CJK SC"/>
-                <w:b w:val="0"/>
-                <w:sz w:val="18"/>
-              </w:rPr>
-              <w:t>拍照进度、TF 卡缓存状态、上传状态、识别候选</w:t>
+              <w:t>拍照进度、上传状态、识别候选、离线失败提示</w:t>
+            </w:r>
+            <w:r>
+              <w:rPr>
+                <w:rFonts w:ascii="Noto Serif CJK SC" w:hAnsi="Noto Serif CJK SC" w:eastAsia="Noto Serif CJK SC"/>
+                <w:b w:val="0"/>
+                <w:sz w:val="18"/>
+              </w:rPr>
             </w:r>
           </w:p>
         </w:tc>
@@ -18983,14 +19066,14 @@
                 <w:b w:val="0"/>
                 <w:sz w:val="18"/>
               </w:rPr>
-            </w:r>
-            <w:r>
-              <w:rPr>
-                <w:rFonts w:ascii="Noto Serif CJK SC" w:hAnsi="Noto Serif CJK SC" w:eastAsia="Noto Serif CJK SC" w:cs="Noto Serif CJK SC"/>
-                <w:b w:val="0"/>
-                <w:sz w:val="18"/>
-              </w:rPr>
               <w:t>用户按键/语音/小程序触发</w:t>
+            </w:r>
+            <w:r>
+              <w:rPr>
+                <w:rFonts w:ascii="Noto Serif CJK SC" w:hAnsi="Noto Serif CJK SC" w:eastAsia="Noto Serif CJK SC" w:cs="Noto Serif CJK SC"/>
+                <w:b w:val="0"/>
+                <w:sz w:val="18"/>
+              </w:rPr>
             </w:r>
           </w:p>
         </w:tc>
@@ -19340,7 +19423,7 @@
         <w:rPr>
           <w:rFonts w:ascii="Noto Serif CJK SC" w:hAnsi="Noto Serif CJK SC" w:eastAsia="Noto Serif CJK SC"/>
         </w:rPr>
-        <w:t>为了比赛答辩稳定，建议准备一条 3~5 分钟 Demo 剧本：①设备待机显示颜文字；②人靠近后显示库存摘要；③打开冰箱门，屏幕显示“今天优先吃鸡蛋和菠菜，并标注位置：冷藏九宫格 A2、门架单位置”；④按键/语音触发拍照，ESP32-CAM 拍摄番茄和牛奶并先写入 TF 卡；⑤小程序确认识别结果、数量、到期日和存储位置，例如番茄选择“冷藏九宫格 B2/B3”，牛奶选择“门架单位置”；⑥语音询问“今晚吃什么”，屏幕显示番茄炒蛋/菠菜鸡蛋汤；⑦断网模拟，展示主控本地库存和摄像头 TF 卡图片队列仍可保存；⑧恢复网络后同步云端。</w:t>
+        <w:t>为了比赛答辩稳定，建议准备一条 3~5 分钟 Demo 剧本：①设备待机显示颜文字；②毫米波雷达检测到人靠近后显示库存摘要；③打开冰箱门，屏幕显示“今天优先吃鸡蛋和菠菜，并标注位置：冷藏九宫格 A2、门架单位置”；④按键/语音触发拍照，主控调用 OV3660 拍摄番茄和牛奶并上传云端；⑤小程序确认识别结果、数量、到期日和存储位置，例如番茄选择“冷藏九宫格 B2/B3”，牛奶选择“门架单位置”；⑥语音询问“今晚吃什么”，屏幕显示番茄炒蛋/菠菜鸡蛋汤；⑦断网模拟，展示主控本地库存、提醒和拍照失败提示仍可用；⑧恢复网络后同步云端。</w:t>
       </w:r>
     </w:p>
     <w:p>
@@ -19546,14 +19629,15 @@
             <w:pPr>
               <w:spacing w:after="0" w:line="264" w:lineRule="auto"/>
             </w:pPr>
-            <w:r/>
+            <w:r>
+              <w:t>硬件</w:t>
+            </w:r>
             <w:r>
               <w:rPr>
                 <w:rFonts w:ascii="Noto Serif CJK SC" w:hAnsi="Noto Serif CJK SC" w:eastAsia="Noto Serif CJK SC" w:cs="Noto Serif CJK SC"/>
                 <w:b w:val="0"/>
                 <w:sz w:val="17"/>
               </w:rPr>
-              <w:t>硬件</w:t>
             </w:r>
           </w:p>
         </w:tc>
@@ -19566,14 +19650,15 @@
             <w:pPr>
               <w:spacing w:after="0" w:line="264" w:lineRule="auto"/>
             </w:pPr>
-            <w:r/>
+            <w:r>
+              <w:t>主设备、OV3660 摄像头、毫米波雷达、USB 电源、备用线、补光灯、磁吸外壳</w:t>
+            </w:r>
             <w:r>
               <w:rPr>
                 <w:rFonts w:ascii="Noto Serif CJK SC" w:hAnsi="Noto Serif CJK SC" w:eastAsia="Noto Serif CJK SC" w:cs="Noto Serif CJK SC"/>
                 <w:b w:val="0"/>
                 <w:sz w:val="17"/>
               </w:rPr>
-              <w:t>主设备、摄像头、USB 电源、备用线、补光灯、磁吸外壳</w:t>
             </w:r>
           </w:p>
         </w:tc>
@@ -20129,14 +20214,15 @@
             <w:pPr>
               <w:spacing w:after="0" w:line="264" w:lineRule="auto"/>
             </w:pPr>
-            <w:r/>
+            <w:r>
+              <w:t>T05</w:t>
+            </w:r>
             <w:r>
               <w:rPr>
                 <w:rFonts w:ascii="Noto Serif CJK SC" w:hAnsi="Noto Serif CJK SC" w:eastAsia="Noto Serif CJK SC" w:cs="Noto Serif CJK SC"/>
                 <w:b w:val="0"/>
                 <w:sz w:val="15"/>
               </w:rPr>
-              <w:t>T05</w:t>
             </w:r>
           </w:p>
         </w:tc>
@@ -20149,14 +20235,15 @@
             <w:pPr>
               <w:spacing w:after="0" w:line="264" w:lineRule="auto"/>
             </w:pPr>
-            <w:r/>
+            <w:r>
+              <w:t>路过误触发</w:t>
+            </w:r>
             <w:r>
               <w:rPr>
                 <w:rFonts w:ascii="Noto Serif CJK SC" w:hAnsi="Noto Serif CJK SC" w:eastAsia="Noto Serif CJK SC" w:cs="Noto Serif CJK SC"/>
                 <w:b w:val="0"/>
                 <w:sz w:val="15"/>
               </w:rPr>
-              <w:t>路过误触发</w:t>
             </w:r>
           </w:p>
         </w:tc>
@@ -20169,14 +20256,15 @@
             <w:pPr>
               <w:spacing w:after="0" w:line="264" w:lineRule="auto"/>
             </w:pPr>
-            <w:r/>
+            <w:r>
+              <w:t>仅从冰箱前经过，不开门</w:t>
+            </w:r>
             <w:r>
               <w:rPr>
                 <w:rFonts w:ascii="Noto Serif CJK SC" w:hAnsi="Noto Serif CJK SC" w:eastAsia="Noto Serif CJK SC" w:cs="Noto Serif CJK SC"/>
                 <w:b w:val="0"/>
                 <w:sz w:val="15"/>
               </w:rPr>
-              <w:t>仅从冰箱前经过，不开门</w:t>
             </w:r>
           </w:p>
         </w:tc>
@@ -20189,14 +20277,15 @@
             <w:pPr>
               <w:spacing w:after="0" w:line="264" w:lineRule="auto"/>
             </w:pPr>
-            <w:r/>
+            <w:r>
+              <w:t>最多显示靠近页，不进入开门提醒</w:t>
+            </w:r>
             <w:r>
               <w:rPr>
                 <w:rFonts w:ascii="Noto Serif CJK SC" w:hAnsi="Noto Serif CJK SC" w:eastAsia="Noto Serif CJK SC" w:cs="Noto Serif CJK SC"/>
                 <w:b w:val="0"/>
                 <w:sz w:val="15"/>
               </w:rPr>
-              <w:t>只显示靠近页，不进入开门提醒</w:t>
             </w:r>
           </w:p>
         </w:tc>
@@ -20211,14 +20300,15 @@
             <w:pPr>
               <w:spacing w:after="0" w:line="264" w:lineRule="auto"/>
             </w:pPr>
-            <w:r/>
+            <w:r>
+              <w:t>T06</w:t>
+            </w:r>
             <w:r>
               <w:rPr>
                 <w:rFonts w:ascii="Noto Serif CJK SC" w:hAnsi="Noto Serif CJK SC" w:eastAsia="Noto Serif CJK SC" w:cs="Noto Serif CJK SC"/>
                 <w:b w:val="0"/>
                 <w:sz w:val="15"/>
               </w:rPr>
-              <w:t>T06</w:t>
             </w:r>
           </w:p>
         </w:tc>
@@ -20231,14 +20321,15 @@
             <w:pPr>
               <w:spacing w:after="0" w:line="264" w:lineRule="auto"/>
             </w:pPr>
-            <w:r/>
+            <w:r>
+              <w:t>毫米波雷达静态存在</w:t>
+            </w:r>
             <w:r>
               <w:rPr>
                 <w:rFonts w:ascii="Noto Serif CJK SC" w:hAnsi="Noto Serif CJK SC" w:eastAsia="Noto Serif CJK SC" w:cs="Noto Serif CJK SC"/>
                 <w:b w:val="0"/>
                 <w:sz w:val="15"/>
               </w:rPr>
-              <w:t>拍照登记</w:t>
             </w:r>
           </w:p>
         </w:tc>
@@ -20251,14 +20342,15 @@
             <w:pPr>
               <w:spacing w:after="0" w:line="264" w:lineRule="auto"/>
             </w:pPr>
-            <w:r/>
+            <w:r>
+              <w:t>人在冰箱前站立 30 s，随后离开</w:t>
+            </w:r>
             <w:r>
               <w:rPr>
                 <w:rFonts w:ascii="Noto Serif CJK SC" w:hAnsi="Noto Serif CJK SC" w:eastAsia="Noto Serif CJK SC" w:cs="Noto Serif CJK SC"/>
                 <w:b w:val="0"/>
                 <w:sz w:val="15"/>
               </w:rPr>
-              <w:t>拍摄 5 组常见食材</w:t>
             </w:r>
           </w:p>
         </w:tc>
@@ -20271,14 +20363,15 @@
             <w:pPr>
               <w:spacing w:after="0" w:line="264" w:lineRule="auto"/>
             </w:pPr>
-            <w:r/>
+            <w:r>
+              <w:t>能保持有人状态，离开后按阈值恢复无人</w:t>
+            </w:r>
             <w:r>
               <w:rPr>
                 <w:rFonts w:ascii="Noto Serif CJK SC" w:hAnsi="Noto Serif CJK SC" w:eastAsia="Noto Serif CJK SC" w:cs="Noto Serif CJK SC"/>
                 <w:b w:val="0"/>
                 <w:sz w:val="15"/>
               </w:rPr>
-              <w:t>至少 3 组识别可用，低置信度进入确认</w:t>
             </w:r>
           </w:p>
         </w:tc>
@@ -20293,14 +20386,15 @@
             <w:pPr>
               <w:spacing w:after="0" w:line="264" w:lineRule="auto"/>
             </w:pPr>
-            <w:r/>
+            <w:r>
+              <w:t>T07</w:t>
+            </w:r>
             <w:r>
               <w:rPr>
                 <w:rFonts w:ascii="Noto Serif CJK SC" w:hAnsi="Noto Serif CJK SC" w:eastAsia="Noto Serif CJK SC" w:cs="Noto Serif CJK SC"/>
                 <w:b w:val="0"/>
                 <w:sz w:val="15"/>
               </w:rPr>
-              <w:t>T07</w:t>
             </w:r>
           </w:p>
         </w:tc>
@@ -20313,14 +20407,15 @@
             <w:pPr>
               <w:spacing w:after="0" w:line="264" w:lineRule="auto"/>
             </w:pPr>
-            <w:r/>
+            <w:r>
+              <w:t>拍照登记</w:t>
+            </w:r>
             <w:r>
               <w:rPr>
                 <w:rFonts w:ascii="Noto Serif CJK SC" w:hAnsi="Noto Serif CJK SC" w:eastAsia="Noto Serif CJK SC" w:cs="Noto Serif CJK SC"/>
                 <w:b w:val="0"/>
                 <w:sz w:val="15"/>
               </w:rPr>
-              <w:t>语音命令</w:t>
             </w:r>
           </w:p>
         </w:tc>
@@ -20333,14 +20428,15 @@
             <w:pPr>
               <w:spacing w:after="0" w:line="264" w:lineRule="auto"/>
             </w:pPr>
-            <w:r/>
+            <w:r>
+              <w:t>使用 OV3660 拍摄 5 组常见食材</w:t>
+            </w:r>
             <w:r>
               <w:rPr>
                 <w:rFonts w:ascii="Noto Serif CJK SC" w:hAnsi="Noto Serif CJK SC" w:eastAsia="Noto Serif CJK SC" w:cs="Noto Serif CJK SC"/>
                 <w:b w:val="0"/>
                 <w:sz w:val="15"/>
               </w:rPr>
-              <w:t>说新增/删除/拍照/计时命令</w:t>
             </w:r>
           </w:p>
         </w:tc>
@@ -20353,14 +20449,15 @@
             <w:pPr>
               <w:spacing w:after="0" w:line="264" w:lineRule="auto"/>
             </w:pPr>
-            <w:r/>
+            <w:r>
+              <w:t>至少 3 组识别可用，低置信度进入确认，拍照期间系统不重启</w:t>
+            </w:r>
             <w:r>
               <w:rPr>
                 <w:rFonts w:ascii="Noto Serif CJK SC" w:hAnsi="Noto Serif CJK SC" w:eastAsia="Noto Serif CJK SC" w:cs="Noto Serif CJK SC"/>
                 <w:b w:val="0"/>
                 <w:sz w:val="15"/>
               </w:rPr>
-              <w:t>端侧或云端正确响应</w:t>
             </w:r>
           </w:p>
         </w:tc>
@@ -20375,14 +20472,15 @@
             <w:pPr>
               <w:spacing w:after="0" w:line="264" w:lineRule="auto"/>
             </w:pPr>
-            <w:r/>
+            <w:r>
+              <w:t>T08</w:t>
+            </w:r>
             <w:r>
               <w:rPr>
                 <w:rFonts w:ascii="Noto Serif CJK SC" w:hAnsi="Noto Serif CJK SC" w:eastAsia="Noto Serif CJK SC" w:cs="Noto Serif CJK SC"/>
                 <w:b w:val="0"/>
                 <w:sz w:val="15"/>
               </w:rPr>
-              <w:t>T08</w:t>
             </w:r>
           </w:p>
         </w:tc>
@@ -20395,14 +20493,15 @@
             <w:pPr>
               <w:spacing w:after="0" w:line="264" w:lineRule="auto"/>
             </w:pPr>
-            <w:r/>
+            <w:r>
+              <w:t>语音命令</w:t>
+            </w:r>
             <w:r>
               <w:rPr>
                 <w:rFonts w:ascii="Noto Serif CJK SC" w:hAnsi="Noto Serif CJK SC" w:eastAsia="Noto Serif CJK SC" w:cs="Noto Serif CJK SC"/>
                 <w:b w:val="0"/>
                 <w:sz w:val="15"/>
               </w:rPr>
-              <w:t>临期提醒</w:t>
             </w:r>
           </w:p>
         </w:tc>
@@ -20415,14 +20514,15 @@
             <w:pPr>
               <w:spacing w:after="0" w:line="264" w:lineRule="auto"/>
             </w:pPr>
-            <w:r/>
+            <w:r>
+              <w:t>说新增/删除/拍照/计时命令</w:t>
+            </w:r>
             <w:r>
               <w:rPr>
                 <w:rFonts w:ascii="Noto Serif CJK SC" w:hAnsi="Noto Serif CJK SC" w:eastAsia="Noto Serif CJK SC" w:cs="Noto Serif CJK SC"/>
                 <w:b w:val="0"/>
                 <w:sz w:val="15"/>
               </w:rPr>
-              <w:t>设置一项明日过期食材</w:t>
             </w:r>
           </w:p>
         </w:tc>
@@ -20435,14 +20535,15 @@
             <w:pPr>
               <w:spacing w:after="0" w:line="264" w:lineRule="auto"/>
             </w:pPr>
-            <w:r/>
+            <w:r>
+              <w:t>端侧或云端正确响应</w:t>
+            </w:r>
             <w:r>
               <w:rPr>
                 <w:rFonts w:ascii="Noto Serif CJK SC" w:hAnsi="Noto Serif CJK SC" w:eastAsia="Noto Serif CJK SC" w:cs="Noto Serif CJK SC"/>
                 <w:b w:val="0"/>
                 <w:sz w:val="15"/>
               </w:rPr>
-              <w:t>开门时排在提醒列表前列</w:t>
             </w:r>
           </w:p>
         </w:tc>
@@ -20457,14 +20558,15 @@
             <w:pPr>
               <w:spacing w:after="0" w:line="264" w:lineRule="auto"/>
             </w:pPr>
-            <w:r/>
+            <w:r>
+              <w:t>T09</w:t>
+            </w:r>
             <w:r>
               <w:rPr>
                 <w:rFonts w:ascii="Noto Serif CJK SC" w:hAnsi="Noto Serif CJK SC" w:eastAsia="Noto Serif CJK SC" w:cs="Noto Serif CJK SC"/>
                 <w:b w:val="0"/>
                 <w:sz w:val="15"/>
               </w:rPr>
-              <w:t>T09</w:t>
             </w:r>
           </w:p>
         </w:tc>
@@ -20477,14 +20579,15 @@
             <w:pPr>
               <w:spacing w:after="0" w:line="264" w:lineRule="auto"/>
             </w:pPr>
-            <w:r/>
+            <w:r>
+              <w:t>OTA</w:t>
+            </w:r>
             <w:r>
               <w:rPr>
                 <w:rFonts w:ascii="Noto Serif CJK SC" w:hAnsi="Noto Serif CJK SC" w:eastAsia="Noto Serif CJK SC" w:cs="Noto Serif CJK SC"/>
                 <w:b w:val="0"/>
                 <w:sz w:val="15"/>
               </w:rPr>
-              <w:t>OTA</w:t>
             </w:r>
           </w:p>
         </w:tc>
@@ -20497,14 +20600,15 @@
             <w:pPr>
               <w:spacing w:after="0" w:line="264" w:lineRule="auto"/>
             </w:pPr>
-            <w:r/>
+            <w:r>
+              <w:t>上传新版本并触发升级</w:t>
+            </w:r>
             <w:r>
               <w:rPr>
                 <w:rFonts w:ascii="Noto Serif CJK SC" w:hAnsi="Noto Serif CJK SC" w:eastAsia="Noto Serif CJK SC" w:cs="Noto Serif CJK SC"/>
                 <w:b w:val="0"/>
                 <w:sz w:val="15"/>
               </w:rPr>
-              <w:t>上传新版本并触发升级</w:t>
             </w:r>
           </w:p>
         </w:tc>
@@ -20517,14 +20621,15 @@
             <w:pPr>
               <w:spacing w:after="0" w:line="264" w:lineRule="auto"/>
             </w:pPr>
-            <w:r/>
+            <w:r>
+              <w:t>升级成功或失败自动回滚</w:t>
+            </w:r>
             <w:r>
               <w:rPr>
                 <w:rFonts w:ascii="Noto Serif CJK SC" w:hAnsi="Noto Serif CJK SC" w:eastAsia="Noto Serif CJK SC" w:cs="Noto Serif CJK SC"/>
                 <w:b w:val="0"/>
                 <w:sz w:val="15"/>
               </w:rPr>
-              <w:t>升级成功或失败自动回滚</w:t>
             </w:r>
           </w:p>
         </w:tc>
@@ -20539,14 +20644,15 @@
             <w:pPr>
               <w:spacing w:after="0" w:line="264" w:lineRule="auto"/>
             </w:pPr>
-            <w:r/>
+            <w:r>
+              <w:t>T10</w:t>
+            </w:r>
             <w:r>
               <w:rPr>
                 <w:rFonts w:ascii="Noto Serif CJK SC" w:hAnsi="Noto Serif CJK SC" w:eastAsia="Noto Serif CJK SC" w:cs="Noto Serif CJK SC"/>
                 <w:b w:val="0"/>
                 <w:sz w:val="15"/>
               </w:rPr>
-              <w:t>T10</w:t>
             </w:r>
           </w:p>
         </w:tc>
@@ -20559,14 +20665,15 @@
             <w:pPr>
               <w:spacing w:after="0" w:line="264" w:lineRule="auto"/>
             </w:pPr>
-            <w:r/>
+            <w:r>
+              <w:t>长稳测试</w:t>
+            </w:r>
             <w:r>
               <w:rPr>
                 <w:rFonts w:ascii="Noto Serif CJK SC" w:hAnsi="Noto Serif CJK SC" w:eastAsia="Noto Serif CJK SC" w:cs="Noto Serif CJK SC"/>
                 <w:b w:val="0"/>
                 <w:sz w:val="15"/>
               </w:rPr>
-              <w:t>长稳测试</w:t>
             </w:r>
           </w:p>
         </w:tc>
@@ -20579,14 +20686,15 @@
             <w:pPr>
               <w:spacing w:after="0" w:line="264" w:lineRule="auto"/>
             </w:pPr>
-            <w:r/>
+            <w:r>
+              <w:t>连续运行 4 小时</w:t>
+            </w:r>
             <w:r>
               <w:rPr>
                 <w:rFonts w:ascii="Noto Serif CJK SC" w:hAnsi="Noto Serif CJK SC" w:eastAsia="Noto Serif CJK SC" w:cs="Noto Serif CJK SC"/>
                 <w:b w:val="0"/>
                 <w:sz w:val="15"/>
               </w:rPr>
-              <w:t>连续运行 4 小时</w:t>
             </w:r>
           </w:p>
         </w:tc>
@@ -20599,14 +20707,15 @@
             <w:pPr>
               <w:spacing w:after="0" w:line="264" w:lineRule="auto"/>
             </w:pPr>
-            <w:r/>
+            <w:r>
+              <w:t>无内存泄漏导致重启，日志可查看</w:t>
+            </w:r>
             <w:r>
               <w:rPr>
                 <w:rFonts w:ascii="Noto Serif CJK SC" w:hAnsi="Noto Serif CJK SC" w:eastAsia="Noto Serif CJK SC" w:cs="Noto Serif CJK SC"/>
                 <w:b w:val="0"/>
                 <w:sz w:val="15"/>
               </w:rPr>
-              <w:t>无内存泄漏导致重启，日志可查看</w:t>
             </w:r>
           </w:p>
         </w:tc>
@@ -20927,14 +21036,14 @@
                 <w:b w:val="0"/>
                 <w:sz w:val="18"/>
               </w:rPr>
-            </w:r>
-            <w:r>
-              <w:rPr>
-                <w:rFonts w:ascii="Noto Serif CJK SC" w:hAnsi="Noto Serif CJK SC" w:eastAsia="Noto Serif CJK SC" w:cs="Noto Serif CJK SC"/>
-                <w:b w:val="0"/>
-                <w:sz w:val="18"/>
-              </w:rPr>
-              <w:t>ESP32-CAM 弱光识别差</w:t>
+              <w:t>OV3660 GPIO/PSRAM 压力</w:t>
+            </w:r>
+            <w:r>
+              <w:rPr>
+                <w:rFonts w:ascii="Noto Serif CJK SC" w:hAnsi="Noto Serif CJK SC" w:eastAsia="Noto Serif CJK SC" w:cs="Noto Serif CJK SC"/>
+                <w:b w:val="0"/>
+                <w:sz w:val="18"/>
+              </w:rPr>
             </w:r>
           </w:p>
         </w:tc>
@@ -20953,14 +21062,14 @@
                 <w:b w:val="0"/>
                 <w:sz w:val="18"/>
               </w:rPr>
-            </w:r>
-            <w:r>
-              <w:rPr>
-                <w:rFonts w:ascii="Noto Serif CJK SC" w:hAnsi="Noto Serif CJK SC" w:eastAsia="Noto Serif CJK SC" w:cs="Noto Serif CJK SC"/>
-                <w:b w:val="0"/>
-                <w:sz w:val="18"/>
-              </w:rPr>
-              <w:t>食材识别失败</w:t>
+              <w:t>拍照失败、UI 卡顿或网络抖动</w:t>
+            </w:r>
+            <w:r>
+              <w:rPr>
+                <w:rFonts w:ascii="Noto Serif CJK SC" w:hAnsi="Noto Serif CJK SC" w:eastAsia="Noto Serif CJK SC" w:cs="Noto Serif CJK SC"/>
+                <w:b w:val="0"/>
+                <w:sz w:val="18"/>
+              </w:rPr>
             </w:r>
           </w:p>
         </w:tc>
@@ -20979,14 +21088,14 @@
                 <w:b w:val="0"/>
                 <w:sz w:val="18"/>
               </w:rPr>
-            </w:r>
-            <w:r>
-              <w:rPr>
-                <w:rFonts w:ascii="Noto Serif CJK SC" w:hAnsi="Noto Serif CJK SC" w:eastAsia="Noto Serif CJK SC" w:cs="Noto Serif CJK SC"/>
-                <w:b w:val="0"/>
-                <w:sz w:val="18"/>
-              </w:rPr>
-              <w:t>补光、固定拍摄距离、提示用户把食材放入框内、准备 Mock 结果</w:t>
+              <w:t>引脚实物复核；低分辨率起步；拍照期间监控 heap/PSRAM；必要时降低 JPEG 质量</w:t>
+            </w:r>
+            <w:r>
+              <w:rPr>
+                <w:rFonts w:ascii="Noto Serif CJK SC" w:hAnsi="Noto Serif CJK SC" w:eastAsia="Noto Serif CJK SC" w:cs="Noto Serif CJK SC"/>
+                <w:b w:val="0"/>
+                <w:sz w:val="18"/>
+              </w:rPr>
             </w:r>
           </w:p>
         </w:tc>
@@ -21167,14 +21276,14 @@
                 <w:b w:val="0"/>
                 <w:sz w:val="18"/>
               </w:rPr>
-            </w:r>
-            <w:r>
-              <w:rPr>
-                <w:rFonts w:ascii="Noto Serif CJK SC" w:hAnsi="Noto Serif CJK SC" w:eastAsia="Noto Serif CJK SC" w:cs="Noto Serif CJK SC"/>
-                <w:b w:val="0"/>
-                <w:sz w:val="18"/>
-              </w:rPr>
-              <w:t>冰箱金属影响 Wi-Fi</w:t>
+              <w:t>冰箱金属影响 Wi-Fi 和雷达</w:t>
+            </w:r>
+            <w:r>
+              <w:rPr>
+                <w:rFonts w:ascii="Noto Serif CJK SC" w:hAnsi="Noto Serif CJK SC" w:eastAsia="Noto Serif CJK SC" w:cs="Noto Serif CJK SC"/>
+                <w:b w:val="0"/>
+                <w:sz w:val="18"/>
+              </w:rPr>
             </w:r>
           </w:p>
         </w:tc>
@@ -21193,14 +21302,14 @@
                 <w:b w:val="0"/>
                 <w:sz w:val="18"/>
               </w:rPr>
-            </w:r>
-            <w:r>
-              <w:rPr>
-                <w:rFonts w:ascii="Noto Serif CJK SC" w:hAnsi="Noto Serif CJK SC" w:eastAsia="Noto Serif CJK SC" w:cs="Noto Serif CJK SC"/>
-                <w:b w:val="0"/>
-                <w:sz w:val="18"/>
-              </w:rPr>
-              <w:t>掉线</w:t>
+              <w:t>掉线、雷达盲区或反射误触发</w:t>
+            </w:r>
+            <w:r>
+              <w:rPr>
+                <w:rFonts w:ascii="Noto Serif CJK SC" w:hAnsi="Noto Serif CJK SC" w:eastAsia="Noto Serif CJK SC" w:cs="Noto Serif CJK SC"/>
+                <w:b w:val="0"/>
+                <w:sz w:val="18"/>
+              </w:rPr>
             </w:r>
           </w:p>
         </w:tc>
@@ -21219,14 +21328,14 @@
                 <w:b w:val="0"/>
                 <w:sz w:val="18"/>
               </w:rPr>
-            </w:r>
-            <w:r>
-              <w:rPr>
-                <w:rFonts w:ascii="Noto Serif CJK SC" w:hAnsi="Noto Serif CJK SC" w:eastAsia="Noto Serif CJK SC" w:cs="Noto Serif CJK SC"/>
-                <w:b w:val="0"/>
-                <w:sz w:val="18"/>
-              </w:rPr>
-              <w:t>天线远离金属面、外壳垫高、摄像头外置、使用 2.4GHz 热点</w:t>
+              <w:t>天线远离金属面；雷达前方使用塑料窗口；设置距离门限和保持时间</w:t>
+            </w:r>
+            <w:r>
+              <w:rPr>
+                <w:rFonts w:ascii="Noto Serif CJK SC" w:hAnsi="Noto Serif CJK SC" w:eastAsia="Noto Serif CJK SC" w:cs="Noto Serif CJK SC"/>
+                <w:b w:val="0"/>
+                <w:sz w:val="18"/>
+              </w:rPr>
             </w:r>
           </w:p>
         </w:tc>
@@ -21247,15 +21356,15 @@
                 <w:b w:val="0"/>
                 <w:sz w:val="18"/>
               </w:rPr>
-            </w:r>
-            <w:r>
-              <w:rPr>
-                <w:rFonts w:ascii="Noto Serif CJK SC" w:hAnsi="Noto Serif CJK SC" w:eastAsia="Noto Serif CJK SC" w:cs="Noto Serif CJK SC"/>
-                <w:b w:val="0"/>
-                <w:sz w:val="18"/>
-              </w:rPr>
               <w:t>电源不稳</w:t>
             </w:r>
+            <w:r>
+              <w:rPr>
+                <w:rFonts w:ascii="Noto Serif CJK SC" w:hAnsi="Noto Serif CJK SC" w:eastAsia="Noto Serif CJK SC" w:cs="Noto Serif CJK SC"/>
+                <w:b w:val="0"/>
+                <w:sz w:val="18"/>
+              </w:rPr>
+            </w:r>
           </w:p>
         </w:tc>
         <w:tc>
@@ -21273,15 +21382,15 @@
                 <w:b w:val="0"/>
                 <w:sz w:val="18"/>
               </w:rPr>
-            </w:r>
-            <w:r>
-              <w:rPr>
-                <w:rFonts w:ascii="Noto Serif CJK SC" w:hAnsi="Noto Serif CJK SC" w:eastAsia="Noto Serif CJK SC" w:cs="Noto Serif CJK SC"/>
-                <w:b w:val="0"/>
-                <w:sz w:val="18"/>
-              </w:rPr>
               <w:t>重启/棕断</w:t>
             </w:r>
+            <w:r>
+              <w:rPr>
+                <w:rFonts w:ascii="Noto Serif CJK SC" w:hAnsi="Noto Serif CJK SC" w:eastAsia="Noto Serif CJK SC" w:cs="Noto Serif CJK SC"/>
+                <w:b w:val="0"/>
+                <w:sz w:val="18"/>
+              </w:rPr>
+            </w:r>
           </w:p>
         </w:tc>
         <w:tc>
@@ -21299,14 +21408,14 @@
                 <w:b w:val="0"/>
                 <w:sz w:val="18"/>
               </w:rPr>
-            </w:r>
-            <w:r>
-              <w:rPr>
-                <w:rFonts w:ascii="Noto Serif CJK SC" w:hAnsi="Noto Serif CJK SC" w:eastAsia="Noto Serif CJK SC" w:cs="Noto Serif CJK SC"/>
-                <w:b w:val="0"/>
-                <w:sz w:val="18"/>
-              </w:rPr>
-              <w:t>5V 2A 供电，屏幕背光限流，ESP32-CAM 单独供电或共地</w:t>
+              <w:t>5V 2A 供电，屏幕背光限流，OV3660、毫米波雷达和主控共地</w:t>
+            </w:r>
+            <w:r>
+              <w:rPr>
+                <w:rFonts w:ascii="Noto Serif CJK SC" w:hAnsi="Noto Serif CJK SC" w:eastAsia="Noto Serif CJK SC" w:cs="Noto Serif CJK SC"/>
+                <w:b w:val="0"/>
+                <w:sz w:val="18"/>
+              </w:rPr>
             </w:r>
           </w:p>
         </w:tc>
@@ -21404,14 +21513,14 @@
                 <w:b w:val="0"/>
                 <w:sz w:val="18"/>
               </w:rPr>
-            </w:r>
-            <w:r>
-              <w:rPr>
-                <w:rFonts w:ascii="Noto Serif CJK SC" w:hAnsi="Noto Serif CJK SC" w:eastAsia="Noto Serif CJK SC"/>
-                <w:b w:val="0"/>
-                <w:sz w:val="18"/>
-              </w:rPr>
-              <w:t>ESP32-CAM TF 卡读写失败或容量不足</w:t>
+              <w:t>无 TF/SD 卡图片缓存</w:t>
+            </w:r>
+            <w:r>
+              <w:rPr>
+                <w:rFonts w:ascii="Noto Serif CJK SC" w:hAnsi="Noto Serif CJK SC" w:eastAsia="Noto Serif CJK SC"/>
+                <w:b w:val="0"/>
+                <w:sz w:val="18"/>
+              </w:rPr>
             </w:r>
           </w:p>
         </w:tc>
@@ -21427,14 +21536,14 @@
                 <w:b w:val="0"/>
                 <w:sz w:val="18"/>
               </w:rPr>
-            </w:r>
-            <w:r>
-              <w:rPr>
-                <w:rFonts w:ascii="Noto Serif CJK SC" w:hAnsi="Noto Serif CJK SC" w:eastAsia="Noto Serif CJK SC"/>
-                <w:b w:val="0"/>
-                <w:sz w:val="18"/>
-              </w:rPr>
-              <w:t>图片缓存丢失、离线上传队列失效</w:t>
+              <w:t>离线时不能长期保存图片原图</w:t>
+            </w:r>
+            <w:r>
+              <w:rPr>
+                <w:rFonts w:ascii="Noto Serif CJK SC" w:hAnsi="Noto Serif CJK SC" w:eastAsia="Noto Serif CJK SC"/>
+                <w:b w:val="0"/>
+                <w:sz w:val="18"/>
+              </w:rPr>
             </w:r>
           </w:p>
         </w:tc>
@@ -21450,14 +21559,14 @@
                 <w:b w:val="0"/>
                 <w:sz w:val="18"/>
               </w:rPr>
-            </w:r>
-            <w:r>
-              <w:rPr>
-                <w:rFonts w:ascii="Noto Serif CJK SC" w:hAnsi="Noto Serif CJK SC" w:eastAsia="Noto Serif CJK SC"/>
-                <w:b w:val="0"/>
-                <w:sz w:val="18"/>
-              </w:rPr>
-              <w:t>启动时检测 TF 卡；使用循环覆盖；保存 metadata 与 sha256；无卡时降级为直接上传</w:t>
+              <w:t>离线只保留任务状态和错误码；恢复网络后提示重新拍照或重试上传</w:t>
+            </w:r>
+            <w:r>
+              <w:rPr>
+                <w:rFonts w:ascii="Noto Serif CJK SC" w:hAnsi="Noto Serif CJK SC" w:eastAsia="Noto Serif CJK SC"/>
+                <w:b w:val="0"/>
+                <w:sz w:val="18"/>
+              </w:rPr>
             </w:r>
           </w:p>
         </w:tc>
@@ -21716,15 +21825,15 @@
                 <w:b w:val="0"/>
                 <w:sz w:val="18"/>
               </w:rPr>
-            </w:r>
-            <w:r>
-              <w:rPr>
-                <w:rFonts w:ascii="Noto Serif CJK SC" w:hAnsi="Noto Serif CJK SC" w:eastAsia="Noto Serif CJK SC" w:cs="Noto Serif CJK SC"/>
-                <w:b w:val="0"/>
-                <w:sz w:val="18"/>
-              </w:rPr>
               <w:t>M1 硬件点亮</w:t>
             </w:r>
+            <w:r>
+              <w:rPr>
+                <w:rFonts w:ascii="Noto Serif CJK SC" w:hAnsi="Noto Serif CJK SC" w:eastAsia="Noto Serif CJK SC" w:cs="Noto Serif CJK SC"/>
+                <w:b w:val="0"/>
+                <w:sz w:val="18"/>
+              </w:rPr>
+            </w:r>
           </w:p>
         </w:tc>
         <w:tc>
@@ -21742,15 +21851,15 @@
                 <w:b w:val="0"/>
                 <w:sz w:val="18"/>
               </w:rPr>
-            </w:r>
-            <w:r>
-              <w:rPr>
-                <w:rFonts w:ascii="Noto Serif CJK SC" w:hAnsi="Noto Serif CJK SC" w:eastAsia="Noto Serif CJK SC" w:cs="Noto Serif CJK SC"/>
-                <w:b w:val="0"/>
-                <w:sz w:val="18"/>
-              </w:rPr>
               <w:t>第1周</w:t>
             </w:r>
+            <w:r>
+              <w:rPr>
+                <w:rFonts w:ascii="Noto Serif CJK SC" w:hAnsi="Noto Serif CJK SC" w:eastAsia="Noto Serif CJK SC" w:cs="Noto Serif CJK SC"/>
+                <w:b w:val="0"/>
+                <w:sz w:val="18"/>
+              </w:rPr>
+            </w:r>
           </w:p>
         </w:tc>
         <w:tc>
@@ -21768,14 +21877,14 @@
                 <w:b w:val="0"/>
                 <w:sz w:val="18"/>
               </w:rPr>
-            </w:r>
-            <w:r>
-              <w:rPr>
-                <w:rFonts w:ascii="Noto Serif CJK SC" w:hAnsi="Noto Serif CJK SC" w:eastAsia="Noto Serif CJK SC" w:cs="Noto Serif CJK SC"/>
-                <w:b w:val="0"/>
-                <w:sz w:val="18"/>
-              </w:rPr>
-              <w:t>ESP32-S3、屏幕、I2C 传感器、ESP32-CAM 单独跑通</w:t>
+              <w:t>ESP32-S3、屏幕、I2C 传感器、毫米波雷达、OV3660 单项跑通</w:t>
+            </w:r>
+            <w:r>
+              <w:rPr>
+                <w:rFonts w:ascii="Noto Serif CJK SC" w:hAnsi="Noto Serif CJK SC" w:eastAsia="Noto Serif CJK SC" w:cs="Noto Serif CJK SC"/>
+                <w:b w:val="0"/>
+                <w:sz w:val="18"/>
+              </w:rPr>
             </w:r>
           </w:p>
         </w:tc>
@@ -21794,14 +21903,14 @@
                 <w:b w:val="0"/>
                 <w:sz w:val="18"/>
               </w:rPr>
-            </w:r>
-            <w:r>
-              <w:rPr>
-                <w:rFonts w:ascii="Noto Serif CJK SC" w:hAnsi="Noto Serif CJK SC" w:eastAsia="Noto Serif CJK SC" w:cs="Noto Serif CJK SC"/>
-                <w:b w:val="0"/>
-                <w:sz w:val="18"/>
-              </w:rPr>
               <w:t>点亮屏幕视频、传感器日志、拍照样张</w:t>
+            </w:r>
+            <w:r>
+              <w:rPr>
+                <w:rFonts w:ascii="Noto Serif CJK SC" w:hAnsi="Noto Serif CJK SC" w:eastAsia="Noto Serif CJK SC" w:cs="Noto Serif CJK SC"/>
+                <w:b w:val="0"/>
+                <w:sz w:val="18"/>
+              </w:rPr>
             </w:r>
           </w:p>
         </w:tc>
@@ -22532,14 +22641,15 @@
             <w:pPr>
               <w:spacing w:after="0" w:line="264" w:lineRule="auto"/>
             </w:pPr>
-            <w:r/>
+            <w:r>
+              <w:t>硬件与结构</w:t>
+            </w:r>
             <w:r>
               <w:rPr>
                 <w:rFonts w:ascii="Noto Serif CJK SC" w:hAnsi="Noto Serif CJK SC" w:eastAsia="Noto Serif CJK SC" w:cs="Noto Serif CJK SC"/>
                 <w:b w:val="0"/>
                 <w:sz w:val="17"/>
               </w:rPr>
-              <w:t>硬件与结构</w:t>
             </w:r>
           </w:p>
         </w:tc>
@@ -22552,14 +22662,15 @@
             <w:pPr>
               <w:spacing w:after="0" w:line="264" w:lineRule="auto"/>
             </w:pPr>
-            <w:r/>
+            <w:r>
+              <w:t>屏幕/传感器接线、电源、外壳、OV3660 摄像头窗口、毫米波雷达窗口、可靠性测试</w:t>
+            </w:r>
             <w:r>
               <w:rPr>
                 <w:rFonts w:ascii="Noto Serif CJK SC" w:hAnsi="Noto Serif CJK SC" w:eastAsia="Noto Serif CJK SC" w:cs="Noto Serif CJK SC"/>
                 <w:b w:val="0"/>
                 <w:sz w:val="17"/>
               </w:rPr>
-              <w:t>屏幕/传感器接线、电源、外壳、摄像头夹具、可靠性测试</w:t>
             </w:r>
           </w:p>
         </w:tc>
@@ -22572,14 +22683,15 @@
             <w:pPr>
               <w:spacing w:after="0" w:line="264" w:lineRule="auto"/>
             </w:pPr>
-            <w:r/>
+            <w:r>
+              <w:t>接线图、BOM、外壳模型、硬件测试记录</w:t>
+            </w:r>
             <w:r>
               <w:rPr>
                 <w:rFonts w:ascii="Noto Serif CJK SC" w:hAnsi="Noto Serif CJK SC" w:eastAsia="Noto Serif CJK SC" w:cs="Noto Serif CJK SC"/>
                 <w:b w:val="0"/>
                 <w:sz w:val="17"/>
               </w:rPr>
-              <w:t>接线图、BOM、外壳模型、硬件测试记录</w:t>
             </w:r>
           </w:p>
         </w:tc>
@@ -22594,14 +22706,15 @@
             <w:pPr>
               <w:spacing w:after="0" w:line="264" w:lineRule="auto"/>
             </w:pPr>
-            <w:r/>
+            <w:r>
+              <w:t>端侧固件</w:t>
+            </w:r>
             <w:r>
               <w:rPr>
                 <w:rFonts w:ascii="Noto Serif CJK SC" w:hAnsi="Noto Serif CJK SC" w:eastAsia="Noto Serif CJK SC" w:cs="Noto Serif CJK SC"/>
                 <w:b w:val="0"/>
                 <w:sz w:val="17"/>
               </w:rPr>
-              <w:t>端侧固件</w:t>
             </w:r>
           </w:p>
         </w:tc>
@@ -22614,14 +22727,15 @@
             <w:pPr>
               <w:spacing w:after="0" w:line="264" w:lineRule="auto"/>
             </w:pPr>
-            <w:r/>
+            <w:r>
+              <w:t>ESP-IDF、LVGL、状态机、MQTT、NVS、OTA、OV3660 拍照链路</w:t>
+            </w:r>
             <w:r>
               <w:rPr>
                 <w:rFonts w:ascii="Noto Serif CJK SC" w:hAnsi="Noto Serif CJK SC" w:eastAsia="Noto Serif CJK SC" w:cs="Noto Serif CJK SC"/>
                 <w:b w:val="0"/>
                 <w:sz w:val="17"/>
               </w:rPr>
-              <w:t>ESP-IDF、LVGL、状态机、MQTT、NVS、OTA</w:t>
             </w:r>
           </w:p>
         </w:tc>
@@ -22634,14 +22748,15 @@
             <w:pPr>
               <w:spacing w:after="0" w:line="264" w:lineRule="auto"/>
             </w:pPr>
-            <w:r/>
+            <w:r>
+              <w:t>主设备固件、摄像头组件、日志工具</w:t>
+            </w:r>
             <w:r>
               <w:rPr>
                 <w:rFonts w:ascii="Noto Serif CJK SC" w:hAnsi="Noto Serif CJK SC" w:eastAsia="Noto Serif CJK SC" w:cs="Noto Serif CJK SC"/>
                 <w:b w:val="0"/>
                 <w:sz w:val="17"/>
               </w:rPr>
-              <w:t>主设备固件、摄像头固件、日志工具</w:t>
             </w:r>
           </w:p>
         </w:tc>
@@ -23151,15 +23266,15 @@
                 <w:b w:val="0"/>
                 <w:sz w:val="18"/>
               </w:rPr>
-            </w:r>
-            <w:r>
-              <w:rPr>
-                <w:rFonts w:ascii="Noto Serif CJK SC" w:hAnsi="Noto Serif CJK SC" w:eastAsia="Noto Serif CJK SC" w:cs="Noto Serif CJK SC"/>
-                <w:b w:val="0"/>
-                <w:sz w:val="18"/>
-              </w:rPr>
               <w:t>摄像头</w:t>
             </w:r>
+            <w:r>
+              <w:rPr>
+                <w:rFonts w:ascii="Noto Serif CJK SC" w:hAnsi="Noto Serif CJK SC" w:eastAsia="Noto Serif CJK SC" w:cs="Noto Serif CJK SC"/>
+                <w:b w:val="0"/>
+                <w:sz w:val="18"/>
+              </w:rPr>
+            </w:r>
           </w:p>
         </w:tc>
         <w:tc>
@@ -23177,14 +23292,14 @@
                 <w:b w:val="0"/>
                 <w:sz w:val="18"/>
               </w:rPr>
-            </w:r>
-            <w:r>
-              <w:rPr>
-                <w:rFonts w:ascii="Noto Serif CJK SC" w:hAnsi="Noto Serif CJK SC" w:eastAsia="Noto Serif CJK SC" w:cs="Noto Serif CJK SC"/>
-                <w:b w:val="0"/>
-                <w:sz w:val="18"/>
-              </w:rPr>
-              <w:t>ESP32-CAM + OV2640</w:t>
+              <w:t>OV3660 摄像头模组</w:t>
+            </w:r>
+            <w:r>
+              <w:rPr>
+                <w:rFonts w:ascii="Noto Serif CJK SC" w:hAnsi="Noto Serif CJK SC" w:eastAsia="Noto Serif CJK SC" w:cs="Noto Serif CJK SC"/>
+                <w:b w:val="0"/>
+                <w:sz w:val="18"/>
+              </w:rPr>
             </w:r>
           </w:p>
         </w:tc>
@@ -23203,15 +23318,15 @@
                 <w:b w:val="0"/>
                 <w:sz w:val="18"/>
               </w:rPr>
-            </w:r>
-            <w:r>
-              <w:rPr>
-                <w:rFonts w:ascii="Noto Serif CJK SC" w:hAnsi="Noto Serif CJK SC" w:eastAsia="Noto Serif CJK SC" w:cs="Noto Serif CJK SC"/>
-                <w:b w:val="0"/>
-                <w:sz w:val="18"/>
-              </w:rPr>
               <w:t>1</w:t>
             </w:r>
+            <w:r>
+              <w:rPr>
+                <w:rFonts w:ascii="Noto Serif CJK SC" w:hAnsi="Noto Serif CJK SC" w:eastAsia="Noto Serif CJK SC" w:cs="Noto Serif CJK SC"/>
+                <w:b w:val="0"/>
+                <w:sz w:val="18"/>
+              </w:rPr>
+            </w:r>
           </w:p>
         </w:tc>
         <w:tc>
@@ -23229,14 +23344,14 @@
                 <w:b w:val="0"/>
                 <w:sz w:val="18"/>
               </w:rPr>
-            </w:r>
-            <w:r>
-              <w:rPr>
-                <w:rFonts w:ascii="Noto Serif CJK SC" w:hAnsi="Noto Serif CJK SC" w:eastAsia="Noto Serif CJK SC" w:cs="Noto Serif CJK SC"/>
-                <w:b w:val="0"/>
-                <w:sz w:val="18"/>
-              </w:rPr>
-              <w:t>独立子设备</w:t>
+              <w:t>直连 ESP32-S3，具体排线和引脚需实物确认</w:t>
+            </w:r>
+            <w:r>
+              <w:rPr>
+                <w:rFonts w:ascii="Noto Serif CJK SC" w:hAnsi="Noto Serif CJK SC" w:eastAsia="Noto Serif CJK SC" w:cs="Noto Serif CJK SC"/>
+                <w:b w:val="0"/>
+                <w:sz w:val="18"/>
+              </w:rPr>
             </w:r>
           </w:p>
         </w:tc>
@@ -23469,15 +23584,15 @@
                 <w:b w:val="0"/>
                 <w:sz w:val="18"/>
               </w:rPr>
-            </w:r>
-            <w:r>
-              <w:rPr>
-                <w:rFonts w:ascii="Noto Serif CJK SC" w:hAnsi="Noto Serif CJK SC" w:eastAsia="Noto Serif CJK SC" w:cs="Noto Serif CJK SC"/>
-                <w:b w:val="0"/>
-                <w:sz w:val="18"/>
-              </w:rPr>
               <w:t>传感器</w:t>
             </w:r>
+            <w:r>
+              <w:rPr>
+                <w:rFonts w:ascii="Noto Serif CJK SC" w:hAnsi="Noto Serif CJK SC" w:eastAsia="Noto Serif CJK SC" w:cs="Noto Serif CJK SC"/>
+                <w:b w:val="0"/>
+                <w:sz w:val="18"/>
+              </w:rPr>
+            </w:r>
           </w:p>
         </w:tc>
         <w:tc>
@@ -23495,14 +23610,14 @@
                 <w:b w:val="0"/>
                 <w:sz w:val="18"/>
               </w:rPr>
-            </w:r>
-            <w:r>
-              <w:rPr>
-                <w:rFonts w:ascii="Noto Serif CJK SC" w:hAnsi="Noto Serif CJK SC" w:eastAsia="Noto Serif CJK SC" w:cs="Noto Serif CJK SC"/>
-                <w:b w:val="0"/>
-                <w:sz w:val="18"/>
-              </w:rPr>
-              <w:t>PIR 人体感应模块</w:t>
+              <w:t>HLK-LD2410C/LD2410B 或同类 24GHz/25GHz 人体存在毫米波雷达</w:t>
+            </w:r>
+            <w:r>
+              <w:rPr>
+                <w:rFonts w:ascii="Noto Serif CJK SC" w:hAnsi="Noto Serif CJK SC" w:eastAsia="Noto Serif CJK SC" w:cs="Noto Serif CJK SC"/>
+                <w:b w:val="0"/>
+                <w:sz w:val="18"/>
+              </w:rPr>
             </w:r>
           </w:p>
         </w:tc>
@@ -23521,15 +23636,15 @@
                 <w:b w:val="0"/>
                 <w:sz w:val="18"/>
               </w:rPr>
-            </w:r>
-            <w:r>
-              <w:rPr>
-                <w:rFonts w:ascii="Noto Serif CJK SC" w:hAnsi="Noto Serif CJK SC" w:eastAsia="Noto Serif CJK SC" w:cs="Noto Serif CJK SC"/>
-                <w:b w:val="0"/>
-                <w:sz w:val="18"/>
-              </w:rPr>
               <w:t>1</w:t>
             </w:r>
+            <w:r>
+              <w:rPr>
+                <w:rFonts w:ascii="Noto Serif CJK SC" w:hAnsi="Noto Serif CJK SC" w:eastAsia="Noto Serif CJK SC" w:cs="Noto Serif CJK SC"/>
+                <w:b w:val="0"/>
+                <w:sz w:val="18"/>
+              </w:rPr>
+            </w:r>
           </w:p>
         </w:tc>
         <w:tc>
@@ -23547,14 +23662,14 @@
                 <w:b w:val="0"/>
                 <w:sz w:val="18"/>
               </w:rPr>
-            </w:r>
-            <w:r>
-              <w:rPr>
-                <w:rFonts w:ascii="Noto Serif CJK SC" w:hAnsi="Noto Serif CJK SC" w:eastAsia="Noto Serif CJK SC" w:cs="Noto Serif CJK SC"/>
-                <w:b w:val="0"/>
-                <w:sz w:val="18"/>
-              </w:rPr>
-              <w:t>靠近唤醒</w:t>
+              <w:t>靠近唤醒、静态存在和夜间无人判断</w:t>
+            </w:r>
+            <w:r>
+              <w:rPr>
+                <w:rFonts w:ascii="Noto Serif CJK SC" w:hAnsi="Noto Serif CJK SC" w:eastAsia="Noto Serif CJK SC" w:cs="Noto Serif CJK SC"/>
+                <w:b w:val="0"/>
+                <w:sz w:val="18"/>
+              </w:rPr>
             </w:r>
           </w:p>
         </w:tc>
@@ -23996,14 +24111,14 @@
                 <w:b w:val="0"/>
                 <w:sz w:val="18"/>
               </w:rPr>
-            </w:r>
-            <w:r>
-              <w:rPr>
-                <w:rFonts w:ascii="Noto Serif CJK SC" w:hAnsi="Noto Serif CJK SC" w:eastAsia="Noto Serif CJK SC"/>
-                <w:b w:val="0"/>
-                <w:sz w:val="18"/>
-              </w:rPr>
-              <w:t>存储</w:t>
+              <w:t>结构/隐私</w:t>
+            </w:r>
+            <w:r>
+              <w:rPr>
+                <w:rFonts w:ascii="Noto Serif CJK SC" w:hAnsi="Noto Serif CJK SC" w:eastAsia="Noto Serif CJK SC"/>
+                <w:b w:val="0"/>
+                <w:sz w:val="18"/>
+              </w:rPr>
             </w:r>
           </w:p>
         </w:tc>
@@ -24019,14 +24134,14 @@
                 <w:b w:val="0"/>
                 <w:sz w:val="18"/>
               </w:rPr>
-            </w:r>
-            <w:r>
-              <w:rPr>
-                <w:rFonts w:ascii="Noto Serif CJK SC" w:hAnsi="Noto Serif CJK SC" w:eastAsia="Noto Serif CJK SC"/>
-                <w:b w:val="0"/>
-                <w:sz w:val="18"/>
-              </w:rPr>
-              <w:t>microSD/TF 卡（8GB~16GB 即可）</w:t>
+              <w:t>摄像头窗口、雷达塑料窗口、物理遮挡片</w:t>
+            </w:r>
+            <w:r>
+              <w:rPr>
+                <w:rFonts w:ascii="Noto Serif CJK SC" w:hAnsi="Noto Serif CJK SC" w:eastAsia="Noto Serif CJK SC"/>
+                <w:b w:val="0"/>
+                <w:sz w:val="18"/>
+              </w:rPr>
             </w:r>
           </w:p>
         </w:tc>
@@ -24042,14 +24157,14 @@
                 <w:b w:val="0"/>
                 <w:sz w:val="18"/>
               </w:rPr>
-            </w:r>
-            <w:r>
-              <w:rPr>
-                <w:rFonts w:ascii="Noto Serif CJK SC" w:hAnsi="Noto Serif CJK SC" w:eastAsia="Noto Serif CJK SC"/>
-                <w:b w:val="0"/>
-                <w:sz w:val="18"/>
-              </w:rPr>
-              <w:t>1</w:t>
+              <w:t>1套</w:t>
+            </w:r>
+            <w:r>
+              <w:rPr>
+                <w:rFonts w:ascii="Noto Serif CJK SC" w:hAnsi="Noto Serif CJK SC" w:eastAsia="Noto Serif CJK SC"/>
+                <w:b w:val="0"/>
+                <w:sz w:val="18"/>
+              </w:rPr>
             </w:r>
           </w:p>
         </w:tc>
@@ -24065,14 +24180,14 @@
                 <w:b w:val="0"/>
                 <w:sz w:val="18"/>
               </w:rPr>
-            </w:r>
-            <w:r>
-              <w:rPr>
-                <w:rFonts w:ascii="Noto Serif CJK SC" w:hAnsi="Noto Serif CJK SC" w:eastAsia="Noto Serif CJK SC"/>
-                <w:b w:val="0"/>
-                <w:sz w:val="18"/>
-              </w:rPr>
-              <w:t>插入 ESP32-CAM，用于图片、元数据和上传队列缓存</w:t>
+              <w:t>不新增 TF/SD 卡；用于安装、保护和隐私提示</w:t>
+            </w:r>
+            <w:r>
+              <w:rPr>
+                <w:rFonts w:ascii="Noto Serif CJK SC" w:hAnsi="Noto Serif CJK SC" w:eastAsia="Noto Serif CJK SC"/>
+                <w:b w:val="0"/>
+                <w:sz w:val="18"/>
+              </w:rPr>
             </w:r>
           </w:p>
         </w:tc>
@@ -24108,7 +24223,7 @@
           <w:b w:val="0"/>
           <w:sz w:val="21"/>
         </w:rPr>
-        <w:t>“冰箱小精灵”方案以普通冰箱的后装智能化为目标，围绕食材登记、临期提醒、菜谱推荐和情境交互构建完整闭环。技术上，方案充分利用 ESP32-S3 的 Wi-Fi、丰富外设和乐鑫生态，把实时性强、可确定的逻辑放在端侧，把识别和推理放在云端大模型，把重图像采集任务分配给 ESP32-CAM 子设备，从而降低主控负担并提高可行性。</w:t>
+        <w:t>“冰箱小精灵”方案以普通冰箱的后装智能化为目标，围绕食材登记、临期提醒、菜谱推荐和情境交互构建完整闭环。技术上，方案充分利用 ESP32-S3 的 Wi-Fi、丰富外设和乐鑫生态，把实时性强、可确定的逻辑放在端侧，把识别和推理放在云端大模型，并由主控直接管理 OV3660 图像采集与上传链路，从而降低系统节点数量并提高集成一致性。</w:t>
       </w:r>
     </w:p>
     <w:p>
@@ -24116,7 +24231,7 @@
         <w:rPr>
           <w:rFonts w:ascii="Noto Serif CJK SC" w:hAnsi="Noto Serif CJK SC" w:eastAsia="Noto Serif CJK SC"/>
         </w:rPr>
-        <w:t>该方案的核心亮点包括：多传感器融合的开门瞬时提醒、720×720 方形屏的情绪化厨房 HMI、拍照/语音/小程序三入口库存管理、主控本地库存与存储位置缓存、ESP32-CAM TF 卡图片缓存与离线补传、九宫格/四宫格/单位置的位置管理模型、结构化 LLM 输出与规则后处理、断网可用的本地提醒、适合答辩展示的端云完整链路。若按本文里程碑推进，作品可在本科竞赛周期内完成可演示原型，并具备扩展为自制 PCB、更多传感器和更完善家庭服务的空间。</w:t>
+        <w:t>该方案的核心亮点包括：多传感器融合的开门瞬时提醒、720×720 方形屏的情绪化厨房 HMI、拍照/语音/小程序三入口库存管理、主控本地库存与存储位置缓存、OV3660 主控直连拍照链路、24GHz/25GHz 人体存在毫米波雷达靠近唤醒、九宫格/四宫格/单位置的位置管理模型、结构化 LLM 输出与规则后处理、断网可用的本地提醒、适合答辩展示的端云完整链路。若按本文里程碑推进，作品可在本科竞赛周期内完成可演示原型，并具备扩展为自制 PCB、更多传感器和更完善家庭服务的空间。</w:t>
       </w:r>
     </w:p>
     <w:p>
@@ -24221,7 +24336,7 @@
           <w:rFonts w:ascii="Noto Serif CJK SC" w:hAnsi="Noto Serif CJK SC" w:eastAsia="Noto Serif CJK SC" w:cs="Noto Serif CJK SC"/>
           <w:sz w:val="19"/>
         </w:rPr>
-        <w:t>[7] Espressif Component Registry：esp32-camera 组件与 OV2640 支持说明。</w:t>
+        <w:t>[7] Espressif Component Registry：esp32-camera 组件与 OV3660/常见 DVP 摄像头接入参考。</w:t>
       </w:r>
     </w:p>
     <w:p>
@@ -24234,7 +24349,7 @@
           <w:rFonts w:ascii="Noto Serif CJK SC" w:hAnsi="Noto Serif CJK SC" w:eastAsia="Noto Serif CJK SC" w:cs="Noto Serif CJK SC"/>
           <w:sz w:val="19"/>
         </w:rPr>
-        <w:t>[8] Ai-Thinker：ESP32-CAM Wi-Fi+BT SoC 模组产品规格书。</w:t>
+        <w:t>[8] Hi-Link：HLK-LD2410C/LD2410B 24GHz 人体存在毫米波雷达模块资料。</w:t>
       </w:r>
     </w:p>
     <w:p>
